--- a/Progress Report.docx
+++ b/Progress Report.docx
@@ -68,17 +68,236 @@
     </w:p>
     <w:p>
       <w:r>
-        <w:t>Mainfreight operates across multiple departments, including operations, warehousing, and customer service, to manage freight and logistics activities. The organisation relies on complex software systems to coordinate shipment operations, manage workflows, and support strategic decision-making.</w:t>
-      </w:r>
-    </w:p>
-    <w:p>
-      <w:r>
-        <w:t>However, due to the scale and complexity of logistics operations, the lack of a well-structured and integrated system can lead to poor visibility of shipment status, delays in communication between departments, and inconsistencies in operational data. These issues contribute to poor maintainability, limited scalability, and increased long-term development risk.</w:t>
-      </w:r>
-    </w:p>
-    <w:p>
-      <w:r>
-        <w:t>To address these challenges, a Shipment Tracking and Logistics Management System is required to provide real-time tracking of shipments, improve coordination across departments, and support effective decision-making within the organisation.</w:t>
+        <w:t xml:space="preserve">Mainfreight </w:t>
+      </w:r>
+      <w:r>
+        <w:t xml:space="preserve">is a </w:t>
+      </w:r>
+      <w:r>
+        <w:t>global</w:t>
+      </w:r>
+      <w:r>
+        <w:t xml:space="preserve"> </w:t>
+      </w:r>
+      <w:r>
+        <w:t>coordination</w:t>
+      </w:r>
+      <w:r>
+        <w:t xml:space="preserve"> and supply chain company that is </w:t>
+      </w:r>
+      <w:r>
+        <w:t>known</w:t>
+      </w:r>
+      <w:r>
+        <w:t xml:space="preserve"> for managing the </w:t>
+      </w:r>
+      <w:r>
+        <w:t>transportation</w:t>
+      </w:r>
+      <w:r>
+        <w:t xml:space="preserve"> , </w:t>
+      </w:r>
+      <w:r>
+        <w:t>storage,</w:t>
+      </w:r>
+      <w:r>
+        <w:t xml:space="preserve"> and delivery of good across the world</w:t>
+      </w:r>
+      <w:r>
+        <w:t xml:space="preserve">. It </w:t>
+      </w:r>
+      <w:r>
+        <w:t xml:space="preserve">operates across multiple departments including </w:t>
+      </w:r>
+      <w:r>
+        <w:t>Transport Operations</w:t>
+      </w:r>
+      <w:r>
+        <w:t>, warehousing</w:t>
+      </w:r>
+      <w:r>
+        <w:t xml:space="preserve"> services</w:t>
+      </w:r>
+      <w:r>
+        <w:t>, customer servic</w:t>
+      </w:r>
+      <w:r>
+        <w:t>e</w:t>
+      </w:r>
+      <w:r>
+        <w:t>s, Air &amp; ocean freight services and information techno</w:t>
+      </w:r>
+      <w:r>
+        <w:t>logy systems</w:t>
+      </w:r>
+      <w:r>
+        <w:t xml:space="preserve"> which all work together to </w:t>
+      </w:r>
+      <w:r>
+        <w:t>manage</w:t>
+      </w:r>
+      <w:r>
+        <w:t xml:space="preserve"> efficient shipment </w:t>
+      </w:r>
+      <w:r>
+        <w:t xml:space="preserve">and </w:t>
+      </w:r>
+      <w:r>
+        <w:t>timely</w:t>
+      </w:r>
+      <w:r>
+        <w:t xml:space="preserve"> delivery.</w:t>
+      </w:r>
+      <w:r>
+        <w:t xml:space="preserve"> They </w:t>
+      </w:r>
+      <w:r>
+        <w:t>support</w:t>
+      </w:r>
+      <w:r>
+        <w:t xml:space="preserve"> the domestic and international </w:t>
+      </w:r>
+      <w:r>
+        <w:t>coordination</w:t>
+      </w:r>
+      <w:r>
+        <w:t xml:space="preserve"> operation and rely on the information and </w:t>
+      </w:r>
+      <w:r>
+        <w:t>data</w:t>
+      </w:r>
+      <w:r>
+        <w:t xml:space="preserve"> to make sure there is efficient shipment </w:t>
+      </w:r>
+      <w:r>
+        <w:t>h</w:t>
+      </w:r>
+      <w:r>
+        <w:t>and</w:t>
+      </w:r>
+      <w:r>
+        <w:t>l</w:t>
+      </w:r>
+      <w:r>
+        <w:t xml:space="preserve">ing and </w:t>
+      </w:r>
+      <w:r>
+        <w:t>delivery</w:t>
+      </w:r>
+    </w:p>
+    <w:p>
+      <w:r>
+        <w:t xml:space="preserve">Managing </w:t>
+      </w:r>
+      <w:r>
+        <w:t>coordination</w:t>
+      </w:r>
+      <w:r>
+        <w:t xml:space="preserve"> at a  </w:t>
+      </w:r>
+      <w:r>
+        <w:t>global</w:t>
+      </w:r>
+      <w:r>
+        <w:t xml:space="preserve"> </w:t>
+      </w:r>
+      <w:r>
+        <w:t xml:space="preserve">level require a lot of coordination between the </w:t>
+      </w:r>
+      <w:r>
+        <w:t>departments</w:t>
+      </w:r>
+      <w:r>
+        <w:t xml:space="preserve"> mentioned above. </w:t>
+      </w:r>
+      <w:r>
+        <w:t>Currently</w:t>
+      </w:r>
+      <w:r>
+        <w:t xml:space="preserve"> </w:t>
+      </w:r>
+      <w:r>
+        <w:t xml:space="preserve">we are assuming </w:t>
+      </w:r>
+      <w:r>
+        <w:t xml:space="preserve">these </w:t>
+      </w:r>
+      <w:r>
+        <w:t>departments</w:t>
+      </w:r>
+      <w:r>
+        <w:t xml:space="preserve"> </w:t>
+      </w:r>
+      <w:r>
+        <w:t xml:space="preserve">all communicate using </w:t>
+      </w:r>
+      <w:r>
+        <w:t>manual updates such as emails, an</w:t>
+      </w:r>
+      <w:r>
+        <w:t>d internal</w:t>
+      </w:r>
+      <w:r>
+        <w:t xml:space="preserve"> communication systems between staff to share shipment information. </w:t>
+      </w:r>
+      <w:r>
+        <w:t>Customer</w:t>
+      </w:r>
+      <w:r>
+        <w:t xml:space="preserve"> service also makes use of a basic tracking update page that </w:t>
+      </w:r>
+      <w:r>
+        <w:t>helps</w:t>
+      </w:r>
+      <w:r>
+        <w:t xml:space="preserve"> them communicate with</w:t>
+      </w:r>
+      <w:r>
+        <w:t xml:space="preserve"> their</w:t>
+      </w:r>
+      <w:r>
+        <w:t xml:space="preserve"> </w:t>
+      </w:r>
+      <w:r>
+        <w:t>clientele</w:t>
+      </w:r>
+      <w:r>
+        <w:t xml:space="preserve">. This often results in </w:t>
+      </w:r>
+      <w:r>
+        <w:t>inconsistency</w:t>
+      </w:r>
+      <w:r>
+        <w:t xml:space="preserve">, delays and </w:t>
+      </w:r>
+      <w:r>
+        <w:t>inaccurate</w:t>
+      </w:r>
+      <w:r>
+        <w:t xml:space="preserve"> information </w:t>
+      </w:r>
+      <w:r>
+        <w:t>being</w:t>
+      </w:r>
+      <w:r>
+        <w:t xml:space="preserve"> </w:t>
+      </w:r>
+      <w:r>
+        <w:t>displayed</w:t>
+      </w:r>
+      <w:r>
+        <w:t xml:space="preserve"> </w:t>
+      </w:r>
+      <w:r>
+        <w:t>and</w:t>
+      </w:r>
+      <w:r>
+        <w:t xml:space="preserve"> relayed in between departments.</w:t>
+      </w:r>
+    </w:p>
+    <w:p>
+      <w:r>
+        <w:t xml:space="preserve">These manual communication methods lead to inefficiency in logic operations and negatively impacts both the performance and overall customer experience </w:t>
       </w:r>
     </w:p>
     <w:p>
@@ -91,31 +310,82 @@
         <w:pStyle w:val="ListParagraph"/>
         <w:numPr>
           <w:ilvl w:val="0"/>
-          <w:numId w:val="1"/>
-        </w:numPr>
-      </w:pPr>
-      <w:r>
-        <w:t>Mainfreight</w:t>
-      </w:r>
-    </w:p>
-    <w:p>
-      <w:pPr>
-        <w:pStyle w:val="ListParagraph"/>
-        <w:numPr>
-          <w:ilvl w:val="0"/>
-          <w:numId w:val="1"/>
-        </w:numPr>
-      </w:pPr>
-      <w:r>
-        <w:t>Departments</w:t>
-      </w:r>
-    </w:p>
-    <w:p>
-      <w:pPr>
-        <w:pStyle w:val="ListParagraph"/>
-        <w:numPr>
-          <w:ilvl w:val="0"/>
-          <w:numId w:val="1"/>
+          <w:numId w:val="4"/>
+        </w:numPr>
+      </w:pPr>
+      <w:r>
+        <w:t>Shipments</w:t>
+      </w:r>
+    </w:p>
+    <w:p>
+      <w:pPr>
+        <w:pStyle w:val="ListParagraph"/>
+        <w:numPr>
+          <w:ilvl w:val="0"/>
+          <w:numId w:val="4"/>
+        </w:numPr>
+      </w:pPr>
+      <w:r>
+        <w:t>Shipments</w:t>
+      </w:r>
+      <w:r>
+        <w:t xml:space="preserve"> status</w:t>
+      </w:r>
+    </w:p>
+    <w:p>
+      <w:pPr>
+        <w:pStyle w:val="ListParagraph"/>
+        <w:numPr>
+          <w:ilvl w:val="0"/>
+          <w:numId w:val="4"/>
+        </w:numPr>
+      </w:pPr>
+      <w:r>
+        <w:t>Shipment operations</w:t>
+      </w:r>
+    </w:p>
+    <w:p>
+      <w:pPr>
+        <w:pStyle w:val="ListParagraph"/>
+        <w:numPr>
+          <w:ilvl w:val="0"/>
+          <w:numId w:val="4"/>
+        </w:numPr>
+      </w:pPr>
+      <w:r>
+        <w:t>Workflows</w:t>
+      </w:r>
+    </w:p>
+    <w:p>
+      <w:pPr>
+        <w:pStyle w:val="ListParagraph"/>
+        <w:numPr>
+          <w:ilvl w:val="0"/>
+          <w:numId w:val="4"/>
+        </w:numPr>
+      </w:pPr>
+      <w:r>
+        <w:t>Data</w:t>
+      </w:r>
+    </w:p>
+    <w:p>
+      <w:pPr>
+        <w:pStyle w:val="ListParagraph"/>
+        <w:numPr>
+          <w:ilvl w:val="0"/>
+          <w:numId w:val="4"/>
+        </w:numPr>
+      </w:pPr>
+      <w:r>
+        <w:t>Tracking</w:t>
+      </w:r>
+    </w:p>
+    <w:p>
+      <w:pPr>
+        <w:pStyle w:val="ListParagraph"/>
+        <w:numPr>
+          <w:ilvl w:val="0"/>
+          <w:numId w:val="4"/>
         </w:numPr>
       </w:pPr>
       <w:r>
@@ -127,7 +397,7 @@
         <w:pStyle w:val="ListParagraph"/>
         <w:numPr>
           <w:ilvl w:val="0"/>
-          <w:numId w:val="1"/>
+          <w:numId w:val="4"/>
         </w:numPr>
       </w:pPr>
       <w:r>
@@ -139,7 +409,7 @@
         <w:pStyle w:val="ListParagraph"/>
         <w:numPr>
           <w:ilvl w:val="0"/>
-          <w:numId w:val="1"/>
+          <w:numId w:val="4"/>
         </w:numPr>
       </w:pPr>
       <w:r>
@@ -151,145 +421,73 @@
         <w:pStyle w:val="ListParagraph"/>
         <w:numPr>
           <w:ilvl w:val="0"/>
-          <w:numId w:val="1"/>
-        </w:numPr>
-      </w:pPr>
-      <w:r>
-        <w:t>Freight</w:t>
-      </w:r>
-    </w:p>
-    <w:p>
-      <w:pPr>
-        <w:pStyle w:val="ListParagraph"/>
-        <w:numPr>
-          <w:ilvl w:val="0"/>
-          <w:numId w:val="1"/>
-        </w:numPr>
-      </w:pPr>
-      <w:r>
-        <w:t>Logistics</w:t>
-      </w:r>
-    </w:p>
-    <w:p>
-      <w:pPr>
-        <w:pStyle w:val="ListParagraph"/>
-        <w:numPr>
-          <w:ilvl w:val="0"/>
-          <w:numId w:val="1"/>
-        </w:numPr>
-      </w:pPr>
-      <w:r>
-        <w:t>Software systems</w:t>
-      </w:r>
-    </w:p>
-    <w:p>
-      <w:pPr>
-        <w:pStyle w:val="ListParagraph"/>
-        <w:numPr>
-          <w:ilvl w:val="0"/>
-          <w:numId w:val="1"/>
-        </w:numPr>
-      </w:pPr>
-      <w:r>
-        <w:t>Shipment operations</w:t>
-      </w:r>
-    </w:p>
-    <w:p>
-      <w:pPr>
-        <w:pStyle w:val="ListParagraph"/>
-        <w:numPr>
-          <w:ilvl w:val="0"/>
-          <w:numId w:val="1"/>
-        </w:numPr>
-      </w:pPr>
-      <w:r>
-        <w:t>Workflows</w:t>
-      </w:r>
-    </w:p>
-    <w:p>
-      <w:pPr>
-        <w:pStyle w:val="ListParagraph"/>
-        <w:numPr>
-          <w:ilvl w:val="0"/>
-          <w:numId w:val="1"/>
-        </w:numPr>
-      </w:pPr>
-      <w:r>
-        <w:t>Decision</w:t>
-      </w:r>
-      <w:r>
-        <w:t xml:space="preserve"> makin</w:t>
-      </w:r>
-      <w:r>
-        <w:t>g</w:t>
-      </w:r>
-    </w:p>
-    <w:p>
-      <w:pPr>
-        <w:pStyle w:val="ListParagraph"/>
-        <w:numPr>
-          <w:ilvl w:val="0"/>
-          <w:numId w:val="1"/>
-        </w:numPr>
-      </w:pPr>
-      <w:r>
-        <w:t xml:space="preserve">Scale </w:t>
-      </w:r>
-    </w:p>
-    <w:p>
-      <w:pPr>
-        <w:pStyle w:val="ListParagraph"/>
-        <w:numPr>
-          <w:ilvl w:val="0"/>
-          <w:numId w:val="1"/>
-        </w:numPr>
-      </w:pPr>
-      <w:r>
-        <w:t>Complexity</w:t>
-      </w:r>
-    </w:p>
-    <w:p>
-      <w:pPr>
-        <w:pStyle w:val="ListParagraph"/>
-        <w:numPr>
-          <w:ilvl w:val="0"/>
-          <w:numId w:val="1"/>
-        </w:numPr>
-      </w:pPr>
-      <w:r>
-        <w:t>System</w:t>
-      </w:r>
-    </w:p>
-    <w:p>
-      <w:pPr>
-        <w:pStyle w:val="ListParagraph"/>
-        <w:numPr>
-          <w:ilvl w:val="0"/>
-          <w:numId w:val="1"/>
-        </w:numPr>
-      </w:pPr>
-      <w:r>
-        <w:t>Visibility</w:t>
-      </w:r>
-    </w:p>
-    <w:p>
-      <w:pPr>
-        <w:pStyle w:val="ListParagraph"/>
-        <w:numPr>
-          <w:ilvl w:val="0"/>
-          <w:numId w:val="1"/>
-        </w:numPr>
-      </w:pPr>
-      <w:r>
-        <w:t>Shipment status</w:t>
-      </w:r>
-    </w:p>
-    <w:p>
-      <w:pPr>
-        <w:pStyle w:val="ListParagraph"/>
-        <w:numPr>
-          <w:ilvl w:val="0"/>
-          <w:numId w:val="1"/>
+          <w:numId w:val="4"/>
+        </w:numPr>
+      </w:pPr>
+      <w:r>
+        <w:t xml:space="preserve">Transport operations </w:t>
+      </w:r>
+    </w:p>
+    <w:p>
+      <w:pPr>
+        <w:pStyle w:val="ListParagraph"/>
+        <w:numPr>
+          <w:ilvl w:val="0"/>
+          <w:numId w:val="4"/>
+        </w:numPr>
+      </w:pPr>
+      <w:r>
+        <w:t>Warehousing service</w:t>
+      </w:r>
+      <w:r>
+        <w:t>s</w:t>
+      </w:r>
+    </w:p>
+    <w:p>
+      <w:pPr>
+        <w:pStyle w:val="ListParagraph"/>
+        <w:numPr>
+          <w:ilvl w:val="0"/>
+          <w:numId w:val="4"/>
+        </w:numPr>
+      </w:pPr>
+      <w:r>
+        <w:t xml:space="preserve">Air &amp; ocean freight </w:t>
+      </w:r>
+    </w:p>
+    <w:p>
+      <w:pPr>
+        <w:pStyle w:val="ListParagraph"/>
+        <w:numPr>
+          <w:ilvl w:val="0"/>
+          <w:numId w:val="4"/>
+        </w:numPr>
+      </w:pPr>
+      <w:r>
+        <w:t>International</w:t>
+      </w:r>
+      <w:r>
+        <w:t xml:space="preserve"> operations</w:t>
+      </w:r>
+    </w:p>
+    <w:p>
+      <w:pPr>
+        <w:pStyle w:val="ListParagraph"/>
+        <w:numPr>
+          <w:ilvl w:val="0"/>
+          <w:numId w:val="4"/>
+        </w:numPr>
+      </w:pPr>
+      <w:r>
+        <w:t xml:space="preserve">IT systems </w:t>
+      </w:r>
+    </w:p>
+    <w:p>
+      <w:pPr>
+        <w:pStyle w:val="ListParagraph"/>
+        <w:numPr>
+          <w:ilvl w:val="0"/>
+          <w:numId w:val="4"/>
         </w:numPr>
       </w:pPr>
       <w:r>
@@ -301,119 +499,176 @@
         <w:pStyle w:val="ListParagraph"/>
         <w:numPr>
           <w:ilvl w:val="0"/>
-          <w:numId w:val="1"/>
-        </w:numPr>
-      </w:pPr>
-      <w:r>
-        <w:t>Data</w:t>
-      </w:r>
-    </w:p>
-    <w:p>
-      <w:pPr>
-        <w:pStyle w:val="ListParagraph"/>
-        <w:numPr>
-          <w:ilvl w:val="0"/>
-          <w:numId w:val="1"/>
-        </w:numPr>
-      </w:pPr>
-      <w:r>
-        <w:t>Issues</w:t>
-      </w:r>
-    </w:p>
-    <w:p>
-      <w:pPr>
-        <w:pStyle w:val="ListParagraph"/>
-        <w:numPr>
-          <w:ilvl w:val="0"/>
-          <w:numId w:val="1"/>
-        </w:numPr>
-      </w:pPr>
-      <w:r>
-        <w:t>Maintainability</w:t>
-      </w:r>
-    </w:p>
-    <w:p>
-      <w:pPr>
-        <w:pStyle w:val="ListParagraph"/>
-        <w:numPr>
-          <w:ilvl w:val="0"/>
-          <w:numId w:val="1"/>
-        </w:numPr>
-      </w:pPr>
-      <w:r>
-        <w:t>Scalability</w:t>
-      </w:r>
-    </w:p>
-    <w:p>
-      <w:pPr>
-        <w:pStyle w:val="ListParagraph"/>
-        <w:numPr>
-          <w:ilvl w:val="0"/>
-          <w:numId w:val="1"/>
-        </w:numPr>
-      </w:pPr>
+          <w:numId w:val="4"/>
+        </w:numPr>
+      </w:pPr>
+      <w:r>
+        <w:t>infomration</w:t>
+      </w:r>
+    </w:p>
+    <w:p/>
+    <w:p>
       <w:r>
         <w:lastRenderedPageBreak/>
-        <w:t>Development</w:t>
-      </w:r>
-      <w:r>
-        <w:t xml:space="preserve"> risk</w:t>
-      </w:r>
-    </w:p>
-    <w:p>
-      <w:pPr>
-        <w:pStyle w:val="ListParagraph"/>
-        <w:numPr>
-          <w:ilvl w:val="0"/>
-          <w:numId w:val="1"/>
-        </w:numPr>
-      </w:pPr>
-      <w:r>
-        <w:t xml:space="preserve">Shipment tracking and </w:t>
-      </w:r>
-      <w:r>
-        <w:t>logistics</w:t>
-      </w:r>
-      <w:r>
-        <w:t xml:space="preserve"> management system</w:t>
-      </w:r>
-    </w:p>
-    <w:p>
-      <w:pPr>
-        <w:pStyle w:val="ListParagraph"/>
-        <w:numPr>
-          <w:ilvl w:val="0"/>
-          <w:numId w:val="1"/>
-        </w:numPr>
-      </w:pPr>
-      <w:r>
-        <w:t>Tracking</w:t>
-      </w:r>
-    </w:p>
-    <w:p>
-      <w:pPr>
-        <w:pStyle w:val="ListParagraph"/>
-        <w:numPr>
-          <w:ilvl w:val="0"/>
-          <w:numId w:val="1"/>
-        </w:numPr>
-      </w:pPr>
-      <w:r>
-        <w:t>Shipment</w:t>
-      </w:r>
-    </w:p>
-    <w:p>
-      <w:pPr>
-        <w:pStyle w:val="ListParagraph"/>
-        <w:numPr>
-          <w:ilvl w:val="0"/>
-          <w:numId w:val="1"/>
-        </w:numPr>
-      </w:pPr>
-      <w:r>
-        <w:t>coordination</w:t>
-      </w:r>
-    </w:p>
+        <w:t>Nouns Extraction:</w:t>
+      </w:r>
+    </w:p>
+    <w:p>
+      <w:r>
+        <w:t xml:space="preserve">These are the relevant nouns found after filtering </w:t>
+      </w:r>
+      <w:r>
+        <w:t>irrelevant</w:t>
+      </w:r>
+      <w:r>
+        <w:t xml:space="preserve"> and abstract terms:</w:t>
+      </w:r>
+    </w:p>
+    <w:p>
+      <w:pPr>
+        <w:pStyle w:val="ListParagraph"/>
+        <w:numPr>
+          <w:ilvl w:val="0"/>
+          <w:numId w:val="1"/>
+        </w:numPr>
+      </w:pPr>
+      <w:r>
+        <w:t>shipments</w:t>
+      </w:r>
+    </w:p>
+    <w:p>
+      <w:pPr>
+        <w:pStyle w:val="ListParagraph"/>
+        <w:numPr>
+          <w:ilvl w:val="0"/>
+          <w:numId w:val="1"/>
+        </w:numPr>
+      </w:pPr>
+      <w:r>
+        <w:t>shipment status</w:t>
+      </w:r>
+    </w:p>
+    <w:p>
+      <w:pPr>
+        <w:pStyle w:val="ListParagraph"/>
+        <w:numPr>
+          <w:ilvl w:val="0"/>
+          <w:numId w:val="1"/>
+        </w:numPr>
+      </w:pPr>
+      <w:r>
+        <w:t>shipment operations</w:t>
+      </w:r>
+    </w:p>
+    <w:p>
+      <w:pPr>
+        <w:pStyle w:val="ListParagraph"/>
+        <w:numPr>
+          <w:ilvl w:val="0"/>
+          <w:numId w:val="1"/>
+        </w:numPr>
+      </w:pPr>
+      <w:r>
+        <w:t>workflows</w:t>
+      </w:r>
+    </w:p>
+    <w:p>
+      <w:pPr>
+        <w:pStyle w:val="ListParagraph"/>
+        <w:numPr>
+          <w:ilvl w:val="0"/>
+          <w:numId w:val="1"/>
+        </w:numPr>
+      </w:pPr>
+      <w:r>
+        <w:t>data</w:t>
+      </w:r>
+    </w:p>
+    <w:p>
+      <w:pPr>
+        <w:pStyle w:val="ListParagraph"/>
+        <w:numPr>
+          <w:ilvl w:val="0"/>
+          <w:numId w:val="1"/>
+        </w:numPr>
+      </w:pPr>
+      <w:r>
+        <w:t>tracking</w:t>
+      </w:r>
+    </w:p>
+    <w:p>
+      <w:pPr>
+        <w:pStyle w:val="ListParagraph"/>
+        <w:numPr>
+          <w:ilvl w:val="0"/>
+          <w:numId w:val="1"/>
+        </w:numPr>
+      </w:pPr>
+      <w:r>
+        <w:t>transport operations</w:t>
+      </w:r>
+    </w:p>
+    <w:p>
+      <w:pPr>
+        <w:pStyle w:val="ListParagraph"/>
+        <w:numPr>
+          <w:ilvl w:val="0"/>
+          <w:numId w:val="1"/>
+        </w:numPr>
+      </w:pPr>
+      <w:r>
+        <w:t>warehousing services</w:t>
+      </w:r>
+    </w:p>
+    <w:p>
+      <w:pPr>
+        <w:pStyle w:val="ListParagraph"/>
+        <w:numPr>
+          <w:ilvl w:val="0"/>
+          <w:numId w:val="1"/>
+        </w:numPr>
+      </w:pPr>
+      <w:r>
+        <w:t>customer services</w:t>
+      </w:r>
+    </w:p>
+    <w:p>
+      <w:pPr>
+        <w:pStyle w:val="ListParagraph"/>
+        <w:numPr>
+          <w:ilvl w:val="0"/>
+          <w:numId w:val="1"/>
+        </w:numPr>
+      </w:pPr>
+      <w:r>
+        <w:t>air &amp; ocean freight servies</w:t>
+      </w:r>
+    </w:p>
+    <w:p>
+      <w:pPr>
+        <w:pStyle w:val="ListParagraph"/>
+        <w:numPr>
+          <w:ilvl w:val="0"/>
+          <w:numId w:val="1"/>
+        </w:numPr>
+      </w:pPr>
+      <w:r>
+        <w:t>information systems</w:t>
+      </w:r>
+    </w:p>
+    <w:p>
+      <w:pPr>
+        <w:pStyle w:val="ListParagraph"/>
+        <w:numPr>
+          <w:ilvl w:val="0"/>
+          <w:numId w:val="1"/>
+        </w:numPr>
+      </w:pPr>
+      <w:r>
+        <w:t>communications</w:t>
+      </w:r>
+    </w:p>
+    <w:p/>
     <w:p>
       <w:r>
         <w:t>Extracting Verbs:</w:t>
@@ -428,18 +683,6 @@
         </w:numPr>
       </w:pPr>
       <w:r>
-        <w:t>operates</w:t>
-      </w:r>
-    </w:p>
-    <w:p>
-      <w:pPr>
-        <w:pStyle w:val="ListParagraph"/>
-        <w:numPr>
-          <w:ilvl w:val="0"/>
-          <w:numId w:val="1"/>
-        </w:numPr>
-      </w:pPr>
-      <w:r>
         <w:t>manage</w:t>
       </w:r>
     </w:p>
@@ -452,18 +695,6 @@
         </w:numPr>
       </w:pPr>
       <w:r>
-        <w:t>relies</w:t>
-      </w:r>
-    </w:p>
-    <w:p>
-      <w:pPr>
-        <w:pStyle w:val="ListParagraph"/>
-        <w:numPr>
-          <w:ilvl w:val="0"/>
-          <w:numId w:val="1"/>
-        </w:numPr>
-      </w:pPr>
-      <w:r>
         <w:t>coordinate</w:t>
       </w:r>
     </w:p>
@@ -476,6 +707,38 @@
         </w:numPr>
       </w:pPr>
       <w:r>
+        <w:t>provide</w:t>
+      </w:r>
+    </w:p>
+    <w:p>
+      <w:pPr>
+        <w:pStyle w:val="ListParagraph"/>
+        <w:numPr>
+          <w:ilvl w:val="0"/>
+          <w:numId w:val="1"/>
+        </w:numPr>
+      </w:pPr>
+      <w:r>
+        <w:t>communicate</w:t>
+      </w:r>
+    </w:p>
+    <w:p>
+      <w:r>
+        <w:t xml:space="preserve">Verbs after eliminating </w:t>
+      </w:r>
+      <w:r>
+        <w:t xml:space="preserve"> (Relevant Actions)</w:t>
+      </w:r>
+    </w:p>
+    <w:p>
+      <w:pPr>
+        <w:pStyle w:val="ListParagraph"/>
+        <w:numPr>
+          <w:ilvl w:val="0"/>
+          <w:numId w:val="1"/>
+        </w:numPr>
+      </w:pPr>
+      <w:r>
         <w:t>manage</w:t>
       </w:r>
     </w:p>
@@ -488,43 +751,7 @@
         </w:numPr>
       </w:pPr>
       <w:r>
-        <w:t>support</w:t>
-      </w:r>
-    </w:p>
-    <w:p>
-      <w:pPr>
-        <w:pStyle w:val="ListParagraph"/>
-        <w:numPr>
-          <w:ilvl w:val="0"/>
-          <w:numId w:val="1"/>
-        </w:numPr>
-      </w:pPr>
-      <w:r>
-        <w:t>lead</w:t>
-      </w:r>
-    </w:p>
-    <w:p>
-      <w:pPr>
-        <w:pStyle w:val="ListParagraph"/>
-        <w:numPr>
-          <w:ilvl w:val="0"/>
-          <w:numId w:val="1"/>
-        </w:numPr>
-      </w:pPr>
-      <w:r>
-        <w:t>contribute</w:t>
-      </w:r>
-    </w:p>
-    <w:p>
-      <w:pPr>
-        <w:pStyle w:val="ListParagraph"/>
-        <w:numPr>
-          <w:ilvl w:val="0"/>
-          <w:numId w:val="1"/>
-        </w:numPr>
-      </w:pPr>
-      <w:r>
-        <w:t>address</w:t>
+        <w:t>coordinate</w:t>
       </w:r>
     </w:p>
     <w:p>
@@ -548,216 +775,16 @@
         </w:numPr>
       </w:pPr>
       <w:r>
-        <w:t>improve</w:t>
-      </w:r>
-    </w:p>
-    <w:p>
-      <w:pPr>
-        <w:pStyle w:val="ListParagraph"/>
-      </w:pPr>
-    </w:p>
-    <w:p>
-      <w:r>
-        <w:t>Nouns after eliminating</w:t>
+        <w:t>communicate</w:t>
+      </w:r>
+    </w:p>
+    <w:p>
+      <w:r>
+        <w:t>Refined System Actions</w:t>
       </w:r>
       <w:r>
         <w:t>:</w:t>
       </w:r>
-      <w:r>
-        <w:t xml:space="preserve"> ( Rele</w:t>
-      </w:r>
-      <w:r>
-        <w:t>vant System Elements)</w:t>
-      </w:r>
-    </w:p>
-    <w:p>
-      <w:pPr>
-        <w:pStyle w:val="ListParagraph"/>
-        <w:numPr>
-          <w:ilvl w:val="0"/>
-          <w:numId w:val="1"/>
-        </w:numPr>
-      </w:pPr>
-      <w:r>
-        <w:t>shipments</w:t>
-      </w:r>
-    </w:p>
-    <w:p>
-      <w:pPr>
-        <w:pStyle w:val="ListParagraph"/>
-        <w:numPr>
-          <w:ilvl w:val="0"/>
-          <w:numId w:val="1"/>
-        </w:numPr>
-      </w:pPr>
-      <w:r>
-        <w:t>shipment status</w:t>
-      </w:r>
-    </w:p>
-    <w:p>
-      <w:pPr>
-        <w:pStyle w:val="ListParagraph"/>
-        <w:numPr>
-          <w:ilvl w:val="0"/>
-          <w:numId w:val="1"/>
-        </w:numPr>
-      </w:pPr>
-      <w:r>
-        <w:t>shipment operations</w:t>
-      </w:r>
-    </w:p>
-    <w:p>
-      <w:pPr>
-        <w:pStyle w:val="ListParagraph"/>
-        <w:numPr>
-          <w:ilvl w:val="0"/>
-          <w:numId w:val="1"/>
-        </w:numPr>
-      </w:pPr>
-      <w:r>
-        <w:t>workflows</w:t>
-      </w:r>
-    </w:p>
-    <w:p>
-      <w:pPr>
-        <w:pStyle w:val="ListParagraph"/>
-        <w:numPr>
-          <w:ilvl w:val="0"/>
-          <w:numId w:val="1"/>
-        </w:numPr>
-      </w:pPr>
-      <w:r>
-        <w:t>data</w:t>
-      </w:r>
-    </w:p>
-    <w:p>
-      <w:pPr>
-        <w:pStyle w:val="ListParagraph"/>
-        <w:numPr>
-          <w:ilvl w:val="0"/>
-          <w:numId w:val="1"/>
-        </w:numPr>
-      </w:pPr>
-      <w:r>
-        <w:t>operations</w:t>
-      </w:r>
-    </w:p>
-    <w:p>
-      <w:pPr>
-        <w:pStyle w:val="ListParagraph"/>
-        <w:numPr>
-          <w:ilvl w:val="0"/>
-          <w:numId w:val="1"/>
-        </w:numPr>
-      </w:pPr>
-      <w:r>
-        <w:t>warehousing</w:t>
-      </w:r>
-    </w:p>
-    <w:p>
-      <w:pPr>
-        <w:pStyle w:val="ListParagraph"/>
-        <w:numPr>
-          <w:ilvl w:val="0"/>
-          <w:numId w:val="1"/>
-        </w:numPr>
-      </w:pPr>
-      <w:r>
-        <w:t>customer service</w:t>
-      </w:r>
-    </w:p>
-    <w:p>
-      <w:pPr>
-        <w:pStyle w:val="ListParagraph"/>
-        <w:numPr>
-          <w:ilvl w:val="0"/>
-          <w:numId w:val="1"/>
-        </w:numPr>
-      </w:pPr>
-      <w:r>
-        <w:t>tracking</w:t>
-      </w:r>
-    </w:p>
-    <w:p>
-      <w:pPr>
-        <w:pStyle w:val="ListParagraph"/>
-        <w:numPr>
-          <w:ilvl w:val="0"/>
-          <w:numId w:val="1"/>
-        </w:numPr>
-      </w:pPr>
-      <w:r>
-        <w:t>shipment tracking and logistics management systems</w:t>
-      </w:r>
-    </w:p>
-    <w:p>
-      <w:r>
-        <w:t xml:space="preserve">Verbs after eliminating </w:t>
-      </w:r>
-      <w:r>
-        <w:t xml:space="preserve"> (Relevant Actions)</w:t>
-      </w:r>
-    </w:p>
-    <w:p>
-      <w:pPr>
-        <w:pStyle w:val="ListParagraph"/>
-        <w:numPr>
-          <w:ilvl w:val="0"/>
-          <w:numId w:val="1"/>
-        </w:numPr>
-      </w:pPr>
-      <w:r>
-        <w:t>manage</w:t>
-      </w:r>
-    </w:p>
-    <w:p>
-      <w:pPr>
-        <w:pStyle w:val="ListParagraph"/>
-        <w:numPr>
-          <w:ilvl w:val="0"/>
-          <w:numId w:val="1"/>
-        </w:numPr>
-      </w:pPr>
-      <w:r>
-        <w:t>coordinate</w:t>
-      </w:r>
-    </w:p>
-    <w:p>
-      <w:pPr>
-        <w:pStyle w:val="ListParagraph"/>
-        <w:numPr>
-          <w:ilvl w:val="0"/>
-          <w:numId w:val="1"/>
-        </w:numPr>
-      </w:pPr>
-      <w:r>
-        <w:t>provide</w:t>
-      </w:r>
-    </w:p>
-    <w:p>
-      <w:pPr>
-        <w:pStyle w:val="ListParagraph"/>
-        <w:numPr>
-          <w:ilvl w:val="0"/>
-          <w:numId w:val="1"/>
-        </w:numPr>
-      </w:pPr>
-      <w:r>
-        <w:t>improve</w:t>
-      </w:r>
-    </w:p>
-    <w:p>
-      <w:pPr>
-        <w:ind w:left="360"/>
-      </w:pPr>
-    </w:p>
-    <w:p>
-      <w:r>
-        <w:t>Refined System Actions</w:t>
-      </w:r>
-      <w:r>
-        <w:t>:</w:t>
-      </w:r>
     </w:p>
     <w:p>
       <w:pPr>
@@ -780,7 +807,6 @@
         </w:numPr>
       </w:pPr>
       <w:r>
-        <w:lastRenderedPageBreak/>
         <w:t>update shipment Status</w:t>
       </w:r>
     </w:p>
@@ -841,30 +867,2201 @@
         </w:numPr>
       </w:pPr>
       <w:r>
-        <w:t>improve coordination</w:t>
-      </w:r>
-    </w:p>
-    <w:p>
-      <w:pPr>
+        <w:t>communicate shipment information</w:t>
+      </w:r>
+    </w:p>
+    <w:p>
+      <w:pPr>
+        <w:pStyle w:val="ListParagraph"/>
+      </w:pPr>
+    </w:p>
+    <w:p>
+      <w:pPr>
+        <w:pStyle w:val="ListParagraph"/>
+        <w:numPr>
+          <w:ilvl w:val="0"/>
+          <w:numId w:val="2"/>
+        </w:numPr>
         <w:rPr>
           <w:b/>
           <w:bCs/>
         </w:rPr>
       </w:pPr>
-    </w:p>
-    <w:p>
-      <w:pPr>
+      <w:r>
         <w:rPr>
           <w:b/>
           <w:bCs/>
         </w:rPr>
-      </w:pPr>
-      <w:r>
+        <w:t>Departmental Structure and Responsibilities</w:t>
+      </w:r>
+    </w:p>
+    <w:p>
+      <w:pPr>
         <w:rPr>
           <w:b/>
           <w:bCs/>
         </w:rPr>
-        <w:t xml:space="preserve">2. </w:t>
+      </w:pPr>
+    </w:p>
+    <w:p>
+      <w:r>
+        <w:lastRenderedPageBreak/>
+        <w:t xml:space="preserve">There are many departments at Mainfreight </w:t>
+      </w:r>
+      <w:r>
+        <w:t>such as transport services, warehousing, international freight, and customer-facing services.</w:t>
+      </w:r>
+      <w:r>
+        <w:t xml:space="preserve"> </w:t>
+      </w:r>
+      <w:r>
+        <w:t>All</w:t>
+      </w:r>
+      <w:r>
+        <w:t xml:space="preserve"> these </w:t>
+      </w:r>
+      <w:r>
+        <w:t>departments</w:t>
+      </w:r>
+      <w:r>
+        <w:t xml:space="preserve"> an</w:t>
+      </w:r>
+      <w:r>
+        <w:t>d</w:t>
+      </w:r>
+      <w:r>
+        <w:t xml:space="preserve"> many </w:t>
+      </w:r>
+      <w:r>
+        <w:t>more</w:t>
+      </w:r>
+      <w:r>
+        <w:t xml:space="preserve"> work together to make sure that operations are managed effectively. In context of this system we are </w:t>
+      </w:r>
+      <w:r>
+        <w:t>focusing</w:t>
+      </w:r>
+      <w:r>
+        <w:t xml:space="preserve"> on</w:t>
+      </w:r>
+      <w:r>
+        <w:t xml:space="preserve"> five</w:t>
+      </w:r>
+      <w:r>
+        <w:t xml:space="preserve"> of the core </w:t>
+      </w:r>
+      <w:r>
+        <w:t>departments</w:t>
+      </w:r>
+      <w:r>
+        <w:t xml:space="preserve"> that are </w:t>
+      </w:r>
+      <w:r>
+        <w:t>involved</w:t>
+      </w:r>
+      <w:r>
+        <w:t xml:space="preserve"> </w:t>
+      </w:r>
+      <w:r>
+        <w:t>directly</w:t>
+      </w:r>
+      <w:r>
+        <w:t xml:space="preserve"> in </w:t>
+      </w:r>
+      <w:r>
+        <w:t>t</w:t>
+      </w:r>
+      <w:r>
+        <w:t xml:space="preserve">he shipment tracking and </w:t>
+      </w:r>
+      <w:r>
+        <w:t>coordination</w:t>
+      </w:r>
+      <w:r>
+        <w:t xml:space="preserve">. We are focusing on </w:t>
+      </w:r>
+      <w:r>
+        <w:t xml:space="preserve">Transport </w:t>
+      </w:r>
+      <w:r>
+        <w:t>operations</w:t>
+      </w:r>
+      <w:r>
+        <w:t>, warehous</w:t>
+      </w:r>
+      <w:r>
+        <w:t>ing services</w:t>
+      </w:r>
+      <w:r>
+        <w:t>,</w:t>
+      </w:r>
+      <w:r>
+        <w:t xml:space="preserve"> c</w:t>
+      </w:r>
+      <w:r>
+        <w:t>ustomer service</w:t>
+      </w:r>
+      <w:r>
+        <w:t xml:space="preserve">s, Air&amp; oceans services, and </w:t>
+      </w:r>
+      <w:r>
+        <w:t>IT departments</w:t>
+      </w:r>
+      <w:r>
+        <w:t>.</w:t>
+      </w:r>
+    </w:p>
+    <w:p/>
+    <w:p>
+      <w:r>
+        <w:t xml:space="preserve">Transport </w:t>
+      </w:r>
+      <w:r>
+        <w:t>Operations department:</w:t>
+      </w:r>
+    </w:p>
+    <w:p>
+      <w:r>
+        <w:t xml:space="preserve">This is the department </w:t>
+      </w:r>
+      <w:r>
+        <w:t>that</w:t>
+      </w:r>
+      <w:r>
+        <w:t xml:space="preserve"> tis </w:t>
+      </w:r>
+      <w:r>
+        <w:t>responsible</w:t>
+      </w:r>
+      <w:r>
+        <w:t xml:space="preserve"> for coordination the </w:t>
+      </w:r>
+      <w:r>
+        <w:t>transport</w:t>
+      </w:r>
+      <w:r>
+        <w:t xml:space="preserve"> </w:t>
+      </w:r>
+      <w:r>
+        <w:t>series and</w:t>
+      </w:r>
+      <w:r>
+        <w:t xml:space="preserve"> manging the shipment  </w:t>
+      </w:r>
+      <w:r>
+        <w:t>moment</w:t>
+      </w:r>
+      <w:r>
+        <w:t xml:space="preserve"> across the supply chain. This </w:t>
+      </w:r>
+      <w:r>
+        <w:t>includes</w:t>
+      </w:r>
+      <w:r>
+        <w:t xml:space="preserve"> </w:t>
+      </w:r>
+      <w:r>
+        <w:t>assigning</w:t>
+      </w:r>
+      <w:r>
+        <w:t xml:space="preserve"> the routes to the drivers and coordinating </w:t>
+      </w:r>
+      <w:r>
+        <w:t xml:space="preserve">with </w:t>
+      </w:r>
+      <w:r>
+        <w:t xml:space="preserve">their </w:t>
+      </w:r>
+      <w:r>
+        <w:t>contractors</w:t>
+      </w:r>
+      <w:r>
+        <w:t xml:space="preserve">, </w:t>
+      </w:r>
+      <w:r>
+        <w:t>monitoring</w:t>
+      </w:r>
+      <w:r>
+        <w:t xml:space="preserve"> the </w:t>
+      </w:r>
+      <w:r>
+        <w:t>deliveries</w:t>
+      </w:r>
+      <w:r>
+        <w:t xml:space="preserve"> and handling </w:t>
+      </w:r>
+      <w:r>
+        <w:t>unforeseen</w:t>
+      </w:r>
+      <w:r>
+        <w:t xml:space="preserve"> situations such as refunds, or sent </w:t>
+      </w:r>
+      <w:r>
+        <w:t>to</w:t>
+      </w:r>
+      <w:r>
+        <w:t xml:space="preserve"> the wrong address and </w:t>
+      </w:r>
+      <w:r>
+        <w:t>final</w:t>
+      </w:r>
+      <w:r>
+        <w:t xml:space="preserve"> </w:t>
+      </w:r>
+      <w:r>
+        <w:t>delivers</w:t>
+      </w:r>
+      <w:r>
+        <w:t xml:space="preserve"> </w:t>
+      </w:r>
+      <w:r>
+        <w:t>as well</w:t>
+      </w:r>
+      <w:r>
+        <w:t xml:space="preserve"> as cancellations. </w:t>
+      </w:r>
+      <w:r>
+        <w:t xml:space="preserve">The operations department </w:t>
+      </w:r>
+      <w:r>
+        <w:t>must</w:t>
+      </w:r>
+      <w:r>
+        <w:t xml:space="preserve"> mana</w:t>
+      </w:r>
+      <w:r>
+        <w:t>g</w:t>
+      </w:r>
+      <w:r>
+        <w:t xml:space="preserve">e the </w:t>
+      </w:r>
+      <w:r>
+        <w:t>shipments</w:t>
+      </w:r>
+      <w:r>
+        <w:t xml:space="preserve"> that need to be </w:t>
+      </w:r>
+      <w:r>
+        <w:t>rescheduled</w:t>
+      </w:r>
+      <w:r>
+        <w:t xml:space="preserve"> retuned and </w:t>
+      </w:r>
+      <w:r>
+        <w:t>redirected</w:t>
+      </w:r>
+      <w:r>
+        <w:t>.</w:t>
+      </w:r>
+      <w:r>
+        <w:t xml:space="preserve"> In context of this </w:t>
+      </w:r>
+      <w:r>
+        <w:t xml:space="preserve">project the staff purely </w:t>
+      </w:r>
+      <w:r>
+        <w:t>rely</w:t>
+      </w:r>
+      <w:r>
+        <w:t xml:space="preserve"> on </w:t>
+      </w:r>
+      <w:r>
+        <w:t>timely</w:t>
+      </w:r>
+      <w:r>
+        <w:t xml:space="preserve"> information to </w:t>
+      </w:r>
+      <w:r>
+        <w:t>manage this process</w:t>
+      </w:r>
+      <w:r>
+        <w:t xml:space="preserve"> </w:t>
+      </w:r>
+      <w:r>
+        <w:t>efficiently</w:t>
+      </w:r>
+      <w:r>
+        <w:t xml:space="preserve">. </w:t>
+      </w:r>
+      <w:r>
+        <w:t>However,</w:t>
+      </w:r>
+      <w:r>
+        <w:t xml:space="preserve"> the methods </w:t>
+      </w:r>
+      <w:r>
+        <w:t xml:space="preserve">that are being used right now </w:t>
+      </w:r>
+      <w:r>
+        <w:t xml:space="preserve">can create a lot </w:t>
+      </w:r>
+      <w:r>
+        <w:t>of</w:t>
+      </w:r>
+      <w:r>
+        <w:t xml:space="preserve"> delays and </w:t>
+      </w:r>
+      <w:r>
+        <w:t>inconsistencies</w:t>
+      </w:r>
+      <w:r>
+        <w:t xml:space="preserve">. </w:t>
+      </w:r>
+      <w:r>
+        <w:t>Handling</w:t>
+      </w:r>
+      <w:r>
+        <w:t xml:space="preserve"> </w:t>
+      </w:r>
+      <w:r>
+        <w:t>exceptions</w:t>
+      </w:r>
+      <w:r>
+        <w:t xml:space="preserve"> and actions can be </w:t>
+      </w:r>
+      <w:r>
+        <w:t>extremely hard</w:t>
+      </w:r>
+      <w:r>
+        <w:t xml:space="preserve"> across this department.</w:t>
+      </w:r>
+    </w:p>
+    <w:p/>
+    <w:p>
+      <w:r>
+        <w:t>Warehousing</w:t>
+      </w:r>
+      <w:r>
+        <w:t xml:space="preserve"> Services</w:t>
+      </w:r>
+      <w:r>
+        <w:t xml:space="preserve"> department:</w:t>
+      </w:r>
+    </w:p>
+    <w:p>
+      <w:r>
+        <w:t xml:space="preserve">The </w:t>
+      </w:r>
+      <w:r>
+        <w:t>warehousing</w:t>
+      </w:r>
+      <w:r>
+        <w:t xml:space="preserve"> department is </w:t>
+      </w:r>
+      <w:r>
+        <w:t>another</w:t>
+      </w:r>
+      <w:r>
+        <w:t xml:space="preserve"> </w:t>
+      </w:r>
+      <w:r>
+        <w:t>v</w:t>
+      </w:r>
+      <w:r>
+        <w:t xml:space="preserve">ery core and crucial department in the </w:t>
+      </w:r>
+      <w:r>
+        <w:t>organisation</w:t>
+      </w:r>
+      <w:r>
+        <w:t xml:space="preserve">. </w:t>
+      </w:r>
+      <w:r>
+        <w:t xml:space="preserve">It is </w:t>
+      </w:r>
+      <w:r>
+        <w:t>responsible</w:t>
+      </w:r>
+      <w:r>
+        <w:t xml:space="preserve"> for the management of </w:t>
+      </w:r>
+      <w:r>
+        <w:t>the</w:t>
+      </w:r>
+      <w:r>
+        <w:t xml:space="preserve"> </w:t>
+      </w:r>
+      <w:r>
+        <w:t>storage</w:t>
+      </w:r>
+      <w:r>
+        <w:t xml:space="preserve"> goods, Mainfreight also offer </w:t>
+      </w:r>
+      <w:r>
+        <w:t>storage</w:t>
+      </w:r>
+      <w:r>
+        <w:t xml:space="preserve"> for food items meaning they have </w:t>
+      </w:r>
+      <w:r>
+        <w:t>temperature-controlled</w:t>
+      </w:r>
+      <w:r>
+        <w:t xml:space="preserve"> </w:t>
+      </w:r>
+      <w:r>
+        <w:t>storage</w:t>
+      </w:r>
+      <w:r>
+        <w:t xml:space="preserve"> </w:t>
+      </w:r>
+      <w:r>
+        <w:t>available</w:t>
+      </w:r>
+      <w:r>
+        <w:t xml:space="preserve"> </w:t>
+      </w:r>
+      <w:r>
+        <w:t>as well</w:t>
+      </w:r>
+      <w:r>
+        <w:t>.</w:t>
+      </w:r>
+      <w:r>
+        <w:t xml:space="preserve"> This </w:t>
+      </w:r>
+      <w:r>
+        <w:t>department</w:t>
+      </w:r>
+      <w:r>
+        <w:t xml:space="preserve"> is also in charge of </w:t>
+      </w:r>
+      <w:r>
+        <w:t>organising</w:t>
+      </w:r>
+      <w:r>
+        <w:t xml:space="preserve"> </w:t>
+      </w:r>
+      <w:r>
+        <w:t>inventory</w:t>
+      </w:r>
+      <w:r>
+        <w:t xml:space="preserve"> for the business that use </w:t>
+      </w:r>
+      <w:r>
+        <w:t>man freights</w:t>
+      </w:r>
+      <w:r>
+        <w:t xml:space="preserve"> warehous9n services. Clients rely on </w:t>
+      </w:r>
+      <w:r>
+        <w:t>Mainfreight</w:t>
+      </w:r>
+      <w:r>
+        <w:t xml:space="preserve"> to store </w:t>
+      </w:r>
+      <w:r>
+        <w:t>a</w:t>
+      </w:r>
+      <w:r>
+        <w:t xml:space="preserve"> </w:t>
+      </w:r>
+      <w:r>
+        <w:t>mange</w:t>
+      </w:r>
+      <w:r>
+        <w:t xml:space="preserve"> the </w:t>
+      </w:r>
+      <w:r>
+        <w:t>products</w:t>
+      </w:r>
+      <w:r>
+        <w:t xml:space="preserve"> before they are sent for </w:t>
+      </w:r>
+      <w:r>
+        <w:t>distribution</w:t>
+      </w:r>
+      <w:r>
+        <w:t xml:space="preserve">. IN context to this </w:t>
+      </w:r>
+      <w:r>
+        <w:t>project,</w:t>
+      </w:r>
+      <w:r>
+        <w:t xml:space="preserve"> it </w:t>
+      </w:r>
+      <w:r>
+        <w:t xml:space="preserve">staff </w:t>
+      </w:r>
+      <w:r>
+        <w:t xml:space="preserve">need to keep track of inventory , process the shipment of said inventory </w:t>
+      </w:r>
+      <w:r>
+        <w:t>and</w:t>
+      </w:r>
+      <w:r>
+        <w:t xml:space="preserve"> </w:t>
+      </w:r>
+      <w:r>
+        <w:t>manage</w:t>
+      </w:r>
+      <w:r>
+        <w:t xml:space="preserve"> the returned goods.</w:t>
+      </w:r>
+    </w:p>
+    <w:p/>
+    <w:p>
+      <w:r>
+        <w:t xml:space="preserve">Customer service </w:t>
+      </w:r>
+      <w:r>
+        <w:t>department</w:t>
+      </w:r>
+    </w:p>
+    <w:p>
+      <w:r>
+        <w:t xml:space="preserve">This </w:t>
+      </w:r>
+      <w:r>
+        <w:t>is</w:t>
+      </w:r>
+      <w:r>
+        <w:t xml:space="preserve"> </w:t>
+      </w:r>
+      <w:r>
+        <w:t>the</w:t>
+      </w:r>
+      <w:r>
+        <w:t xml:space="preserve"> most </w:t>
+      </w:r>
+      <w:r>
+        <w:t>important</w:t>
+      </w:r>
+      <w:r>
+        <w:t xml:space="preserve"> </w:t>
+      </w:r>
+      <w:r>
+        <w:t>department</w:t>
+      </w:r>
+      <w:r>
+        <w:t xml:space="preserve"> as it serves as bridge between </w:t>
+      </w:r>
+      <w:r>
+        <w:t>customers</w:t>
+      </w:r>
+      <w:r>
+        <w:t xml:space="preserve"> , business and internal </w:t>
+      </w:r>
+      <w:r>
+        <w:t>departments</w:t>
+      </w:r>
+      <w:r>
+        <w:t xml:space="preserve">. The staff </w:t>
+      </w:r>
+      <w:r>
+        <w:t>of this</w:t>
+      </w:r>
+      <w:r>
+        <w:t xml:space="preserve"> </w:t>
+      </w:r>
+      <w:r>
+        <w:t>department</w:t>
+      </w:r>
+      <w:r>
+        <w:t xml:space="preserve"> </w:t>
+      </w:r>
+      <w:r>
+        <w:t>provide</w:t>
+      </w:r>
+      <w:r>
+        <w:t xml:space="preserve"> shipment updates , </w:t>
+      </w:r>
+      <w:r>
+        <w:t>handle</w:t>
+      </w:r>
+      <w:r>
+        <w:t xml:space="preserve"> customer </w:t>
+      </w:r>
+      <w:r>
+        <w:t>enquiries</w:t>
+      </w:r>
+      <w:r>
+        <w:t xml:space="preserve">, and support both customers receiving good </w:t>
+      </w:r>
+      <w:r>
+        <w:t>as well</w:t>
+      </w:r>
+      <w:r>
+        <w:t xml:space="preserve"> as </w:t>
+      </w:r>
+      <w:r>
+        <w:t>clients</w:t>
+      </w:r>
+      <w:r>
+        <w:t xml:space="preserve"> whose products are </w:t>
+      </w:r>
+      <w:r>
+        <w:t>being</w:t>
+      </w:r>
+      <w:r>
+        <w:t xml:space="preserve"> transported or stored. Some </w:t>
+      </w:r>
+      <w:r>
+        <w:t>of</w:t>
+      </w:r>
+      <w:r>
+        <w:t xml:space="preserve"> the </w:t>
+      </w:r>
+      <w:r>
+        <w:t>responsibilities</w:t>
+      </w:r>
+      <w:r>
+        <w:t xml:space="preserve"> of this </w:t>
+      </w:r>
+      <w:r>
+        <w:t>department</w:t>
+      </w:r>
+      <w:r>
+        <w:t xml:space="preserve"> are , </w:t>
+      </w:r>
+      <w:r>
+        <w:t>relying on</w:t>
+      </w:r>
+      <w:r>
+        <w:t xml:space="preserve"> updates and helping clients</w:t>
+      </w:r>
+      <w:r>
+        <w:t xml:space="preserve"> track</w:t>
+      </w:r>
+      <w:r>
+        <w:t xml:space="preserve"> the inventory. </w:t>
+      </w:r>
+      <w:r>
+        <w:t>Clarifying</w:t>
+      </w:r>
+      <w:r>
+        <w:t xml:space="preserve"> </w:t>
+      </w:r>
+      <w:r>
+        <w:t>doubts</w:t>
+      </w:r>
+      <w:r>
+        <w:t xml:space="preserve"> of clients</w:t>
+      </w:r>
+      <w:r>
+        <w:t xml:space="preserve"> and </w:t>
+      </w:r>
+      <w:r>
+        <w:t>processing</w:t>
+      </w:r>
+      <w:r>
+        <w:t xml:space="preserve"> complaints.</w:t>
+      </w:r>
+    </w:p>
+    <w:p>
+      <w:r>
+        <w:lastRenderedPageBreak/>
+        <w:t>Information technology department:</w:t>
+      </w:r>
+    </w:p>
+    <w:p>
+      <w:r>
+        <w:t xml:space="preserve">Tis </w:t>
+      </w:r>
+      <w:r>
+        <w:t>department</w:t>
+      </w:r>
+      <w:r>
+        <w:t xml:space="preserve"> </w:t>
+      </w:r>
+      <w:r>
+        <w:t>oversees</w:t>
+      </w:r>
+      <w:r>
+        <w:t xml:space="preserve"> manging the </w:t>
+      </w:r>
+      <w:r>
+        <w:t>organisations</w:t>
+      </w:r>
+      <w:r>
+        <w:t xml:space="preserve"> systems and </w:t>
+      </w:r>
+      <w:r>
+        <w:t>digital</w:t>
+      </w:r>
+      <w:r>
+        <w:t xml:space="preserve"> infrastructure. I</w:t>
+      </w:r>
+      <w:r>
+        <w:t xml:space="preserve">ts job is to make sure that it can </w:t>
+      </w:r>
+      <w:r>
+        <w:t>support</w:t>
+      </w:r>
+      <w:r>
+        <w:t xml:space="preserve"> shipment tracking </w:t>
+      </w:r>
+      <w:r>
+        <w:t>problems</w:t>
+      </w:r>
+      <w:r>
+        <w:t xml:space="preserve"> , internal </w:t>
+      </w:r>
+      <w:r>
+        <w:t>communication</w:t>
+      </w:r>
+      <w:r>
+        <w:t>, an</w:t>
+      </w:r>
+      <w:r>
+        <w:t>d</w:t>
+      </w:r>
+      <w:r>
+        <w:t xml:space="preserve"> </w:t>
+      </w:r>
+      <w:r>
+        <w:t>data</w:t>
+      </w:r>
+      <w:r>
+        <w:t xml:space="preserve"> </w:t>
+      </w:r>
+      <w:r>
+        <w:t>visibility</w:t>
+      </w:r>
+      <w:r>
+        <w:t xml:space="preserve"> across the </w:t>
+      </w:r>
+      <w:r>
+        <w:t>departments</w:t>
+      </w:r>
+      <w:r>
+        <w:t xml:space="preserve">. In the context </w:t>
+      </w:r>
+      <w:r>
+        <w:t>of</w:t>
+      </w:r>
+      <w:r>
+        <w:t xml:space="preserve"> this project, the IT </w:t>
+      </w:r>
+      <w:r>
+        <w:t>department</w:t>
+      </w:r>
+      <w:r>
+        <w:t xml:space="preserve"> ensures that the </w:t>
+      </w:r>
+      <w:r>
+        <w:t>system</w:t>
+      </w:r>
+      <w:r>
+        <w:t xml:space="preserve"> operate efficiently</w:t>
+      </w:r>
+      <w:r>
+        <w:t xml:space="preserve">, </w:t>
+      </w:r>
+      <w:r>
+        <w:t>manages</w:t>
+      </w:r>
+      <w:r>
+        <w:t xml:space="preserve"> user </w:t>
+      </w:r>
+      <w:r>
+        <w:t>access</w:t>
+      </w:r>
+      <w:r>
+        <w:t xml:space="preserve"> and can maintain system </w:t>
+      </w:r>
+      <w:r>
+        <w:t>security</w:t>
+      </w:r>
+      <w:r>
+        <w:t>.</w:t>
+      </w:r>
+    </w:p>
+    <w:p>
+      <w:r>
+        <w:t xml:space="preserve">Air </w:t>
+      </w:r>
+      <w:r>
+        <w:t>&amp; ocean(internation freight)</w:t>
+      </w:r>
+      <w:r>
+        <w:t xml:space="preserve"> Department </w:t>
+      </w:r>
+      <w:r>
+        <w:t>:</w:t>
+      </w:r>
+    </w:p>
+    <w:p>
+      <w:r>
+        <w:t xml:space="preserve">This is the </w:t>
+      </w:r>
+      <w:r>
+        <w:t>department</w:t>
+      </w:r>
+      <w:r>
+        <w:t xml:space="preserve"> </w:t>
+      </w:r>
+      <w:r>
+        <w:t>responsible</w:t>
+      </w:r>
+      <w:r>
+        <w:t xml:space="preserve"> for</w:t>
+      </w:r>
+      <w:r>
+        <w:t xml:space="preserve"> managing</w:t>
+      </w:r>
+      <w:r>
+        <w:t xml:space="preserve"> </w:t>
+      </w:r>
+      <w:r>
+        <w:t>the</w:t>
+      </w:r>
+      <w:r>
+        <w:t xml:space="preserve"> operation that are international through air and ocean transport. It </w:t>
+      </w:r>
+      <w:r>
+        <w:t>manages</w:t>
+      </w:r>
+      <w:r>
+        <w:t xml:space="preserve"> the global </w:t>
+      </w:r>
+      <w:r>
+        <w:t>coordination</w:t>
+      </w:r>
+      <w:r>
+        <w:t xml:space="preserve">, the customs process and international </w:t>
+      </w:r>
+      <w:r>
+        <w:t>freight movements</w:t>
+      </w:r>
+      <w:r>
+        <w:t xml:space="preserve">. In context of this project, this department needs </w:t>
+      </w:r>
+      <w:r>
+        <w:t xml:space="preserve">accurate information of shipment </w:t>
+      </w:r>
+      <w:r>
+        <w:t>tracking</w:t>
+      </w:r>
+      <w:r>
+        <w:t xml:space="preserve"> and coordination with </w:t>
+      </w:r>
+      <w:r>
+        <w:t>other</w:t>
+      </w:r>
+      <w:r>
+        <w:t xml:space="preserve"> </w:t>
+      </w:r>
+      <w:r>
+        <w:t>departments</w:t>
+      </w:r>
+      <w:r>
+        <w:t xml:space="preserve"> to </w:t>
+      </w:r>
+      <w:r>
+        <w:t>ensure</w:t>
+      </w:r>
+      <w:r>
+        <w:t xml:space="preserve"> </w:t>
+      </w:r>
+      <w:r>
+        <w:t>efficient</w:t>
+      </w:r>
+      <w:r>
+        <w:t xml:space="preserve"> cross border </w:t>
+      </w:r>
+      <w:r>
+        <w:t>operations</w:t>
+      </w:r>
+      <w:r>
+        <w:t xml:space="preserve"> and </w:t>
+      </w:r>
+      <w:r>
+        <w:t>communications</w:t>
+      </w:r>
+    </w:p>
+    <w:p/>
+    <w:p>
+      <w:pPr>
+        <w:rPr>
+          <w:b/>
+          <w:bCs/>
+        </w:rPr>
+      </w:pPr>
+      <w:r>
+        <w:rPr>
+          <w:b/>
+          <w:bCs/>
+        </w:rPr>
+        <w:t>3.</w:t>
+      </w:r>
+      <w:r>
+        <w:rPr>
+          <w:b/>
+          <w:bCs/>
+        </w:rPr>
+        <w:t xml:space="preserve">Identification of </w:t>
+      </w:r>
+      <w:r>
+        <w:rPr>
+          <w:b/>
+          <w:bCs/>
+        </w:rPr>
+        <w:t>Stakeholders</w:t>
+      </w:r>
+      <w:r>
+        <w:rPr>
+          <w:b/>
+          <w:bCs/>
+        </w:rPr>
+        <w:t xml:space="preserve"> and User Roles</w:t>
+      </w:r>
+      <w:r>
+        <w:rPr>
+          <w:b/>
+          <w:bCs/>
+        </w:rPr>
+        <w:t>:</w:t>
+      </w:r>
+    </w:p>
+    <w:p>
+      <w:r>
+        <w:t>What are stakeholders?</w:t>
+      </w:r>
+    </w:p>
+    <w:p>
+      <w:r>
+        <w:t xml:space="preserve">Stakeholders </w:t>
+      </w:r>
+      <w:r>
+        <w:t>are</w:t>
+      </w:r>
+      <w:r>
+        <w:t xml:space="preserve"> </w:t>
+      </w:r>
+      <w:r>
+        <w:t>individuals</w:t>
+      </w:r>
+      <w:r>
+        <w:t xml:space="preserve">, </w:t>
+      </w:r>
+      <w:r>
+        <w:t>groups</w:t>
+      </w:r>
+      <w:r>
+        <w:t xml:space="preserve"> or </w:t>
+      </w:r>
+      <w:r>
+        <w:t>organisations</w:t>
+      </w:r>
+      <w:r>
+        <w:t xml:space="preserve"> that </w:t>
+      </w:r>
+      <w:r>
+        <w:t>have</w:t>
+      </w:r>
+      <w:r>
+        <w:t xml:space="preserve"> an interest in the company , </w:t>
+      </w:r>
+      <w:r>
+        <w:t>project,</w:t>
+      </w:r>
+      <w:r>
+        <w:t xml:space="preserve"> or the </w:t>
+      </w:r>
+      <w:r>
+        <w:t>policy</w:t>
+      </w:r>
+      <w:r>
+        <w:t xml:space="preserve">. </w:t>
+      </w:r>
+      <w:r>
+        <w:t>They</w:t>
+      </w:r>
+      <w:r>
+        <w:t xml:space="preserve"> are the parties at affect or are affected by the performance of said </w:t>
+      </w:r>
+      <w:r>
+        <w:t>company</w:t>
+      </w:r>
+      <w:r>
+        <w:t xml:space="preserve"> or project,</w:t>
+      </w:r>
+    </w:p>
+    <w:p/>
+    <w:p>
+      <w:r>
+        <w:t>Stakeholders for this project:</w:t>
+      </w:r>
+    </w:p>
+    <w:p/>
+    <w:p>
+      <w:pPr>
+        <w:pStyle w:val="ListParagraph"/>
+        <w:numPr>
+          <w:ilvl w:val="0"/>
+          <w:numId w:val="1"/>
+        </w:numPr>
+      </w:pPr>
+      <w:r>
+        <w:t>Customer</w:t>
+      </w:r>
+    </w:p>
+    <w:p>
+      <w:pPr>
+        <w:pStyle w:val="ListParagraph"/>
+        <w:numPr>
+          <w:ilvl w:val="0"/>
+          <w:numId w:val="1"/>
+        </w:numPr>
+      </w:pPr>
+      <w:r>
+        <w:t>Operations staff</w:t>
+      </w:r>
+    </w:p>
+    <w:p>
+      <w:pPr>
+        <w:pStyle w:val="ListParagraph"/>
+        <w:numPr>
+          <w:ilvl w:val="0"/>
+          <w:numId w:val="1"/>
+        </w:numPr>
+      </w:pPr>
+      <w:r>
+        <w:t>Warehouse staff</w:t>
+      </w:r>
+    </w:p>
+    <w:p>
+      <w:pPr>
+        <w:pStyle w:val="ListParagraph"/>
+        <w:numPr>
+          <w:ilvl w:val="0"/>
+          <w:numId w:val="1"/>
+        </w:numPr>
+      </w:pPr>
+      <w:r>
+        <w:t>Customer service staff</w:t>
+      </w:r>
+    </w:p>
+    <w:p>
+      <w:pPr>
+        <w:pStyle w:val="ListParagraph"/>
+        <w:numPr>
+          <w:ilvl w:val="0"/>
+          <w:numId w:val="1"/>
+        </w:numPr>
+      </w:pPr>
+      <w:r>
+        <w:t>Manager</w:t>
+      </w:r>
+      <w:r>
+        <w:t>s</w:t>
+      </w:r>
+    </w:p>
+    <w:p>
+      <w:pPr>
+        <w:pStyle w:val="ListParagraph"/>
+        <w:numPr>
+          <w:ilvl w:val="0"/>
+          <w:numId w:val="1"/>
+        </w:numPr>
+      </w:pPr>
+      <w:r>
+        <w:t>IT Admin</w:t>
+      </w:r>
+    </w:p>
+    <w:p/>
+    <w:p>
+      <w:r>
+        <w:t>Stakeholder and User roles (Who they are and what their role is)</w:t>
+      </w:r>
+    </w:p>
+    <w:p>
+      <w:r>
+        <w:t xml:space="preserve">The following </w:t>
+      </w:r>
+      <w:r>
+        <w:t>stakeholders</w:t>
+      </w:r>
+      <w:r>
+        <w:t xml:space="preserve"> are the primary and sec</w:t>
+      </w:r>
+      <w:r>
+        <w:t xml:space="preserve">ondary users of the system that represent the key actors. These key actors will interact with </w:t>
+      </w:r>
+      <w:r>
+        <w:t>the</w:t>
+      </w:r>
+      <w:r>
+        <w:t xml:space="preserve"> system in </w:t>
+      </w:r>
+      <w:r>
+        <w:t>different</w:t>
+      </w:r>
+      <w:r>
+        <w:t xml:space="preserve"> ways.</w:t>
+      </w:r>
+    </w:p>
+    <w:p>
+      <w:pPr>
+        <w:pStyle w:val="ListParagraph"/>
+        <w:numPr>
+          <w:ilvl w:val="0"/>
+          <w:numId w:val="1"/>
+        </w:numPr>
+      </w:pPr>
+      <w:r>
+        <w:t>Customer(</w:t>
+      </w:r>
+      <w:r>
+        <w:t xml:space="preserve">External </w:t>
+      </w:r>
+      <w:r>
+        <w:t>Stakeholders)</w:t>
+      </w:r>
+    </w:p>
+    <w:p>
+      <w:pPr>
+        <w:pStyle w:val="ListParagraph"/>
+      </w:pPr>
+      <w:r>
+        <w:t xml:space="preserve">They are the end users who </w:t>
+      </w:r>
+      <w:r>
+        <w:t>need to have access to the shipment progress</w:t>
+      </w:r>
+    </w:p>
+    <w:p>
+      <w:pPr>
+        <w:pStyle w:val="ListParagraph"/>
+        <w:numPr>
+          <w:ilvl w:val="1"/>
+          <w:numId w:val="1"/>
+        </w:numPr>
+      </w:pPr>
+      <w:r>
+        <w:t>Track shipment using tracking information</w:t>
+      </w:r>
+    </w:p>
+    <w:p>
+      <w:pPr>
+        <w:pStyle w:val="ListParagraph"/>
+        <w:numPr>
+          <w:ilvl w:val="1"/>
+          <w:numId w:val="1"/>
+        </w:numPr>
+      </w:pPr>
+      <w:r>
+        <w:lastRenderedPageBreak/>
+        <w:t>View shipment status</w:t>
+      </w:r>
+    </w:p>
+    <w:p>
+      <w:pPr>
+        <w:pStyle w:val="ListParagraph"/>
+        <w:ind w:left="1440"/>
+      </w:pPr>
+    </w:p>
+    <w:p>
+      <w:pPr>
+        <w:pStyle w:val="ListParagraph"/>
+        <w:numPr>
+          <w:ilvl w:val="0"/>
+          <w:numId w:val="1"/>
+        </w:numPr>
+      </w:pPr>
+      <w:r>
+        <w:t xml:space="preserve">Operation staff </w:t>
+      </w:r>
+      <w:r>
+        <w:t>(</w:t>
+      </w:r>
+      <w:r>
+        <w:t xml:space="preserve">Primary </w:t>
+      </w:r>
+      <w:r>
+        <w:t>Internal users)</w:t>
+      </w:r>
+    </w:p>
+    <w:p>
+      <w:pPr>
+        <w:pStyle w:val="ListParagraph"/>
+      </w:pPr>
+      <w:r>
+        <w:t xml:space="preserve">Operations staff are the ones who manage the </w:t>
+      </w:r>
+      <w:r>
+        <w:t>logistic</w:t>
+      </w:r>
+      <w:r>
+        <w:t xml:space="preserve"> workflow and will coor</w:t>
+      </w:r>
+      <w:r>
+        <w:t>d</w:t>
+      </w:r>
+      <w:r>
+        <w:t xml:space="preserve">inate the shipment </w:t>
+      </w:r>
+      <w:r>
+        <w:t>movement</w:t>
+      </w:r>
+      <w:r>
+        <w:t xml:space="preserve"> across routes and delivery processes.</w:t>
+      </w:r>
+    </w:p>
+    <w:p>
+      <w:pPr>
+        <w:pStyle w:val="ListParagraph"/>
+        <w:numPr>
+          <w:ilvl w:val="1"/>
+          <w:numId w:val="1"/>
+        </w:numPr>
+      </w:pPr>
+      <w:r>
+        <w:t xml:space="preserve">Mange shipment </w:t>
+      </w:r>
+      <w:r>
+        <w:t>operations</w:t>
+      </w:r>
+    </w:p>
+    <w:p>
+      <w:pPr>
+        <w:pStyle w:val="ListParagraph"/>
+        <w:numPr>
+          <w:ilvl w:val="1"/>
+          <w:numId w:val="1"/>
+        </w:numPr>
+      </w:pPr>
+      <w:r>
+        <w:t>Track shipments</w:t>
+      </w:r>
+    </w:p>
+    <w:p>
+      <w:pPr>
+        <w:pStyle w:val="ListParagraph"/>
+        <w:numPr>
+          <w:ilvl w:val="1"/>
+          <w:numId w:val="1"/>
+        </w:numPr>
+      </w:pPr>
+      <w:r>
+        <w:t xml:space="preserve">Coordinate shipment </w:t>
+      </w:r>
+      <w:r>
+        <w:t>activities</w:t>
+      </w:r>
+    </w:p>
+    <w:p>
+      <w:pPr>
+        <w:pStyle w:val="ListParagraph"/>
+        <w:numPr>
+          <w:ilvl w:val="1"/>
+          <w:numId w:val="1"/>
+        </w:numPr>
+      </w:pPr>
+      <w:r>
+        <w:t>Oversee</w:t>
+      </w:r>
+      <w:r>
+        <w:t xml:space="preserve"> delivery </w:t>
+      </w:r>
+      <w:r>
+        <w:t>exceptions</w:t>
+      </w:r>
+    </w:p>
+    <w:p>
+      <w:pPr>
+        <w:pStyle w:val="ListParagraph"/>
+        <w:numPr>
+          <w:ilvl w:val="0"/>
+          <w:numId w:val="1"/>
+        </w:numPr>
+      </w:pPr>
+      <w:r>
+        <w:t>Warehouse staff (</w:t>
+      </w:r>
+      <w:r>
+        <w:t xml:space="preserve">Primary </w:t>
+      </w:r>
+      <w:r>
+        <w:t>internal Users)</w:t>
+      </w:r>
+    </w:p>
+    <w:p>
+      <w:pPr>
+        <w:pStyle w:val="ListParagraph"/>
+      </w:pPr>
+      <w:r>
+        <w:t xml:space="preserve">Watehouse staff take care of </w:t>
+      </w:r>
+      <w:r>
+        <w:t>managing</w:t>
+      </w:r>
+      <w:r>
+        <w:t xml:space="preserve"> the inventory and </w:t>
+      </w:r>
+      <w:r>
+        <w:t>managing</w:t>
+      </w:r>
+      <w:r>
+        <w:t xml:space="preserve"> the </w:t>
+      </w:r>
+      <w:r>
+        <w:t>physical</w:t>
+      </w:r>
+      <w:r>
+        <w:t xml:space="preserve"> </w:t>
+      </w:r>
+      <w:r>
+        <w:t>movement</w:t>
+      </w:r>
+      <w:r>
+        <w:t xml:space="preserve"> of the goods</w:t>
+      </w:r>
+    </w:p>
+    <w:p>
+      <w:pPr>
+        <w:pStyle w:val="ListParagraph"/>
+        <w:numPr>
+          <w:ilvl w:val="1"/>
+          <w:numId w:val="1"/>
+        </w:numPr>
+      </w:pPr>
+      <w:r>
+        <w:t>Update shipment status</w:t>
+      </w:r>
+    </w:p>
+    <w:p>
+      <w:pPr>
+        <w:pStyle w:val="ListParagraph"/>
+        <w:numPr>
+          <w:ilvl w:val="1"/>
+          <w:numId w:val="1"/>
+        </w:numPr>
+      </w:pPr>
+      <w:r>
+        <w:t xml:space="preserve">Manage </w:t>
+      </w:r>
+      <w:r>
+        <w:t>inventory</w:t>
+      </w:r>
+      <w:r>
+        <w:t xml:space="preserve">/data related to </w:t>
+      </w:r>
+      <w:r>
+        <w:t>shipments</w:t>
+      </w:r>
+    </w:p>
+    <w:p>
+      <w:pPr>
+        <w:pStyle w:val="ListParagraph"/>
+        <w:numPr>
+          <w:ilvl w:val="1"/>
+          <w:numId w:val="1"/>
+        </w:numPr>
+      </w:pPr>
+      <w:r>
+        <w:t>Manage</w:t>
+      </w:r>
+      <w:r>
+        <w:t xml:space="preserve"> incoming, outgoing, and returned goods</w:t>
+      </w:r>
+    </w:p>
+    <w:p>
+      <w:pPr>
+        <w:pStyle w:val="ListParagraph"/>
+        <w:ind w:left="1440"/>
+      </w:pPr>
+    </w:p>
+    <w:p>
+      <w:pPr>
+        <w:pStyle w:val="ListParagraph"/>
+        <w:ind w:left="1440"/>
+      </w:pPr>
+    </w:p>
+    <w:p>
+      <w:pPr>
+        <w:pStyle w:val="ListParagraph"/>
+        <w:numPr>
+          <w:ilvl w:val="0"/>
+          <w:numId w:val="1"/>
+        </w:numPr>
+      </w:pPr>
+      <w:r>
+        <w:t xml:space="preserve">Customer service </w:t>
+      </w:r>
+      <w:r>
+        <w:t>representatives (Internal users)</w:t>
+      </w:r>
+    </w:p>
+    <w:p>
+      <w:pPr>
+        <w:pStyle w:val="ListParagraph"/>
+      </w:pPr>
+      <w:r>
+        <w:t xml:space="preserve">This department acts as the </w:t>
+      </w:r>
+      <w:r>
+        <w:t>communication</w:t>
+      </w:r>
+      <w:r>
+        <w:t xml:space="preserve"> bridge for customers and the internal </w:t>
+      </w:r>
+      <w:r>
+        <w:t>departments</w:t>
+      </w:r>
+    </w:p>
+    <w:p>
+      <w:pPr>
+        <w:pStyle w:val="ListParagraph"/>
+        <w:numPr>
+          <w:ilvl w:val="1"/>
+          <w:numId w:val="1"/>
+        </w:numPr>
+      </w:pPr>
+      <w:r>
+        <w:t>Access shipment status</w:t>
+      </w:r>
+    </w:p>
+    <w:p>
+      <w:pPr>
+        <w:pStyle w:val="ListParagraph"/>
+        <w:numPr>
+          <w:ilvl w:val="1"/>
+          <w:numId w:val="1"/>
+        </w:numPr>
+      </w:pPr>
+      <w:r>
+        <w:t xml:space="preserve">Manage workflows related </w:t>
+      </w:r>
+      <w:r>
+        <w:t>to</w:t>
+      </w:r>
+      <w:r>
+        <w:t xml:space="preserve"> customer enquires</w:t>
+      </w:r>
+    </w:p>
+    <w:p>
+      <w:pPr>
+        <w:pStyle w:val="ListParagraph"/>
+        <w:numPr>
+          <w:ilvl w:val="1"/>
+          <w:numId w:val="1"/>
+        </w:numPr>
+      </w:pPr>
+      <w:r>
+        <w:t>Provide updates and resolve issues</w:t>
+      </w:r>
+    </w:p>
+    <w:p/>
+    <w:p>
+      <w:pPr>
+        <w:pStyle w:val="ListParagraph"/>
+        <w:numPr>
+          <w:ilvl w:val="0"/>
+          <w:numId w:val="1"/>
+        </w:numPr>
+      </w:pPr>
+      <w:r>
+        <w:t>Mangers</w:t>
+      </w:r>
+      <w:r>
+        <w:t xml:space="preserve"> </w:t>
+      </w:r>
+      <w:r>
+        <w:t>(</w:t>
+      </w:r>
+      <w:r>
+        <w:t xml:space="preserve">Secondary </w:t>
+      </w:r>
+      <w:r>
+        <w:t>stakeholders</w:t>
+      </w:r>
+      <w:r>
+        <w:t>)</w:t>
+      </w:r>
+    </w:p>
+    <w:p>
+      <w:pPr>
+        <w:pStyle w:val="ListParagraph"/>
+      </w:pPr>
+      <w:r>
+        <w:t xml:space="preserve">To monitor the performance and support </w:t>
+      </w:r>
+      <w:r>
+        <w:t>decision</w:t>
+      </w:r>
+      <w:r>
+        <w:t xml:space="preserve"> </w:t>
+      </w:r>
+      <w:r>
+        <w:t>making</w:t>
+      </w:r>
+      <w:r>
+        <w:t xml:space="preserve"> Mangers use the system information</w:t>
+      </w:r>
+    </w:p>
+    <w:p>
+      <w:pPr>
+        <w:pStyle w:val="ListParagraph"/>
+        <w:numPr>
+          <w:ilvl w:val="1"/>
+          <w:numId w:val="1"/>
+        </w:numPr>
+      </w:pPr>
+      <w:r>
+        <w:t>Monitor system reports</w:t>
+      </w:r>
+    </w:p>
+    <w:p>
+      <w:pPr>
+        <w:pStyle w:val="ListParagraph"/>
+        <w:numPr>
+          <w:ilvl w:val="1"/>
+          <w:numId w:val="1"/>
+        </w:numPr>
+      </w:pPr>
+      <w:r>
+        <w:t xml:space="preserve">Support </w:t>
+      </w:r>
+      <w:r>
+        <w:t>decision</w:t>
+      </w:r>
+      <w:r>
+        <w:t xml:space="preserve"> making</w:t>
+      </w:r>
+    </w:p>
+    <w:p>
+      <w:pPr>
+        <w:pStyle w:val="ListParagraph"/>
+        <w:numPr>
+          <w:ilvl w:val="1"/>
+          <w:numId w:val="1"/>
+        </w:numPr>
+      </w:pPr>
+      <w:r>
+        <w:t>Analyse opera</w:t>
+      </w:r>
+      <w:r>
+        <w:t>ti</w:t>
+      </w:r>
+      <w:r>
+        <w:t>onal performance</w:t>
+      </w:r>
+    </w:p>
+    <w:p/>
+    <w:p>
+      <w:pPr>
+        <w:pStyle w:val="ListParagraph"/>
+        <w:numPr>
+          <w:ilvl w:val="0"/>
+          <w:numId w:val="1"/>
+        </w:numPr>
+      </w:pPr>
+      <w:r>
+        <w:t xml:space="preserve">IT </w:t>
+      </w:r>
+      <w:r>
+        <w:t xml:space="preserve">Administrators </w:t>
+      </w:r>
+      <w:r>
+        <w:t>(</w:t>
+      </w:r>
+      <w:r>
+        <w:t>T</w:t>
+      </w:r>
+      <w:r>
+        <w:t xml:space="preserve">echnical </w:t>
+      </w:r>
+      <w:r>
+        <w:t>stakeholders)</w:t>
+      </w:r>
+    </w:p>
+    <w:p>
+      <w:pPr>
+        <w:pStyle w:val="ListParagraph"/>
+      </w:pPr>
+      <w:r>
+        <w:t>They maintain the system infrast</w:t>
+      </w:r>
+      <w:r>
+        <w:t>r</w:t>
+      </w:r>
+      <w:r>
+        <w:t>uc</w:t>
+      </w:r>
+      <w:r>
+        <w:t>tur</w:t>
+      </w:r>
+      <w:r>
+        <w:t xml:space="preserve">e and support it </w:t>
+      </w:r>
+      <w:r>
+        <w:t>Aswell</w:t>
+      </w:r>
+    </w:p>
+    <w:p>
+      <w:pPr>
+        <w:pStyle w:val="ListParagraph"/>
+        <w:numPr>
+          <w:ilvl w:val="1"/>
+          <w:numId w:val="1"/>
+        </w:numPr>
+      </w:pPr>
+      <w:r>
+        <w:t xml:space="preserve">Maintain system performance </w:t>
+      </w:r>
+    </w:p>
+    <w:p>
+      <w:pPr>
+        <w:pStyle w:val="ListParagraph"/>
+        <w:numPr>
+          <w:ilvl w:val="1"/>
+          <w:numId w:val="1"/>
+        </w:numPr>
+      </w:pPr>
+      <w:r>
+        <w:t>Manage system</w:t>
+      </w:r>
+      <w:r>
+        <w:t xml:space="preserve"> </w:t>
+      </w:r>
+      <w:r>
+        <w:t>security</w:t>
+      </w:r>
+    </w:p>
+    <w:p>
+      <w:pPr>
+        <w:pStyle w:val="ListParagraph"/>
+        <w:numPr>
+          <w:ilvl w:val="1"/>
+          <w:numId w:val="1"/>
+        </w:numPr>
+      </w:pPr>
+      <w:r>
+        <w:t>Mange user access</w:t>
+      </w:r>
+    </w:p>
+    <w:p/>
+    <w:p>
+      <w:pPr>
+        <w:rPr>
+          <w:b/>
+          <w:bCs/>
+        </w:rPr>
+      </w:pPr>
+      <w:r>
+        <w:rPr>
+          <w:b/>
+          <w:bCs/>
+        </w:rPr>
+        <w:t>4.</w:t>
+      </w:r>
+      <w:r>
+        <w:rPr>
+          <w:b/>
+          <w:bCs/>
+        </w:rPr>
+        <w:t xml:space="preserve">System Scope and </w:t>
+      </w:r>
+      <w:r>
+        <w:rPr>
+          <w:b/>
+          <w:bCs/>
+        </w:rPr>
+        <w:t>Boundaries</w:t>
+      </w:r>
+      <w:r>
+        <w:rPr>
+          <w:b/>
+          <w:bCs/>
+        </w:rPr>
+        <w:t xml:space="preserve">, </w:t>
+      </w:r>
+      <w:r>
+        <w:rPr>
+          <w:b/>
+          <w:bCs/>
+        </w:rPr>
+        <w:t>Assumptions</w:t>
+      </w:r>
+    </w:p>
+    <w:p>
+      <w:r>
+        <w:lastRenderedPageBreak/>
+        <w:t xml:space="preserve">The scope that this project will focus on </w:t>
+      </w:r>
+      <w:r>
+        <w:t xml:space="preserve">will be </w:t>
+      </w:r>
+      <w:r>
+        <w:t>supporting</w:t>
+      </w:r>
+      <w:r>
+        <w:t xml:space="preserve"> shipment tracking  </w:t>
+      </w:r>
+      <w:r>
+        <w:t>a</w:t>
+      </w:r>
+      <w:r>
+        <w:t xml:space="preserve"> </w:t>
+      </w:r>
+      <w:r>
+        <w:t>logistic</w:t>
+      </w:r>
+      <w:r>
+        <w:t xml:space="preserve"> coordination across the </w:t>
+      </w:r>
+      <w:r>
+        <w:t>five departments</w:t>
+      </w:r>
+      <w:r>
+        <w:t xml:space="preserve"> discussed above , </w:t>
+      </w:r>
+      <w:r>
+        <w:t>within</w:t>
+      </w:r>
+      <w:r>
+        <w:t xml:space="preserve">  the </w:t>
+      </w:r>
+      <w:r>
+        <w:t>organisation</w:t>
+      </w:r>
+      <w:r>
+        <w:t>. It includes managing shipment information, handling delivery updates, and enabling communication between operation, warehouse, and customer service functions.</w:t>
+      </w:r>
+    </w:p>
+    <w:p>
+      <w:r>
+        <w:t>The system will:</w:t>
+      </w:r>
+    </w:p>
+    <w:p>
+      <w:pPr>
+        <w:pStyle w:val="ListParagraph"/>
+        <w:numPr>
+          <w:ilvl w:val="0"/>
+          <w:numId w:val="1"/>
+        </w:numPr>
+      </w:pPr>
+      <w:r>
+        <w:t xml:space="preserve">Track </w:t>
+      </w:r>
+      <w:r>
+        <w:t>shipments</w:t>
+      </w:r>
+      <w:r>
+        <w:t xml:space="preserve"> </w:t>
+      </w:r>
+    </w:p>
+    <w:p>
+      <w:pPr>
+        <w:pStyle w:val="ListParagraph"/>
+        <w:numPr>
+          <w:ilvl w:val="0"/>
+          <w:numId w:val="1"/>
+        </w:numPr>
+      </w:pPr>
+      <w:r>
+        <w:t>Update shipment status</w:t>
+      </w:r>
+    </w:p>
+    <w:p>
+      <w:pPr>
+        <w:pStyle w:val="ListParagraph"/>
+        <w:numPr>
+          <w:ilvl w:val="0"/>
+          <w:numId w:val="1"/>
+        </w:numPr>
+      </w:pPr>
+      <w:r>
+        <w:t xml:space="preserve">Manage shipment </w:t>
+      </w:r>
+      <w:r>
+        <w:t>operations</w:t>
+      </w:r>
+    </w:p>
+    <w:p>
+      <w:pPr>
+        <w:pStyle w:val="ListParagraph"/>
+        <w:numPr>
+          <w:ilvl w:val="0"/>
+          <w:numId w:val="1"/>
+        </w:numPr>
+      </w:pPr>
+      <w:r>
+        <w:t xml:space="preserve">Mange </w:t>
+      </w:r>
+      <w:r>
+        <w:t>workflows</w:t>
+      </w:r>
+      <w:r>
+        <w:t xml:space="preserve"> across the departments</w:t>
+      </w:r>
+    </w:p>
+    <w:p>
+      <w:pPr>
+        <w:pStyle w:val="ListParagraph"/>
+        <w:numPr>
+          <w:ilvl w:val="0"/>
+          <w:numId w:val="1"/>
+        </w:numPr>
+      </w:pPr>
+      <w:r>
+        <w:t>Provide tracking information</w:t>
+      </w:r>
+      <w:r>
+        <w:t xml:space="preserve"> to customers and staff</w:t>
+      </w:r>
+    </w:p>
+    <w:p>
+      <w:pPr>
+        <w:pStyle w:val="ListParagraph"/>
+        <w:numPr>
+          <w:ilvl w:val="0"/>
+          <w:numId w:val="1"/>
+        </w:numPr>
+      </w:pPr>
+      <w:r>
+        <w:t>Coordinate shipment op</w:t>
+      </w:r>
+      <w:r>
+        <w:t>erations</w:t>
+      </w:r>
+    </w:p>
+    <w:p>
+      <w:pPr>
+        <w:pStyle w:val="ListParagraph"/>
+        <w:numPr>
+          <w:ilvl w:val="0"/>
+          <w:numId w:val="1"/>
+        </w:numPr>
+      </w:pPr>
+      <w:r>
+        <w:t xml:space="preserve">Handle </w:t>
+      </w:r>
+      <w:r>
+        <w:t>delivery</w:t>
+      </w:r>
+      <w:r>
+        <w:t xml:space="preserve"> </w:t>
+      </w:r>
+      <w:r>
+        <w:t>exceptions</w:t>
+      </w:r>
+      <w:r>
+        <w:t xml:space="preserve"> such as failed </w:t>
+      </w:r>
+      <w:r>
+        <w:t>deliver</w:t>
+      </w:r>
+      <w:r>
+        <w:t xml:space="preserve">, returns and </w:t>
+      </w:r>
+      <w:r>
+        <w:t>rescheduling</w:t>
+      </w:r>
+    </w:p>
+    <w:p>
+      <w:pPr>
+        <w:pStyle w:val="ListParagraph"/>
+      </w:pPr>
+    </w:p>
+    <w:p/>
+    <w:p>
+      <w:r>
+        <w:t>Inside</w:t>
+      </w:r>
+      <w:r>
+        <w:t xml:space="preserve"> the system:</w:t>
+      </w:r>
+    </w:p>
+    <w:p>
+      <w:r>
+        <w:t xml:space="preserve">The following </w:t>
+      </w:r>
+      <w:r>
+        <w:t>functionalities</w:t>
+      </w:r>
+      <w:r>
+        <w:t xml:space="preserve"> will be used</w:t>
+      </w:r>
+    </w:p>
+    <w:p>
+      <w:pPr>
+        <w:pStyle w:val="ListParagraph"/>
+        <w:numPr>
+          <w:ilvl w:val="0"/>
+          <w:numId w:val="1"/>
+        </w:numPr>
+      </w:pPr>
+      <w:r>
+        <w:t xml:space="preserve">Shipment tracking </w:t>
+      </w:r>
+    </w:p>
+    <w:p>
+      <w:pPr>
+        <w:pStyle w:val="ListParagraph"/>
+        <w:numPr>
+          <w:ilvl w:val="0"/>
+          <w:numId w:val="1"/>
+        </w:numPr>
+      </w:pPr>
+      <w:r>
+        <w:t>Shipment status updates</w:t>
+      </w:r>
+    </w:p>
+    <w:p>
+      <w:pPr>
+        <w:pStyle w:val="ListParagraph"/>
+        <w:numPr>
+          <w:ilvl w:val="0"/>
+          <w:numId w:val="1"/>
+        </w:numPr>
+      </w:pPr>
+      <w:r>
+        <w:t xml:space="preserve">Workflow </w:t>
+      </w:r>
+      <w:r>
+        <w:t>management</w:t>
+      </w:r>
+    </w:p>
+    <w:p>
+      <w:pPr>
+        <w:pStyle w:val="ListParagraph"/>
+        <w:numPr>
+          <w:ilvl w:val="0"/>
+          <w:numId w:val="1"/>
+        </w:numPr>
+      </w:pPr>
+      <w:r>
+        <w:t>Coordination of shipment operations</w:t>
+      </w:r>
+      <w:r>
+        <w:t xml:space="preserve">, warehouse a </w:t>
+      </w:r>
+      <w:r>
+        <w:t>customer</w:t>
+      </w:r>
+      <w:r>
+        <w:t xml:space="preserve"> service</w:t>
+      </w:r>
+    </w:p>
+    <w:p>
+      <w:pPr>
+        <w:pStyle w:val="ListParagraph"/>
+        <w:numPr>
+          <w:ilvl w:val="0"/>
+          <w:numId w:val="1"/>
+        </w:numPr>
+      </w:pPr>
+      <w:r>
+        <w:t>Handling delivery-related updates and exceptions</w:t>
+      </w:r>
+    </w:p>
+    <w:p/>
+    <w:p>
+      <w:r>
+        <w:t>Outside</w:t>
+      </w:r>
+      <w:r>
+        <w:t xml:space="preserve"> the system</w:t>
+      </w:r>
+      <w:r>
+        <w:t>:</w:t>
+      </w:r>
+    </w:p>
+    <w:p>
+      <w:r>
+        <w:t>These are the following systems and process that are out of scope for this project</w:t>
+      </w:r>
+    </w:p>
+    <w:p>
+      <w:pPr>
+        <w:pStyle w:val="ListParagraph"/>
+        <w:numPr>
+          <w:ilvl w:val="0"/>
+          <w:numId w:val="1"/>
+        </w:numPr>
+      </w:pPr>
+      <w:r>
+        <w:t>Payroll systems</w:t>
+      </w:r>
+    </w:p>
+    <w:p>
+      <w:pPr>
+        <w:pStyle w:val="ListParagraph"/>
+        <w:numPr>
+          <w:ilvl w:val="0"/>
+          <w:numId w:val="1"/>
+        </w:numPr>
+      </w:pPr>
+      <w:r>
+        <w:t>HR systems</w:t>
+      </w:r>
+    </w:p>
+    <w:p>
+      <w:pPr>
+        <w:pStyle w:val="ListParagraph"/>
+        <w:numPr>
+          <w:ilvl w:val="0"/>
+          <w:numId w:val="1"/>
+        </w:numPr>
+      </w:pPr>
+      <w:r>
+        <w:t>External financial systems</w:t>
+      </w:r>
+    </w:p>
+    <w:p>
+      <w:pPr>
+        <w:pStyle w:val="ListParagraph"/>
+        <w:numPr>
+          <w:ilvl w:val="0"/>
+          <w:numId w:val="1"/>
+        </w:numPr>
+      </w:pPr>
+      <w:r>
+        <w:t xml:space="preserve">Third-parry </w:t>
+      </w:r>
+      <w:r>
+        <w:t>supplies</w:t>
+      </w:r>
+      <w:r>
+        <w:t xml:space="preserve"> systems</w:t>
+      </w:r>
+    </w:p>
+    <w:p>
+      <w:pPr>
+        <w:pStyle w:val="ListParagraph"/>
+        <w:numPr>
+          <w:ilvl w:val="0"/>
+          <w:numId w:val="1"/>
+        </w:numPr>
+      </w:pPr>
+    </w:p>
+    <w:p/>
+    <w:p>
+      <w:r>
+        <w:t>Assumptions :</w:t>
+      </w:r>
+    </w:p>
+    <w:p>
+      <w:pPr>
+        <w:pStyle w:val="ListParagraph"/>
+        <w:numPr>
+          <w:ilvl w:val="0"/>
+          <w:numId w:val="1"/>
+        </w:numPr>
+      </w:pPr>
+      <w:r>
+        <w:t>Users</w:t>
+      </w:r>
+      <w:r>
+        <w:t xml:space="preserve"> need to be</w:t>
+      </w:r>
+    </w:p>
+    <w:p>
+      <w:pPr>
+        <w:pStyle w:val="ListParagraph"/>
+      </w:pPr>
+      <w:r>
+        <w:t xml:space="preserve"> authenticated before access the system</w:t>
+      </w:r>
+    </w:p>
+    <w:p>
+      <w:pPr>
+        <w:pStyle w:val="ListParagraph"/>
+        <w:numPr>
+          <w:ilvl w:val="0"/>
+          <w:numId w:val="1"/>
+        </w:numPr>
+      </w:pPr>
+      <w:r>
+        <w:t xml:space="preserve">Shipment data is updated </w:t>
+      </w:r>
+      <w:r>
+        <w:t>regularly</w:t>
+      </w:r>
+      <w:r>
+        <w:t xml:space="preserve"> by staff</w:t>
+      </w:r>
+    </w:p>
+    <w:p>
+      <w:pPr>
+        <w:pStyle w:val="ListParagraph"/>
+        <w:numPr>
+          <w:ilvl w:val="0"/>
+          <w:numId w:val="1"/>
+        </w:numPr>
+      </w:pPr>
+      <w:r>
+        <w:t xml:space="preserve">Customers have </w:t>
+      </w:r>
+      <w:r>
+        <w:t>limited</w:t>
+      </w:r>
+      <w:r>
+        <w:t xml:space="preserve"> access to </w:t>
+      </w:r>
+      <w:r>
+        <w:t>tracking</w:t>
+      </w:r>
+      <w:r>
+        <w:t xml:space="preserve"> </w:t>
+      </w:r>
+      <w:r>
+        <w:t>information</w:t>
+      </w:r>
+    </w:p>
+    <w:p>
+      <w:pPr>
+        <w:pStyle w:val="ListParagraph"/>
+        <w:numPr>
+          <w:ilvl w:val="0"/>
+          <w:numId w:val="1"/>
+        </w:numPr>
+      </w:pPr>
+      <w:r>
+        <w:lastRenderedPageBreak/>
+        <w:t xml:space="preserve">The system operates </w:t>
+      </w:r>
+      <w:r>
+        <w:t>through</w:t>
+      </w:r>
+      <w:r>
+        <w:t xml:space="preserve"> an online platform</w:t>
+      </w:r>
+    </w:p>
+    <w:p>
+      <w:pPr>
+        <w:pStyle w:val="ListParagraph"/>
+        <w:numPr>
+          <w:ilvl w:val="0"/>
+          <w:numId w:val="1"/>
+        </w:numPr>
+      </w:pPr>
+      <w:r>
+        <w:t>The system is used across multiple departments</w:t>
+      </w:r>
+    </w:p>
+    <w:p>
+      <w:pPr>
+        <w:rPr>
+          <w:b/>
+          <w:bCs/>
+        </w:rPr>
+      </w:pPr>
+    </w:p>
+    <w:p>
+      <w:pPr>
+        <w:rPr>
+          <w:b/>
+          <w:bCs/>
+        </w:rPr>
+      </w:pPr>
+      <w:r>
+        <w:rPr>
+          <w:b/>
+          <w:bCs/>
+        </w:rPr>
+        <w:t xml:space="preserve">Task </w:t>
+      </w:r>
+      <w:r>
+        <w:rPr>
+          <w:b/>
+          <w:bCs/>
+        </w:rPr>
+        <w:t>two</w:t>
       </w:r>
       <w:r>
         <w:rPr>
@@ -873,1062 +3070,6 @@
         </w:rPr>
         <w:t xml:space="preserve"> </w:t>
       </w:r>
-      <w:r>
-        <w:rPr>
-          <w:b/>
-          <w:bCs/>
-        </w:rPr>
-        <w:t>Departmental Structure and Responsibilities</w:t>
-      </w:r>
-    </w:p>
-    <w:p>
-      <w:r>
-        <w:t xml:space="preserve">Group </w:t>
-      </w:r>
-      <w:r>
-        <w:t>N</w:t>
-      </w:r>
-      <w:r>
-        <w:t xml:space="preserve">ouns into </w:t>
-      </w:r>
-      <w:r>
-        <w:t>D</w:t>
-      </w:r>
-      <w:r>
-        <w:t>epartments:</w:t>
-      </w:r>
-    </w:p>
-    <w:p/>
-    <w:p>
-      <w:pPr>
-        <w:pStyle w:val="ListParagraph"/>
-        <w:numPr>
-          <w:ilvl w:val="0"/>
-          <w:numId w:val="1"/>
-        </w:numPr>
-      </w:pPr>
-      <w:r>
-        <w:t>Operations:</w:t>
-      </w:r>
-    </w:p>
-    <w:p>
-      <w:pPr>
-        <w:pStyle w:val="ListParagraph"/>
-        <w:numPr>
-          <w:ilvl w:val="1"/>
-          <w:numId w:val="1"/>
-        </w:numPr>
-      </w:pPr>
-      <w:r>
-        <w:t>Shipments</w:t>
-      </w:r>
-    </w:p>
-    <w:p>
-      <w:pPr>
-        <w:pStyle w:val="ListParagraph"/>
-        <w:numPr>
-          <w:ilvl w:val="1"/>
-          <w:numId w:val="1"/>
-        </w:numPr>
-      </w:pPr>
-      <w:r>
-        <w:t>Shipment operations</w:t>
-      </w:r>
-    </w:p>
-    <w:p>
-      <w:pPr>
-        <w:pStyle w:val="ListParagraph"/>
-        <w:numPr>
-          <w:ilvl w:val="1"/>
-          <w:numId w:val="1"/>
-        </w:numPr>
-      </w:pPr>
-      <w:r>
-        <w:t>Tracking</w:t>
-      </w:r>
-    </w:p>
-    <w:p>
-      <w:pPr>
-        <w:ind w:left="1080"/>
-      </w:pPr>
-    </w:p>
-    <w:p>
-      <w:pPr>
-        <w:pStyle w:val="ListParagraph"/>
-        <w:numPr>
-          <w:ilvl w:val="0"/>
-          <w:numId w:val="1"/>
-        </w:numPr>
-      </w:pPr>
-      <w:r>
-        <w:t>Warehouse</w:t>
-      </w:r>
-    </w:p>
-    <w:p>
-      <w:pPr>
-        <w:pStyle w:val="ListParagraph"/>
-        <w:numPr>
-          <w:ilvl w:val="1"/>
-          <w:numId w:val="1"/>
-        </w:numPr>
-      </w:pPr>
-      <w:r>
-        <w:t>Warehousing</w:t>
-      </w:r>
-    </w:p>
-    <w:p>
-      <w:pPr>
-        <w:pStyle w:val="ListParagraph"/>
-        <w:numPr>
-          <w:ilvl w:val="1"/>
-          <w:numId w:val="1"/>
-        </w:numPr>
-      </w:pPr>
-      <w:r>
-        <w:t>Data</w:t>
-      </w:r>
-    </w:p>
-    <w:p>
-      <w:pPr>
-        <w:pStyle w:val="ListParagraph"/>
-        <w:numPr>
-          <w:ilvl w:val="0"/>
-          <w:numId w:val="1"/>
-        </w:numPr>
-      </w:pPr>
-      <w:r>
-        <w:t>Customer service</w:t>
-      </w:r>
-    </w:p>
-    <w:p>
-      <w:pPr>
-        <w:pStyle w:val="ListParagraph"/>
-        <w:numPr>
-          <w:ilvl w:val="1"/>
-          <w:numId w:val="1"/>
-        </w:numPr>
-      </w:pPr>
-      <w:r>
-        <w:t xml:space="preserve">Shipment status </w:t>
-      </w:r>
-    </w:p>
-    <w:p>
-      <w:pPr>
-        <w:pStyle w:val="ListParagraph"/>
-        <w:numPr>
-          <w:ilvl w:val="1"/>
-          <w:numId w:val="1"/>
-        </w:numPr>
-      </w:pPr>
-      <w:r>
-        <w:t>Workflows</w:t>
-      </w:r>
-    </w:p>
-    <w:p>
-      <w:pPr>
-        <w:pStyle w:val="ListParagraph"/>
-        <w:numPr>
-          <w:ilvl w:val="0"/>
-          <w:numId w:val="1"/>
-        </w:numPr>
-      </w:pPr>
-      <w:r>
-        <w:t xml:space="preserve">Core </w:t>
-      </w:r>
-      <w:r>
-        <w:t>System</w:t>
-      </w:r>
-    </w:p>
-    <w:p>
-      <w:pPr>
-        <w:pStyle w:val="ListParagraph"/>
-        <w:numPr>
-          <w:ilvl w:val="1"/>
-          <w:numId w:val="1"/>
-        </w:numPr>
-      </w:pPr>
-      <w:r>
-        <w:t xml:space="preserve">Shipment tracking and </w:t>
-      </w:r>
-      <w:r>
-        <w:t>logistics</w:t>
-      </w:r>
-      <w:r>
-        <w:t xml:space="preserve"> management system</w:t>
-      </w:r>
-    </w:p>
-    <w:p/>
-    <w:p>
-      <w:pPr>
-        <w:rPr>
-          <w:b/>
-          <w:bCs/>
-        </w:rPr>
-      </w:pPr>
-      <w:r>
-        <w:rPr>
-          <w:b/>
-          <w:bCs/>
-        </w:rPr>
-        <w:t>3.</w:t>
-      </w:r>
-      <w:r>
-        <w:rPr>
-          <w:b/>
-          <w:bCs/>
-        </w:rPr>
-        <w:t xml:space="preserve">Identification of </w:t>
-      </w:r>
-      <w:r>
-        <w:rPr>
-          <w:b/>
-          <w:bCs/>
-        </w:rPr>
-        <w:t>Stakeholders</w:t>
-      </w:r>
-      <w:r>
-        <w:rPr>
-          <w:b/>
-          <w:bCs/>
-        </w:rPr>
-        <w:t xml:space="preserve"> and User Roles</w:t>
-      </w:r>
-      <w:r>
-        <w:rPr>
-          <w:b/>
-          <w:bCs/>
-        </w:rPr>
-        <w:t>:</w:t>
-      </w:r>
-    </w:p>
-    <w:p>
-      <w:r>
-        <w:t>What are stakeholders?</w:t>
-      </w:r>
-    </w:p>
-    <w:p>
-      <w:r>
-        <w:t xml:space="preserve">Stakeholders </w:t>
-      </w:r>
-      <w:r>
-        <w:t>are</w:t>
-      </w:r>
-      <w:r>
-        <w:t xml:space="preserve"> </w:t>
-      </w:r>
-      <w:r>
-        <w:t>individuals</w:t>
-      </w:r>
-      <w:r>
-        <w:t xml:space="preserve">, </w:t>
-      </w:r>
-      <w:r>
-        <w:t>groups</w:t>
-      </w:r>
-      <w:r>
-        <w:t xml:space="preserve"> or </w:t>
-      </w:r>
-      <w:r>
-        <w:t>organisations</w:t>
-      </w:r>
-      <w:r>
-        <w:t xml:space="preserve"> that </w:t>
-      </w:r>
-      <w:r>
-        <w:t>have</w:t>
-      </w:r>
-      <w:r>
-        <w:t xml:space="preserve"> an interest in the company , project or the </w:t>
-      </w:r>
-      <w:r>
-        <w:t>policy</w:t>
-      </w:r>
-      <w:r>
-        <w:t xml:space="preserve">. </w:t>
-      </w:r>
-      <w:r>
-        <w:t>They</w:t>
-      </w:r>
-      <w:r>
-        <w:t xml:space="preserve"> are the parties at affect or are affected by the performance of said </w:t>
-      </w:r>
-      <w:r>
-        <w:t>company</w:t>
-      </w:r>
-      <w:r>
-        <w:t xml:space="preserve"> or project,</w:t>
-      </w:r>
-    </w:p>
-    <w:p/>
-    <w:p>
-      <w:r>
-        <w:t>Stakeholders for this project:</w:t>
-      </w:r>
-    </w:p>
-    <w:p/>
-    <w:p>
-      <w:pPr>
-        <w:pStyle w:val="ListParagraph"/>
-        <w:numPr>
-          <w:ilvl w:val="0"/>
-          <w:numId w:val="1"/>
-        </w:numPr>
-      </w:pPr>
-      <w:r>
-        <w:t>Customer</w:t>
-      </w:r>
-    </w:p>
-    <w:p>
-      <w:pPr>
-        <w:pStyle w:val="ListParagraph"/>
-        <w:numPr>
-          <w:ilvl w:val="0"/>
-          <w:numId w:val="1"/>
-        </w:numPr>
-      </w:pPr>
-      <w:r>
-        <w:t>Operations staff</w:t>
-      </w:r>
-    </w:p>
-    <w:p>
-      <w:pPr>
-        <w:pStyle w:val="ListParagraph"/>
-        <w:numPr>
-          <w:ilvl w:val="0"/>
-          <w:numId w:val="1"/>
-        </w:numPr>
-      </w:pPr>
-      <w:r>
-        <w:lastRenderedPageBreak/>
-        <w:t>Warehouse staff</w:t>
-      </w:r>
-    </w:p>
-    <w:p>
-      <w:pPr>
-        <w:pStyle w:val="ListParagraph"/>
-        <w:numPr>
-          <w:ilvl w:val="0"/>
-          <w:numId w:val="1"/>
-        </w:numPr>
-      </w:pPr>
-      <w:r>
-        <w:t>Customer service staff</w:t>
-      </w:r>
-    </w:p>
-    <w:p>
-      <w:pPr>
-        <w:pStyle w:val="ListParagraph"/>
-        <w:numPr>
-          <w:ilvl w:val="0"/>
-          <w:numId w:val="1"/>
-        </w:numPr>
-      </w:pPr>
-      <w:r>
-        <w:t xml:space="preserve">Manager </w:t>
-      </w:r>
-    </w:p>
-    <w:p>
-      <w:pPr>
-        <w:pStyle w:val="ListParagraph"/>
-        <w:numPr>
-          <w:ilvl w:val="0"/>
-          <w:numId w:val="1"/>
-        </w:numPr>
-      </w:pPr>
-      <w:r>
-        <w:t>IT Admin</w:t>
-      </w:r>
-    </w:p>
-    <w:p/>
-    <w:p>
-      <w:r>
-        <w:t>Stakeholder and User roles (Who they are and what their role is)</w:t>
-      </w:r>
-    </w:p>
-    <w:p/>
-    <w:p>
-      <w:pPr>
-        <w:pStyle w:val="ListParagraph"/>
-        <w:numPr>
-          <w:ilvl w:val="0"/>
-          <w:numId w:val="1"/>
-        </w:numPr>
-      </w:pPr>
-      <w:r>
-        <w:t>Customer(</w:t>
-      </w:r>
-      <w:r>
-        <w:t xml:space="preserve">External </w:t>
-      </w:r>
-      <w:r>
-        <w:t>Stakeholders)</w:t>
-      </w:r>
-    </w:p>
-    <w:p>
-      <w:pPr>
-        <w:pStyle w:val="ListParagraph"/>
-        <w:numPr>
-          <w:ilvl w:val="1"/>
-          <w:numId w:val="1"/>
-        </w:numPr>
-      </w:pPr>
-      <w:r>
-        <w:t>Track shipment using tracking information</w:t>
-      </w:r>
-    </w:p>
-    <w:p>
-      <w:pPr>
-        <w:pStyle w:val="ListParagraph"/>
-        <w:numPr>
-          <w:ilvl w:val="1"/>
-          <w:numId w:val="1"/>
-        </w:numPr>
-      </w:pPr>
-      <w:r>
-        <w:t>View shipment status</w:t>
-      </w:r>
-    </w:p>
-    <w:p>
-      <w:pPr>
-        <w:pStyle w:val="ListParagraph"/>
-        <w:numPr>
-          <w:ilvl w:val="0"/>
-          <w:numId w:val="1"/>
-        </w:numPr>
-      </w:pPr>
-      <w:r>
-        <w:t xml:space="preserve">Operation staff </w:t>
-      </w:r>
-      <w:r>
-        <w:t>(Internal users)</w:t>
-      </w:r>
-    </w:p>
-    <w:p>
-      <w:pPr>
-        <w:pStyle w:val="ListParagraph"/>
-        <w:numPr>
-          <w:ilvl w:val="1"/>
-          <w:numId w:val="1"/>
-        </w:numPr>
-      </w:pPr>
-      <w:r>
-        <w:t xml:space="preserve">Mange shipment </w:t>
-      </w:r>
-      <w:r>
-        <w:t>operations</w:t>
-      </w:r>
-    </w:p>
-    <w:p>
-      <w:pPr>
-        <w:pStyle w:val="ListParagraph"/>
-        <w:numPr>
-          <w:ilvl w:val="1"/>
-          <w:numId w:val="1"/>
-        </w:numPr>
-      </w:pPr>
-      <w:r>
-        <w:t>Track shipments</w:t>
-      </w:r>
-    </w:p>
-    <w:p>
-      <w:pPr>
-        <w:pStyle w:val="ListParagraph"/>
-        <w:numPr>
-          <w:ilvl w:val="1"/>
-          <w:numId w:val="1"/>
-        </w:numPr>
-      </w:pPr>
-      <w:r>
-        <w:t xml:space="preserve">Coordinate shipment </w:t>
-      </w:r>
-      <w:r>
-        <w:t>activities</w:t>
-      </w:r>
-    </w:p>
-    <w:p>
-      <w:pPr>
-        <w:pStyle w:val="ListParagraph"/>
-        <w:numPr>
-          <w:ilvl w:val="0"/>
-          <w:numId w:val="1"/>
-        </w:numPr>
-      </w:pPr>
-      <w:r>
-        <w:t>Warehouse staff (internal Users)</w:t>
-      </w:r>
-    </w:p>
-    <w:p>
-      <w:pPr>
-        <w:pStyle w:val="ListParagraph"/>
-        <w:numPr>
-          <w:ilvl w:val="1"/>
-          <w:numId w:val="1"/>
-        </w:numPr>
-      </w:pPr>
-      <w:r>
-        <w:t>Update shipment status</w:t>
-      </w:r>
-    </w:p>
-    <w:p>
-      <w:pPr>
-        <w:pStyle w:val="ListParagraph"/>
-        <w:numPr>
-          <w:ilvl w:val="1"/>
-          <w:numId w:val="1"/>
-        </w:numPr>
-      </w:pPr>
-      <w:r>
-        <w:t xml:space="preserve">Manage </w:t>
-      </w:r>
-      <w:r>
-        <w:t>inventory</w:t>
-      </w:r>
-      <w:r>
-        <w:t xml:space="preserve">/data related to </w:t>
-      </w:r>
-      <w:r>
-        <w:t>shipments</w:t>
-      </w:r>
-    </w:p>
-    <w:p>
-      <w:pPr>
-        <w:pStyle w:val="ListParagraph"/>
-        <w:numPr>
-          <w:ilvl w:val="0"/>
-          <w:numId w:val="1"/>
-        </w:numPr>
-      </w:pPr>
-      <w:r>
-        <w:t xml:space="preserve">Customer service </w:t>
-      </w:r>
-      <w:r>
-        <w:t>representatives (Internal users)</w:t>
-      </w:r>
-    </w:p>
-    <w:p>
-      <w:pPr>
-        <w:pStyle w:val="ListParagraph"/>
-        <w:numPr>
-          <w:ilvl w:val="1"/>
-          <w:numId w:val="1"/>
-        </w:numPr>
-      </w:pPr>
-      <w:r>
-        <w:t>Access shipment status</w:t>
-      </w:r>
-    </w:p>
-    <w:p>
-      <w:pPr>
-        <w:pStyle w:val="ListParagraph"/>
-        <w:numPr>
-          <w:ilvl w:val="1"/>
-          <w:numId w:val="1"/>
-        </w:numPr>
-      </w:pPr>
-      <w:r>
-        <w:t xml:space="preserve">Manage workflows related </w:t>
-      </w:r>
-      <w:proofErr w:type="spellStart"/>
-      <w:r>
-        <w:t>t</w:t>
-      </w:r>
-      <w:proofErr w:type="spellEnd"/>
-      <w:r>
-        <w:t xml:space="preserve"> customer enquires</w:t>
-      </w:r>
-    </w:p>
-    <w:p/>
-    <w:p>
-      <w:pPr>
-        <w:pStyle w:val="ListParagraph"/>
-        <w:numPr>
-          <w:ilvl w:val="0"/>
-          <w:numId w:val="1"/>
-        </w:numPr>
-      </w:pPr>
-      <w:r>
-        <w:t>Mangers</w:t>
-      </w:r>
-      <w:r>
-        <w:t xml:space="preserve"> </w:t>
-      </w:r>
-      <w:r>
-        <w:t>(</w:t>
-      </w:r>
-      <w:r>
-        <w:t>I</w:t>
-      </w:r>
-      <w:r>
-        <w:t>nternal stakeholders</w:t>
-      </w:r>
-      <w:r>
-        <w:t>)</w:t>
-      </w:r>
-    </w:p>
-    <w:p>
-      <w:pPr>
-        <w:pStyle w:val="ListParagraph"/>
-        <w:numPr>
-          <w:ilvl w:val="1"/>
-          <w:numId w:val="1"/>
-        </w:numPr>
-      </w:pPr>
-      <w:r>
-        <w:t>Monitor system reports</w:t>
-      </w:r>
-    </w:p>
-    <w:p>
-      <w:pPr>
-        <w:pStyle w:val="ListParagraph"/>
-        <w:numPr>
-          <w:ilvl w:val="1"/>
-          <w:numId w:val="1"/>
-        </w:numPr>
-      </w:pPr>
-      <w:r>
-        <w:t xml:space="preserve">Support </w:t>
-      </w:r>
-      <w:r>
-        <w:t>decision</w:t>
-      </w:r>
-      <w:r>
-        <w:t xml:space="preserve"> making</w:t>
-      </w:r>
-    </w:p>
-    <w:p/>
-    <w:p>
-      <w:pPr>
-        <w:pStyle w:val="ListParagraph"/>
-        <w:numPr>
-          <w:ilvl w:val="0"/>
-          <w:numId w:val="1"/>
-        </w:numPr>
-      </w:pPr>
-      <w:r>
-        <w:t xml:space="preserve">IT </w:t>
-      </w:r>
-      <w:r>
-        <w:t xml:space="preserve">Administrators </w:t>
-      </w:r>
-      <w:r>
-        <w:t>(</w:t>
-      </w:r>
-      <w:r>
-        <w:t>T</w:t>
-      </w:r>
-      <w:r>
-        <w:t xml:space="preserve">echnical </w:t>
-      </w:r>
-      <w:r>
-        <w:t>stakeholders)</w:t>
-      </w:r>
-    </w:p>
-    <w:p>
-      <w:pPr>
-        <w:pStyle w:val="ListParagraph"/>
-        <w:numPr>
-          <w:ilvl w:val="1"/>
-          <w:numId w:val="1"/>
-        </w:numPr>
-      </w:pPr>
-      <w:r>
-        <w:t xml:space="preserve">Maintain system performance and </w:t>
-      </w:r>
-      <w:r>
-        <w:t>security</w:t>
-      </w:r>
-    </w:p>
-    <w:p>
-      <w:pPr>
-        <w:pStyle w:val="ListParagraph"/>
-        <w:numPr>
-          <w:ilvl w:val="1"/>
-          <w:numId w:val="1"/>
-        </w:numPr>
-      </w:pPr>
-      <w:r>
-        <w:t>Mange user access</w:t>
-      </w:r>
-    </w:p>
-    <w:p/>
-    <w:p>
-      <w:pPr>
-        <w:rPr>
-          <w:b/>
-          <w:bCs/>
-        </w:rPr>
-      </w:pPr>
-      <w:r>
-        <w:rPr>
-          <w:b/>
-          <w:bCs/>
-        </w:rPr>
-        <w:t>4.</w:t>
-      </w:r>
-      <w:r>
-        <w:rPr>
-          <w:b/>
-          <w:bCs/>
-        </w:rPr>
-        <w:t xml:space="preserve">System Scope and </w:t>
-      </w:r>
-      <w:r>
-        <w:rPr>
-          <w:b/>
-          <w:bCs/>
-        </w:rPr>
-        <w:t>Boundaries</w:t>
-      </w:r>
-      <w:r>
-        <w:rPr>
-          <w:b/>
-          <w:bCs/>
-        </w:rPr>
-        <w:t xml:space="preserve">, </w:t>
-      </w:r>
-      <w:r>
-        <w:rPr>
-          <w:b/>
-          <w:bCs/>
-        </w:rPr>
-        <w:t>Assumptions</w:t>
-      </w:r>
-    </w:p>
-    <w:p/>
-    <w:p>
-      <w:r>
-        <w:t>The system will:</w:t>
-      </w:r>
-    </w:p>
-    <w:p>
-      <w:pPr>
-        <w:pStyle w:val="ListParagraph"/>
-        <w:numPr>
-          <w:ilvl w:val="0"/>
-          <w:numId w:val="1"/>
-        </w:numPr>
-      </w:pPr>
-      <w:r>
-        <w:t xml:space="preserve">Track </w:t>
-      </w:r>
-      <w:r>
-        <w:t>shipments</w:t>
-      </w:r>
-      <w:r>
-        <w:t xml:space="preserve"> </w:t>
-      </w:r>
-    </w:p>
-    <w:p>
-      <w:pPr>
-        <w:pStyle w:val="ListParagraph"/>
-        <w:numPr>
-          <w:ilvl w:val="0"/>
-          <w:numId w:val="1"/>
-        </w:numPr>
-      </w:pPr>
-      <w:r>
-        <w:t>Update shipment status</w:t>
-      </w:r>
-    </w:p>
-    <w:p>
-      <w:pPr>
-        <w:pStyle w:val="ListParagraph"/>
-        <w:numPr>
-          <w:ilvl w:val="0"/>
-          <w:numId w:val="1"/>
-        </w:numPr>
-      </w:pPr>
-      <w:r>
-        <w:t xml:space="preserve">Manage shipment </w:t>
-      </w:r>
-      <w:r>
-        <w:t>operations</w:t>
-      </w:r>
-    </w:p>
-    <w:p>
-      <w:pPr>
-        <w:pStyle w:val="ListParagraph"/>
-        <w:numPr>
-          <w:ilvl w:val="0"/>
-          <w:numId w:val="1"/>
-        </w:numPr>
-      </w:pPr>
-      <w:r>
-        <w:lastRenderedPageBreak/>
-        <w:t xml:space="preserve">Mange </w:t>
-      </w:r>
-      <w:r>
-        <w:t>workflows</w:t>
-      </w:r>
-    </w:p>
-    <w:p>
-      <w:pPr>
-        <w:pStyle w:val="ListParagraph"/>
-        <w:numPr>
-          <w:ilvl w:val="0"/>
-          <w:numId w:val="1"/>
-        </w:numPr>
-      </w:pPr>
-      <w:r>
-        <w:t>Provide tracking information</w:t>
-      </w:r>
-    </w:p>
-    <w:p>
-      <w:pPr>
-        <w:pStyle w:val="ListParagraph"/>
-        <w:numPr>
-          <w:ilvl w:val="0"/>
-          <w:numId w:val="1"/>
-        </w:numPr>
-      </w:pPr>
-      <w:r>
-        <w:t>Coordinate shipment operations</w:t>
-      </w:r>
-    </w:p>
-    <w:p/>
-    <w:p>
-      <w:r>
-        <w:t>Inside</w:t>
-      </w:r>
-      <w:r>
-        <w:t xml:space="preserve"> the system:</w:t>
-      </w:r>
-    </w:p>
-    <w:p>
-      <w:pPr>
-        <w:pStyle w:val="ListParagraph"/>
-        <w:numPr>
-          <w:ilvl w:val="0"/>
-          <w:numId w:val="1"/>
-        </w:numPr>
-      </w:pPr>
-      <w:r>
-        <w:t xml:space="preserve">Shipment tracking </w:t>
-      </w:r>
-    </w:p>
-    <w:p>
-      <w:pPr>
-        <w:pStyle w:val="ListParagraph"/>
-        <w:numPr>
-          <w:ilvl w:val="0"/>
-          <w:numId w:val="1"/>
-        </w:numPr>
-      </w:pPr>
-      <w:r>
-        <w:t>Shipment status updates</w:t>
-      </w:r>
-    </w:p>
-    <w:p>
-      <w:pPr>
-        <w:pStyle w:val="ListParagraph"/>
-        <w:numPr>
-          <w:ilvl w:val="0"/>
-          <w:numId w:val="1"/>
-        </w:numPr>
-      </w:pPr>
-      <w:r>
-        <w:t xml:space="preserve">Workflow </w:t>
-      </w:r>
-      <w:r>
-        <w:t>management</w:t>
-      </w:r>
-    </w:p>
-    <w:p>
-      <w:pPr>
-        <w:pStyle w:val="ListParagraph"/>
-        <w:numPr>
-          <w:ilvl w:val="0"/>
-          <w:numId w:val="1"/>
-        </w:numPr>
-      </w:pPr>
-      <w:r>
-        <w:t>Coordination of shipment operations</w:t>
-      </w:r>
-    </w:p>
-    <w:p/>
-    <w:p>
-      <w:r>
-        <w:t>Outside</w:t>
-      </w:r>
-      <w:r>
-        <w:t xml:space="preserve"> the system</w:t>
-      </w:r>
-    </w:p>
-    <w:p>
-      <w:pPr>
-        <w:pStyle w:val="ListParagraph"/>
-        <w:numPr>
-          <w:ilvl w:val="0"/>
-          <w:numId w:val="1"/>
-        </w:numPr>
-      </w:pPr>
-      <w:r>
-        <w:t>Payroll systems</w:t>
-      </w:r>
-    </w:p>
-    <w:p>
-      <w:pPr>
-        <w:pStyle w:val="ListParagraph"/>
-        <w:numPr>
-          <w:ilvl w:val="0"/>
-          <w:numId w:val="1"/>
-        </w:numPr>
-      </w:pPr>
-      <w:r>
-        <w:t>HR systems</w:t>
-      </w:r>
-    </w:p>
-    <w:p>
-      <w:pPr>
-        <w:pStyle w:val="ListParagraph"/>
-        <w:numPr>
-          <w:ilvl w:val="0"/>
-          <w:numId w:val="1"/>
-        </w:numPr>
-      </w:pPr>
-      <w:r>
-        <w:t>External financial systems</w:t>
-      </w:r>
-    </w:p>
-    <w:p>
-      <w:pPr>
-        <w:pStyle w:val="ListParagraph"/>
-        <w:numPr>
-          <w:ilvl w:val="0"/>
-          <w:numId w:val="1"/>
-        </w:numPr>
-      </w:pPr>
-      <w:r>
-        <w:t xml:space="preserve">Third-parry </w:t>
-      </w:r>
-      <w:r>
-        <w:t>supplies</w:t>
-      </w:r>
-      <w:r>
-        <w:t xml:space="preserve"> systems</w:t>
-      </w:r>
-    </w:p>
-    <w:p/>
-    <w:p>
-      <w:r>
-        <w:t>Assumptions :</w:t>
-      </w:r>
-    </w:p>
-    <w:p>
-      <w:pPr>
-        <w:pStyle w:val="ListParagraph"/>
-        <w:numPr>
-          <w:ilvl w:val="0"/>
-          <w:numId w:val="1"/>
-        </w:numPr>
-      </w:pPr>
-      <w:r>
-        <w:t xml:space="preserve">Users </w:t>
-      </w:r>
-      <w:r>
-        <w:t>are</w:t>
-      </w:r>
-      <w:r>
-        <w:t xml:space="preserve"> authenticated before access the system</w:t>
-      </w:r>
-    </w:p>
-    <w:p>
-      <w:pPr>
-        <w:pStyle w:val="ListParagraph"/>
-        <w:numPr>
-          <w:ilvl w:val="0"/>
-          <w:numId w:val="1"/>
-        </w:numPr>
-      </w:pPr>
-      <w:r>
-        <w:t xml:space="preserve">Shipment data is updated in </w:t>
-      </w:r>
-      <w:r>
-        <w:t>Realtime</w:t>
-      </w:r>
-      <w:r>
-        <w:t xml:space="preserve"> by staff</w:t>
-      </w:r>
-    </w:p>
-    <w:p>
-      <w:pPr>
-        <w:pStyle w:val="ListParagraph"/>
-        <w:numPr>
-          <w:ilvl w:val="0"/>
-          <w:numId w:val="1"/>
-        </w:numPr>
-      </w:pPr>
-      <w:r>
-        <w:t xml:space="preserve">Customers have </w:t>
-      </w:r>
-      <w:r>
-        <w:t>limited</w:t>
-      </w:r>
-      <w:r>
-        <w:t xml:space="preserve"> access to </w:t>
-      </w:r>
-      <w:r>
-        <w:t>tracking</w:t>
-      </w:r>
-      <w:r>
-        <w:t xml:space="preserve"> </w:t>
-      </w:r>
-      <w:r>
-        <w:t>information</w:t>
-      </w:r>
-    </w:p>
-    <w:p>
-      <w:pPr>
-        <w:pStyle w:val="ListParagraph"/>
-        <w:numPr>
-          <w:ilvl w:val="0"/>
-          <w:numId w:val="1"/>
-        </w:numPr>
-      </w:pPr>
-      <w:r>
-        <w:t xml:space="preserve">The system operates </w:t>
-      </w:r>
-      <w:r>
-        <w:t>through</w:t>
-      </w:r>
-      <w:r>
-        <w:t xml:space="preserve"> an online platform</w:t>
-      </w:r>
-    </w:p>
-    <w:p>
-      <w:pPr>
-        <w:pStyle w:val="ListParagraph"/>
-        <w:numPr>
-          <w:ilvl w:val="0"/>
-          <w:numId w:val="1"/>
-        </w:numPr>
-      </w:pPr>
-      <w:r>
-        <w:t>The system is used across multiple departments</w:t>
-      </w:r>
-    </w:p>
-    <w:p>
-      <w:pPr>
-        <w:rPr>
-          <w:b/>
-          <w:bCs/>
-        </w:rPr>
-      </w:pPr>
-    </w:p>
-    <w:p>
-      <w:pPr>
-        <w:rPr>
-          <w:b/>
-          <w:bCs/>
-        </w:rPr>
-      </w:pPr>
-      <w:r>
-        <w:rPr>
-          <w:b/>
-          <w:bCs/>
-        </w:rPr>
-        <w:t xml:space="preserve">Task 2 </w:t>
-      </w:r>
     </w:p>
     <w:p>
       <w:pPr>
@@ -1976,7 +3117,7 @@
         <w:t xml:space="preserve">ic actions, </w:t>
       </w:r>
       <w:r>
-        <w:t>behaviour</w:t>
+        <w:t>behaviour,</w:t>
       </w:r>
       <w:r>
         <w:t xml:space="preserve"> and data a processing system must </w:t>
@@ -1996,10 +3137,16 @@
         <w:t>these,</w:t>
       </w:r>
       <w:r>
-        <w:t xml:space="preserve"> we focus on the functionality, using verbs like “ calculate”, “display” or “process”</w:t>
-      </w:r>
-      <w:r>
-        <w:t>.</w:t>
+        <w:t xml:space="preserve"> we focus on the functionality, using verbs like “ calculate</w:t>
+      </w:r>
+      <w:r>
+        <w:t>,”</w:t>
+      </w:r>
+      <w:r>
+        <w:t xml:space="preserve"> “display” or “process</w:t>
+      </w:r>
+      <w:r>
+        <w:t>.”</w:t>
       </w:r>
     </w:p>
     <w:p/>
@@ -2010,7 +3157,6 @@
     </w:p>
     <w:p>
       <w:r>
-        <w:lastRenderedPageBreak/>
         <w:t>Actions = what the system does</w:t>
       </w:r>
     </w:p>
@@ -2224,6 +3370,7 @@
         </w:numPr>
       </w:pPr>
       <w:r>
+        <w:lastRenderedPageBreak/>
         <w:t>The system shall minimise downtime during maintenance</w:t>
       </w:r>
     </w:p>
@@ -2432,7 +3579,6 @@
     </w:p>
     <w:p>
       <w:r>
-        <w:lastRenderedPageBreak/>
         <w:t>Tra</w:t>
       </w:r>
       <w:r>
@@ -2614,6 +3760,118 @@
 <file path=word/numbering.xml><?xml version="1.0" encoding="utf-8"?>
 <w:numbering xmlns:wpc="http://schemas.microsoft.com/office/word/2010/wordprocessingCanvas" xmlns:cx="http://schemas.microsoft.com/office/drawing/2014/chartex" xmlns:cx1="http://schemas.microsoft.com/office/drawing/2015/9/8/chartex" xmlns:cx2="http://schemas.microsoft.com/office/drawing/2015/10/21/chartex" xmlns:cx3="http://schemas.microsoft.com/office/drawing/2016/5/9/chartex" xmlns:cx4="http://schemas.microsoft.com/office/drawing/2016/5/10/chartex" xmlns:cx5="http://schemas.microsoft.com/office/drawing/2016/5/11/chartex" xmlns:cx6="http://schemas.microsoft.com/office/drawing/2016/5/12/chartex" xmlns:cx7="http://schemas.microsoft.com/office/drawing/2016/5/13/chartex" xmlns:cx8="http://schemas.microsoft.com/office/drawing/2016/5/14/chartex" xmlns:mc="http://schemas.openxmlformats.org/markup-compatibility/2006" xmlns:aink="http://schemas.microsoft.com/office/drawing/2016/ink" xmlns:am3d="http://schemas.microsoft.com/office/drawing/2017/model3d" xmlns:o="urn:schemas-microsoft-com:office:office" xmlns:oel="http://schemas.microsoft.com/office/2019/extlst" xmlns:r="http://schemas.openxmlformats.org/officeDocument/2006/relationships" xmlns:m="http://schemas.openxmlformats.org/officeDocument/2006/math" xmlns:v="urn:schemas-microsoft-com:vml" xmlns:wp14="http://schemas.microsoft.com/office/word/2010/wordprocessingDrawing" xmlns:wp="http://schemas.openxmlformats.org/drawingml/2006/wordprocessingDrawing" xmlns:w10="urn:schemas-microsoft-com:office:word" xmlns:w="http://schemas.openxmlformats.org/wordprocessingml/2006/main" xmlns:w14="http://schemas.microsoft.com/office/word/2010/wordml" xmlns:w15="http://schemas.microsoft.com/office/word/2012/wordml" xmlns:w16cex="http://schemas.microsoft.com/office/word/2018/wordml/cex" xmlns:w16cid="http://schemas.microsoft.com/office/word/2016/wordml/cid" xmlns:w16="http://schemas.microsoft.com/office/word/2018/wordml" xmlns:w16du="http://schemas.microsoft.com/office/word/2023/wordml/word16du" xmlns:w16sdtdh="http://schemas.microsoft.com/office/word/2020/wordml/sdtdatahash" xmlns:w16sdtfl="http://schemas.microsoft.com/office/word/2024/wordml/sdtformatlock" xmlns:w16se="http://schemas.microsoft.com/office/word/2015/wordml/symex" xmlns:wpg="http://schemas.microsoft.com/office/word/2010/wordprocessingGroup" xmlns:wpi="http://schemas.microsoft.com/office/word/2010/wordprocessingInk" xmlns:wne="http://schemas.microsoft.com/office/word/2006/wordml" xmlns:wps="http://schemas.microsoft.com/office/word/2010/wordprocessingShape" mc:Ignorable="w14 w15 w16se w16cid w16 w16cex w16sdtdh w16sdtfl w16du wp14">
   <w:abstractNum w:abstractNumId="0" w15:restartNumberingAfterBreak="0">
+    <w:nsid w:val="0B916A2B"/>
+    <w:multiLevelType w:val="hybridMultilevel"/>
+    <w:tmpl w:val="2EF847DA"/>
+    <w:lvl w:ilvl="0" w:tplc="AFF867A8">
+      <w:numFmt w:val="bullet"/>
+      <w:lvlText w:val="-"/>
+      <w:lvlJc w:val="left"/>
+      <w:pPr>
+        <w:ind w:left="720" w:hanging="360"/>
+      </w:pPr>
+      <w:rPr>
+        <w:rFonts w:ascii="Aptos" w:eastAsiaTheme="minorHAnsi" w:hAnsi="Aptos" w:cstheme="minorBidi" w:hint="default"/>
+      </w:rPr>
+    </w:lvl>
+    <w:lvl w:ilvl="1" w:tplc="14090003" w:tentative="1">
+      <w:start w:val="1"/>
+      <w:numFmt w:val="bullet"/>
+      <w:lvlText w:val="o"/>
+      <w:lvlJc w:val="left"/>
+      <w:pPr>
+        <w:ind w:left="1440" w:hanging="360"/>
+      </w:pPr>
+      <w:rPr>
+        <w:rFonts w:ascii="Courier New" w:hAnsi="Courier New" w:cs="Courier New" w:hint="default"/>
+      </w:rPr>
+    </w:lvl>
+    <w:lvl w:ilvl="2" w:tplc="14090005" w:tentative="1">
+      <w:start w:val="1"/>
+      <w:numFmt w:val="bullet"/>
+      <w:lvlText w:val=""/>
+      <w:lvlJc w:val="left"/>
+      <w:pPr>
+        <w:ind w:left="2160" w:hanging="360"/>
+      </w:pPr>
+      <w:rPr>
+        <w:rFonts w:ascii="Wingdings" w:hAnsi="Wingdings" w:hint="default"/>
+      </w:rPr>
+    </w:lvl>
+    <w:lvl w:ilvl="3" w:tplc="14090001" w:tentative="1">
+      <w:start w:val="1"/>
+      <w:numFmt w:val="bullet"/>
+      <w:lvlText w:val=""/>
+      <w:lvlJc w:val="left"/>
+      <w:pPr>
+        <w:ind w:left="2880" w:hanging="360"/>
+      </w:pPr>
+      <w:rPr>
+        <w:rFonts w:ascii="Symbol" w:hAnsi="Symbol" w:hint="default"/>
+      </w:rPr>
+    </w:lvl>
+    <w:lvl w:ilvl="4" w:tplc="14090003" w:tentative="1">
+      <w:start w:val="1"/>
+      <w:numFmt w:val="bullet"/>
+      <w:lvlText w:val="o"/>
+      <w:lvlJc w:val="left"/>
+      <w:pPr>
+        <w:ind w:left="3600" w:hanging="360"/>
+      </w:pPr>
+      <w:rPr>
+        <w:rFonts w:ascii="Courier New" w:hAnsi="Courier New" w:cs="Courier New" w:hint="default"/>
+      </w:rPr>
+    </w:lvl>
+    <w:lvl w:ilvl="5" w:tplc="14090005" w:tentative="1">
+      <w:start w:val="1"/>
+      <w:numFmt w:val="bullet"/>
+      <w:lvlText w:val=""/>
+      <w:lvlJc w:val="left"/>
+      <w:pPr>
+        <w:ind w:left="4320" w:hanging="360"/>
+      </w:pPr>
+      <w:rPr>
+        <w:rFonts w:ascii="Wingdings" w:hAnsi="Wingdings" w:hint="default"/>
+      </w:rPr>
+    </w:lvl>
+    <w:lvl w:ilvl="6" w:tplc="14090001" w:tentative="1">
+      <w:start w:val="1"/>
+      <w:numFmt w:val="bullet"/>
+      <w:lvlText w:val=""/>
+      <w:lvlJc w:val="left"/>
+      <w:pPr>
+        <w:ind w:left="5040" w:hanging="360"/>
+      </w:pPr>
+      <w:rPr>
+        <w:rFonts w:ascii="Symbol" w:hAnsi="Symbol" w:hint="default"/>
+      </w:rPr>
+    </w:lvl>
+    <w:lvl w:ilvl="7" w:tplc="14090003" w:tentative="1">
+      <w:start w:val="1"/>
+      <w:numFmt w:val="bullet"/>
+      <w:lvlText w:val="o"/>
+      <w:lvlJc w:val="left"/>
+      <w:pPr>
+        <w:ind w:left="5760" w:hanging="360"/>
+      </w:pPr>
+      <w:rPr>
+        <w:rFonts w:ascii="Courier New" w:hAnsi="Courier New" w:cs="Courier New" w:hint="default"/>
+      </w:rPr>
+    </w:lvl>
+    <w:lvl w:ilvl="8" w:tplc="14090005" w:tentative="1">
+      <w:start w:val="1"/>
+      <w:numFmt w:val="bullet"/>
+      <w:lvlText w:val=""/>
+      <w:lvlJc w:val="left"/>
+      <w:pPr>
+        <w:ind w:left="6480" w:hanging="360"/>
+      </w:pPr>
+      <w:rPr>
+        <w:rFonts w:ascii="Wingdings" w:hAnsi="Wingdings" w:hint="default"/>
+      </w:rPr>
+    </w:lvl>
+  </w:abstractNum>
+  <w:abstractNum w:abstractNumId="1" w15:restartNumberingAfterBreak="0">
     <w:nsid w:val="2504502A"/>
     <w:multiLevelType w:val="hybridMultilevel"/>
     <w:tmpl w:val="CF8E1B38"/>
@@ -2702,7 +3960,7 @@
       </w:pPr>
     </w:lvl>
   </w:abstractNum>
-  <w:abstractNum w:abstractNumId="1" w15:restartNumberingAfterBreak="0">
+  <w:abstractNum w:abstractNumId="2" w15:restartNumberingAfterBreak="0">
     <w:nsid w:val="4AA31A14"/>
     <w:multiLevelType w:val="hybridMultilevel"/>
     <w:tmpl w:val="468244AA"/>
@@ -2791,7 +4049,7 @@
       </w:pPr>
     </w:lvl>
   </w:abstractNum>
-  <w:abstractNum w:abstractNumId="2" w15:restartNumberingAfterBreak="0">
+  <w:abstractNum w:abstractNumId="3" w15:restartNumberingAfterBreak="0">
     <w:nsid w:val="7ECC256C"/>
     <w:multiLevelType w:val="hybridMultilevel"/>
     <w:tmpl w:val="EB7C7300"/>
@@ -2904,13 +4162,16 @@
     </w:lvl>
   </w:abstractNum>
   <w:num w:numId="1" w16cid:durableId="449280155">
+    <w:abstractNumId w:val="3"/>
+  </w:num>
+  <w:num w:numId="2" w16cid:durableId="949897403">
+    <w:abstractNumId w:val="1"/>
+  </w:num>
+  <w:num w:numId="3" w16cid:durableId="565799713">
     <w:abstractNumId w:val="2"/>
   </w:num>
-  <w:num w:numId="2" w16cid:durableId="949897403">
+  <w:num w:numId="4" w16cid:durableId="1793280717">
     <w:abstractNumId w:val="0"/>
-  </w:num>
-  <w:num w:numId="3" w16cid:durableId="565799713">
-    <w:abstractNumId w:val="1"/>
   </w:num>
 </w:numbering>
 </file>

--- a/Progress Report.docx
+++ b/Progress Report.docx
@@ -4095,7 +4095,15 @@
         <w:t>cancellations</w:t>
       </w:r>
       <w:r>
-        <w:t xml:space="preserve"> are not present in the system they have to be manually fed through </w:t>
+        <w:t xml:space="preserve"> are not present in the system they </w:t>
+      </w:r>
+      <w:proofErr w:type="gramStart"/>
+      <w:r>
+        <w:t>have to</w:t>
+      </w:r>
+      <w:proofErr w:type="gramEnd"/>
+      <w:r>
+        <w:t xml:space="preserve"> be manually fed through </w:t>
       </w:r>
     </w:p>
     <w:p>
@@ -4385,7 +4393,15 @@
         <w:t>proof</w:t>
       </w:r>
       <w:r>
-        <w:t xml:space="preserve"> of delivery and also any incident notes</w:t>
+        <w:t xml:space="preserve"> of delivery </w:t>
+      </w:r>
+      <w:proofErr w:type="gramStart"/>
+      <w:r>
+        <w:t>and also</w:t>
+      </w:r>
+      <w:proofErr w:type="gramEnd"/>
+      <w:r>
+        <w:t xml:space="preserve"> any incident notes</w:t>
       </w:r>
     </w:p>
     <w:p>
@@ -4408,13 +4424,29 @@
         </w:numPr>
       </w:pPr>
       <w:r>
-        <w:t xml:space="preserve">I have to manually update the </w:t>
+        <w:t xml:space="preserve">I </w:t>
+      </w:r>
+      <w:proofErr w:type="gramStart"/>
+      <w:r>
+        <w:t>have to</w:t>
+      </w:r>
+      <w:proofErr w:type="gramEnd"/>
+      <w:r>
+        <w:t xml:space="preserve"> manually update the </w:t>
       </w:r>
       <w:r>
         <w:t>shipment</w:t>
       </w:r>
       <w:r>
-        <w:t xml:space="preserve"> status that is given by the driver , the delays and suspensions , the route changes I have to manually change , </w:t>
+        <w:t xml:space="preserve"> status that is given by the driver , the delays and suspensions , the route changes I </w:t>
+      </w:r>
+      <w:proofErr w:type="gramStart"/>
+      <w:r>
+        <w:t>have to</w:t>
+      </w:r>
+      <w:proofErr w:type="gramEnd"/>
+      <w:r>
+        <w:t xml:space="preserve"> manually change , </w:t>
       </w:r>
       <w:r>
         <w:t>failed</w:t>
@@ -4479,11 +4511,16 @@
         <w:t>to</w:t>
       </w:r>
       <w:r>
-        <w:t xml:space="preserve"> the drivers and </w:t>
+        <w:t xml:space="preserve"> the drivers </w:t>
+      </w:r>
+      <w:proofErr w:type="gramStart"/>
+      <w:r>
+        <w:t xml:space="preserve">and </w:t>
       </w:r>
       <w:r>
         <w:t>also</w:t>
       </w:r>
+      <w:proofErr w:type="gramEnd"/>
       <w:r>
         <w:t xml:space="preserve"> their manager , they </w:t>
       </w:r>
@@ -4909,10 +4946,24 @@
     </w:p>
     <w:p/>
     <w:p>
-      <w:r>
+      <w:pPr>
+        <w:rPr>
+          <w:b/>
+          <w:bCs/>
+        </w:rPr>
+      </w:pPr>
+      <w:r>
+        <w:rPr>
+          <w:b/>
+          <w:bCs/>
+        </w:rPr>
         <w:t xml:space="preserve">Identify </w:t>
       </w:r>
       <w:r>
+        <w:rPr>
+          <w:b/>
+          <w:bCs/>
+        </w:rPr>
         <w:t>Stakeholders</w:t>
       </w:r>
     </w:p>
@@ -5085,7 +5136,17 @@
     </w:p>
     <w:p/>
     <w:p>
-      <w:r>
+      <w:pPr>
+        <w:rPr>
+          <w:b/>
+          <w:bCs/>
+        </w:rPr>
+      </w:pPr>
+      <w:r>
+        <w:rPr>
+          <w:b/>
+          <w:bCs/>
+        </w:rPr>
         <w:t>Understand Business goals</w:t>
       </w:r>
     </w:p>
@@ -6835,10 +6896,7 @@
         </w:numPr>
       </w:pPr>
       <w:r>
-        <w:t xml:space="preserve">Customers </w:t>
-      </w:r>
-      <w:r>
-        <w:t>require the system to track shipments and view shipment status</w:t>
+        <w:t>Customers require the system to track shipments and view shipment status</w:t>
       </w:r>
     </w:p>
     <w:p>
@@ -7028,85 +7086,2602 @@
         <w:t>requirement</w:t>
       </w:r>
       <w:r>
+        <w:t xml:space="preserve">) : The system shall gene reports </w:t>
+      </w:r>
+      <w:r>
+        <w:t>of</w:t>
+      </w:r>
+      <w:r>
+        <w:t xml:space="preserve"> the </w:t>
+      </w:r>
+      <w:r>
+        <w:t>shipments</w:t>
+      </w:r>
+      <w:r>
+        <w:t xml:space="preserve"> and operational information.</w:t>
+      </w:r>
+    </w:p>
+    <w:p/>
+    <w:p>
+      <w:r>
+        <w:t>IT Administrators</w:t>
+      </w:r>
+    </w:p>
+    <w:p>
+      <w:pPr>
+        <w:pStyle w:val="ListParagraph"/>
+        <w:numPr>
+          <w:ilvl w:val="0"/>
+          <w:numId w:val="1"/>
+        </w:numPr>
+      </w:pPr>
+      <w:r>
+        <w:t xml:space="preserve">IT </w:t>
+      </w:r>
+      <w:r>
+        <w:t>administrators</w:t>
+      </w:r>
+      <w:r>
+        <w:t xml:space="preserve"> require the system to manage user access and maintain system performance</w:t>
+      </w:r>
+      <w:r>
+        <w:t>.</w:t>
+      </w:r>
+    </w:p>
+    <w:p>
+      <w:pPr>
+        <w:pStyle w:val="ListParagraph"/>
+        <w:numPr>
+          <w:ilvl w:val="0"/>
+          <w:numId w:val="1"/>
+        </w:numPr>
+      </w:pPr>
+      <w:r>
+        <w:t xml:space="preserve">(Functional </w:t>
+      </w:r>
+      <w:r>
+        <w:t>requirement</w:t>
+      </w:r>
+      <w:r>
         <w:t>) :</w:t>
       </w:r>
       <w:r>
-        <w:t xml:space="preserve"> The system shall gene reports </w:t>
+        <w:t xml:space="preserve">The system shall mange user roles, enforce access control, and maintain system </w:t>
+      </w:r>
+      <w:r>
+        <w:t>performance</w:t>
+      </w:r>
+    </w:p>
+    <w:p/>
+    <w:p/>
+    <w:p>
+      <w:r>
+        <w:t>Task 3</w:t>
+      </w:r>
+    </w:p>
+    <w:p/>
+    <w:p>
+      <w:r>
+        <w:t>UML Requir</w:t>
+      </w:r>
+      <w:r>
+        <w:t>ements Modelling</w:t>
+      </w:r>
+    </w:p>
+    <w:p/>
+    <w:p>
+      <w:pPr>
+        <w:rPr>
+          <w:b/>
+          <w:bCs/>
+        </w:rPr>
+      </w:pPr>
+      <w:r>
+        <w:rPr>
+          <w:b/>
+          <w:bCs/>
+        </w:rPr>
+        <w:t xml:space="preserve">3.1 </w:t>
+      </w:r>
+      <w:r>
+        <w:rPr>
+          <w:b/>
+          <w:bCs/>
+        </w:rPr>
+        <w:t>Introduction</w:t>
+      </w:r>
+      <w:r>
+        <w:rPr>
+          <w:b/>
+          <w:bCs/>
+        </w:rPr>
+        <w:t>:</w:t>
+      </w:r>
+    </w:p>
+    <w:p>
+      <w:r>
+        <w:t xml:space="preserve">The UML </w:t>
+      </w:r>
+      <w:r>
+        <w:t>requirements</w:t>
+      </w:r>
+      <w:r>
+        <w:t xml:space="preserve"> Modelling contains the use case modelling for </w:t>
+      </w:r>
+      <w:r>
+        <w:t>the</w:t>
+      </w:r>
+      <w:r>
+        <w:t xml:space="preserve"> </w:t>
+      </w:r>
+      <w:r>
+        <w:t>Mainfreight</w:t>
+      </w:r>
+      <w:r>
+        <w:t xml:space="preserve"> logistics </w:t>
+      </w:r>
+      <w:r>
+        <w:t>management</w:t>
+      </w:r>
+      <w:r>
+        <w:t xml:space="preserve"> system. The purpose of the USE case model is to be a</w:t>
+      </w:r>
+      <w:r>
+        <w:t>b</w:t>
+      </w:r>
+      <w:r>
+        <w:t>l</w:t>
+      </w:r>
+      <w:r>
+        <w:t>e</w:t>
+      </w:r>
+      <w:r>
+        <w:t xml:space="preserve"> </w:t>
+      </w:r>
+      <w:r>
+        <w:t>t</w:t>
+      </w:r>
+      <w:r>
+        <w:t xml:space="preserve">o </w:t>
+      </w:r>
+      <w:r>
+        <w:t>represent</w:t>
+      </w:r>
+      <w:r>
+        <w:t xml:space="preserve"> the </w:t>
+      </w:r>
+      <w:r>
+        <w:t>functional</w:t>
+      </w:r>
+      <w:r>
+        <w:t xml:space="preserve"> </w:t>
+      </w:r>
+      <w:r>
+        <w:t>behaviour</w:t>
+      </w:r>
+      <w:r>
+        <w:t xml:space="preserve"> of the system and how different stakeholder will be </w:t>
+      </w:r>
+      <w:r>
+        <w:t>able</w:t>
+      </w:r>
+      <w:r>
+        <w:t xml:space="preserve"> to interact with it. </w:t>
+      </w:r>
+    </w:p>
+    <w:p>
+      <w:r>
+        <w:t xml:space="preserve">A use case model is used to model the functionality of the system form the user’s </w:t>
+      </w:r>
+      <w:r>
+        <w:t>perceptive</w:t>
+      </w:r>
+      <w:r>
+        <w:t xml:space="preserve"> and </w:t>
+      </w:r>
+      <w:r>
+        <w:t>how the system adds value to the different actors present in the use case modelling.</w:t>
+      </w:r>
+    </w:p>
+    <w:p>
+      <w:r>
+        <w:t>The actors are the stakeholders and users that were derived from task 1 and task 2.</w:t>
+      </w:r>
+    </w:p>
+    <w:p>
+      <w:r>
+        <w:t>System overview</w:t>
+      </w:r>
+      <w:r>
+        <w:t>:</w:t>
+      </w:r>
+    </w:p>
+    <w:p>
+      <w:r>
+        <w:t xml:space="preserve">The proposed system is the solution that we plan to </w:t>
+      </w:r>
+      <w:r>
+        <w:t>implement</w:t>
+      </w:r>
+      <w:r>
+        <w:t xml:space="preserve"> for the client. </w:t>
+      </w:r>
+      <w:r>
+        <w:t xml:space="preserve">This </w:t>
+      </w:r>
+      <w:r>
+        <w:t>system</w:t>
+      </w:r>
+      <w:r>
+        <w:t xml:space="preserve"> is </w:t>
+      </w:r>
+      <w:r>
+        <w:t>designed</w:t>
+      </w:r>
+      <w:r>
+        <w:t xml:space="preserve"> to improve the coordination and communication across the </w:t>
+      </w:r>
+      <w:r>
+        <w:t>departments</w:t>
+      </w:r>
+      <w:r>
+        <w:t xml:space="preserve"> </w:t>
+      </w:r>
+      <w:r>
+        <w:t>within</w:t>
+      </w:r>
+      <w:r>
+        <w:t xml:space="preserve"> </w:t>
+      </w:r>
+      <w:r>
+        <w:t>Mainfreight</w:t>
+      </w:r>
+      <w:r>
+        <w:t xml:space="preserve"> such as transport operations, warehousing services, customer services, air &amp; ocean freight, and IT.</w:t>
+      </w:r>
+    </w:p>
+    <w:p>
+      <w:r>
+        <w:t xml:space="preserve">They </w:t>
+      </w:r>
+      <w:r>
+        <w:t>currently</w:t>
+      </w:r>
+      <w:r>
+        <w:t xml:space="preserve"> rely on manual communication such as emails , and other social media platforms to send fragmented </w:t>
+      </w:r>
+      <w:r>
+        <w:t>pieces</w:t>
+      </w:r>
+      <w:r>
+        <w:t xml:space="preserve"> of information . They cannot keep track of everything in one place.</w:t>
+      </w:r>
+    </w:p>
+    <w:p>
+      <w:r>
+        <w:t xml:space="preserve">The use </w:t>
+      </w:r>
+      <w:r>
+        <w:t>c</w:t>
+      </w:r>
+      <w:r>
+        <w:t xml:space="preserve">ase diagram </w:t>
+      </w:r>
+      <w:r>
+        <w:t>represents</w:t>
+      </w:r>
+      <w:r>
+        <w:t xml:space="preserve"> the functionalities </w:t>
       </w:r>
       <w:r>
         <w:t>of</w:t>
       </w:r>
       <w:r>
+        <w:t xml:space="preserve"> the system </w:t>
+      </w:r>
+      <w:r>
+        <w:t xml:space="preserve">at a higher </w:t>
+      </w:r>
+      <w:r>
+        <w:t>level,</w:t>
+      </w:r>
+      <w:r>
+        <w:t xml:space="preserve"> and it </w:t>
+      </w:r>
+      <w:r>
+        <w:t>defines</w:t>
+      </w:r>
+      <w:r>
+        <w:t xml:space="preserve"> how the users interact with the system to be able to achieve the client goals</w:t>
+      </w:r>
+      <w:r>
+        <w:t>.</w:t>
+      </w:r>
+    </w:p>
+    <w:p>
+      <w:pPr>
+        <w:rPr>
+          <w:b/>
+          <w:bCs/>
+        </w:rPr>
+      </w:pPr>
+      <w:r>
+        <w:rPr>
+          <w:b/>
+          <w:bCs/>
+        </w:rPr>
+        <w:lastRenderedPageBreak/>
+        <w:t xml:space="preserve">3.2 </w:t>
+      </w:r>
+      <w:r>
+        <w:rPr>
+          <w:b/>
+          <w:bCs/>
+        </w:rPr>
+        <w:t>Use Case Diagram:</w:t>
+      </w:r>
+    </w:p>
+    <w:p>
+      <w:r>
+        <w:rPr>
+          <w:noProof/>
+        </w:rPr>
+        <w:drawing>
+          <wp:inline distT="0" distB="0" distL="0" distR="0" wp14:anchorId="6E0700E3" wp14:editId="429CE84A">
+            <wp:extent cx="5731510" cy="3020060"/>
+            <wp:effectExtent l="0" t="0" r="2540" b="8890"/>
+            <wp:docPr id="1567784928" name="Picture 1"/>
+            <wp:cNvGraphicFramePr>
+              <a:graphicFrameLocks xmlns:a="http://schemas.openxmlformats.org/drawingml/2006/main" noChangeAspect="1"/>
+            </wp:cNvGraphicFramePr>
+            <a:graphic xmlns:a="http://schemas.openxmlformats.org/drawingml/2006/main">
+              <a:graphicData uri="http://schemas.openxmlformats.org/drawingml/2006/picture">
+                <pic:pic xmlns:pic="http://schemas.openxmlformats.org/drawingml/2006/picture">
+                  <pic:nvPicPr>
+                    <pic:cNvPr id="1567784928" name="Picture 1567784928"/>
+                    <pic:cNvPicPr/>
+                  </pic:nvPicPr>
+                  <pic:blipFill>
+                    <a:blip r:embed="rId7">
+                      <a:extLst>
+                        <a:ext uri="{28A0092B-C50C-407E-A947-70E740481C1C}">
+                          <a14:useLocalDpi xmlns:a14="http://schemas.microsoft.com/office/drawing/2010/main" val="0"/>
+                        </a:ext>
+                      </a:extLst>
+                    </a:blip>
+                    <a:stretch>
+                      <a:fillRect/>
+                    </a:stretch>
+                  </pic:blipFill>
+                  <pic:spPr>
+                    <a:xfrm>
+                      <a:off x="0" y="0"/>
+                      <a:ext cx="5745079" cy="3027210"/>
+                    </a:xfrm>
+                    <a:prstGeom prst="rect">
+                      <a:avLst/>
+                    </a:prstGeom>
+                  </pic:spPr>
+                </pic:pic>
+              </a:graphicData>
+            </a:graphic>
+          </wp:inline>
+        </w:drawing>
+      </w:r>
+    </w:p>
+    <w:p>
+      <w:r>
+        <w:t xml:space="preserve">The diagram </w:t>
+      </w:r>
+      <w:r>
+        <w:t>above</w:t>
+      </w:r>
+      <w:r>
+        <w:t xml:space="preserve"> shows the system boundary and the interaction between actors and system </w:t>
+      </w:r>
+      <w:r>
+        <w:t>functionalities</w:t>
+      </w:r>
+      <w:r>
+        <w:t xml:space="preserve">. It shows how the customers, staff, and </w:t>
+      </w:r>
+      <w:r>
+        <w:t>administrators</w:t>
+      </w:r>
+      <w:r>
+        <w:t xml:space="preserve"> interact with core operation like </w:t>
+      </w:r>
+      <w:r>
+        <w:t>shipment</w:t>
+      </w:r>
+      <w:r>
+        <w:t xml:space="preserve"> tracking , updating  shipment status, managing </w:t>
+      </w:r>
+      <w:r>
+        <w:t>inventory</w:t>
+      </w:r>
+      <w:r>
+        <w:t xml:space="preserve">, and handling customer </w:t>
+      </w:r>
+      <w:r>
+        <w:t>enquiries</w:t>
+      </w:r>
+      <w:r>
+        <w:t>.</w:t>
+      </w:r>
+    </w:p>
+    <w:p/>
+    <w:p>
+      <w:pPr>
+        <w:rPr>
+          <w:b/>
+          <w:bCs/>
+        </w:rPr>
+      </w:pPr>
+      <w:r>
+        <w:rPr>
+          <w:b/>
+          <w:bCs/>
+        </w:rPr>
+        <w:t xml:space="preserve">3.3 </w:t>
+      </w:r>
+      <w:r>
+        <w:rPr>
+          <w:b/>
+          <w:bCs/>
+        </w:rPr>
+        <w:t>Identification of actors:</w:t>
+      </w:r>
+    </w:p>
+    <w:p>
+      <w:r>
+        <w:t xml:space="preserve">Actors represent the </w:t>
+      </w:r>
+      <w:r>
+        <w:t>external</w:t>
+      </w:r>
+      <w:r>
+        <w:t xml:space="preserve"> objects that interact with the system. </w:t>
+      </w:r>
+      <w:r>
+        <w:t>Actors</w:t>
+      </w:r>
+      <w:r>
+        <w:t xml:space="preserve"> can be defined as the users of the system who can be human or external system that are performing specific roles</w:t>
+      </w:r>
+    </w:p>
+    <w:p>
+      <w:r>
+        <w:t xml:space="preserve">The </w:t>
+      </w:r>
+      <w:r>
+        <w:t>actors</w:t>
+      </w:r>
+      <w:r>
+        <w:t xml:space="preserve"> </w:t>
+      </w:r>
+      <w:r>
+        <w:t>identify</w:t>
+      </w:r>
+      <w:r>
+        <w:t xml:space="preserve"> for this system were derived from the stakeholder analysis in task 1 and task 2:</w:t>
+      </w:r>
+    </w:p>
+    <w:p>
+      <w:pPr>
+        <w:pStyle w:val="ListParagraph"/>
+        <w:numPr>
+          <w:ilvl w:val="0"/>
+          <w:numId w:val="1"/>
+        </w:numPr>
+      </w:pPr>
+      <w:r>
+        <w:t>Customer</w:t>
+      </w:r>
+    </w:p>
+    <w:p>
+      <w:pPr>
+        <w:pStyle w:val="ListParagraph"/>
+        <w:numPr>
+          <w:ilvl w:val="0"/>
+          <w:numId w:val="1"/>
+        </w:numPr>
+      </w:pPr>
+      <w:r>
+        <w:t>Customer service staff</w:t>
+      </w:r>
+    </w:p>
+    <w:p>
+      <w:pPr>
+        <w:pStyle w:val="ListParagraph"/>
+        <w:numPr>
+          <w:ilvl w:val="0"/>
+          <w:numId w:val="1"/>
+        </w:numPr>
+      </w:pPr>
+      <w:r>
+        <w:t>Transport staff</w:t>
+      </w:r>
+    </w:p>
+    <w:p>
+      <w:pPr>
+        <w:pStyle w:val="ListParagraph"/>
+        <w:numPr>
+          <w:ilvl w:val="0"/>
+          <w:numId w:val="1"/>
+        </w:numPr>
+      </w:pPr>
+      <w:r>
+        <w:t>Warehouse staff</w:t>
+      </w:r>
+    </w:p>
+    <w:p>
+      <w:pPr>
+        <w:pStyle w:val="ListParagraph"/>
+        <w:numPr>
+          <w:ilvl w:val="0"/>
+          <w:numId w:val="1"/>
+        </w:numPr>
+      </w:pPr>
+      <w:r>
+        <w:t xml:space="preserve">Admin ( IT </w:t>
+      </w:r>
+      <w:r>
+        <w:t>administrators</w:t>
+      </w:r>
+      <w:r>
+        <w:t>)</w:t>
+      </w:r>
+    </w:p>
+    <w:p/>
+    <w:p>
+      <w:pPr>
+        <w:rPr>
+          <w:b/>
+          <w:bCs/>
+        </w:rPr>
+      </w:pPr>
+      <w:r>
+        <w:rPr>
+          <w:b/>
+          <w:bCs/>
+        </w:rPr>
+        <w:t xml:space="preserve">3.4 </w:t>
+      </w:r>
+      <w:r>
+        <w:rPr>
+          <w:b/>
+          <w:bCs/>
+        </w:rPr>
+        <w:t>Identification</w:t>
+      </w:r>
+      <w:r>
+        <w:rPr>
+          <w:b/>
+          <w:bCs/>
+        </w:rPr>
+        <w:t xml:space="preserve"> of use cases</w:t>
+      </w:r>
+      <w:r>
+        <w:rPr>
+          <w:b/>
+          <w:bCs/>
+        </w:rPr>
+        <w:t>:</w:t>
+      </w:r>
+    </w:p>
+    <w:p>
+      <w:r>
+        <w:t xml:space="preserve">Use cases define and </w:t>
+      </w:r>
+      <w:r>
+        <w:t>represent</w:t>
+      </w:r>
+      <w:r>
+        <w:t xml:space="preserve"> he functional actions that the system performs for actors. For a sue case to be valid they must be:</w:t>
+      </w:r>
+    </w:p>
+    <w:p>
+      <w:pPr>
+        <w:pStyle w:val="ListParagraph"/>
+        <w:numPr>
+          <w:ilvl w:val="0"/>
+          <w:numId w:val="1"/>
+        </w:numPr>
+      </w:pPr>
+      <w:r>
+        <w:lastRenderedPageBreak/>
+        <w:t>Initiated by an actors</w:t>
+      </w:r>
+    </w:p>
+    <w:p>
+      <w:pPr>
+        <w:pStyle w:val="ListParagraph"/>
+        <w:numPr>
+          <w:ilvl w:val="0"/>
+          <w:numId w:val="1"/>
+        </w:numPr>
+      </w:pPr>
+      <w:r>
+        <w:t>Provide value</w:t>
+      </w:r>
+    </w:p>
+    <w:p>
+      <w:pPr>
+        <w:pStyle w:val="ListParagraph"/>
+        <w:numPr>
+          <w:ilvl w:val="0"/>
+          <w:numId w:val="1"/>
+        </w:numPr>
+      </w:pPr>
+      <w:r>
+        <w:t>Represent a complete interaction</w:t>
+      </w:r>
+    </w:p>
+    <w:p>
+      <w:r>
+        <w:t>The main use cases that were identified for this system were:</w:t>
+      </w:r>
+    </w:p>
+    <w:p>
+      <w:pPr>
+        <w:pStyle w:val="ListParagraph"/>
+        <w:numPr>
+          <w:ilvl w:val="0"/>
+          <w:numId w:val="1"/>
+        </w:numPr>
+      </w:pPr>
+      <w:r>
+        <w:t xml:space="preserve">Track </w:t>
+      </w:r>
+      <w:r>
+        <w:t>shipment</w:t>
+      </w:r>
+    </w:p>
+    <w:p>
+      <w:pPr>
+        <w:pStyle w:val="ListParagraph"/>
+        <w:numPr>
+          <w:ilvl w:val="0"/>
+          <w:numId w:val="1"/>
+        </w:numPr>
+      </w:pPr>
+      <w:r>
+        <w:t>View shipment information</w:t>
+      </w:r>
+    </w:p>
+    <w:p>
+      <w:pPr>
+        <w:pStyle w:val="ListParagraph"/>
+        <w:numPr>
+          <w:ilvl w:val="0"/>
+          <w:numId w:val="1"/>
+        </w:numPr>
+      </w:pPr>
+      <w:r>
+        <w:t>Handle customer enquiry</w:t>
+      </w:r>
+    </w:p>
+    <w:p>
+      <w:pPr>
+        <w:pStyle w:val="ListParagraph"/>
+        <w:numPr>
+          <w:ilvl w:val="0"/>
+          <w:numId w:val="1"/>
+        </w:numPr>
+      </w:pPr>
+      <w:r>
+        <w:t>Update shipment status</w:t>
+      </w:r>
+    </w:p>
+    <w:p>
+      <w:pPr>
+        <w:pStyle w:val="ListParagraph"/>
+        <w:numPr>
+          <w:ilvl w:val="0"/>
+          <w:numId w:val="1"/>
+        </w:numPr>
+      </w:pPr>
+      <w:r>
+        <w:t>Manage inventory</w:t>
+      </w:r>
+    </w:p>
+    <w:p>
+      <w:pPr>
+        <w:pStyle w:val="ListParagraph"/>
+        <w:numPr>
+          <w:ilvl w:val="0"/>
+          <w:numId w:val="1"/>
+        </w:numPr>
+      </w:pPr>
+      <w:r>
+        <w:t>Process returned goods</w:t>
+      </w:r>
+    </w:p>
+    <w:p>
+      <w:pPr>
+        <w:pStyle w:val="ListParagraph"/>
+        <w:numPr>
+          <w:ilvl w:val="0"/>
+          <w:numId w:val="1"/>
+        </w:numPr>
+      </w:pPr>
+      <w:r>
+        <w:t>Manage user access</w:t>
+      </w:r>
+    </w:p>
+    <w:p>
+      <w:r>
+        <w:t xml:space="preserve">All of these sue cases were derived </w:t>
+      </w:r>
+      <w:r>
+        <w:t>form</w:t>
+      </w:r>
+      <w:r>
+        <w:t xml:space="preserve"> </w:t>
+      </w:r>
+      <w:r>
+        <w:t>t</w:t>
+      </w:r>
+      <w:r>
+        <w:t xml:space="preserve">he noun/verb analysis from task 1, and the </w:t>
+      </w:r>
+      <w:r>
+        <w:t>stakeholders’</w:t>
+      </w:r>
+      <w:r>
+        <w:t xml:space="preserve"> interviews from task 2, </w:t>
+      </w:r>
+      <w:proofErr w:type="gramStart"/>
+      <w:r>
+        <w:t>and also</w:t>
+      </w:r>
+      <w:proofErr w:type="gramEnd"/>
+      <w:r>
+        <w:t xml:space="preserve"> be deducing the system </w:t>
+      </w:r>
+      <w:r>
+        <w:t>requirements</w:t>
+      </w:r>
+    </w:p>
+    <w:p/>
+    <w:p/>
+    <w:p/>
+    <w:p/>
+    <w:p>
+      <w:pPr>
+        <w:rPr>
+          <w:b/>
+          <w:bCs/>
+        </w:rPr>
+      </w:pPr>
+    </w:p>
+    <w:p>
+      <w:pPr>
+        <w:rPr>
+          <w:b/>
+          <w:bCs/>
+        </w:rPr>
+      </w:pPr>
+      <w:r>
+        <w:rPr>
+          <w:b/>
+          <w:bCs/>
+        </w:rPr>
+        <w:t xml:space="preserve">3.5 </w:t>
+      </w:r>
+      <w:r>
+        <w:rPr>
+          <w:b/>
+          <w:bCs/>
+        </w:rPr>
+        <w:t>Detailed Use Case Descriptions:</w:t>
+      </w:r>
+    </w:p>
+    <w:p>
+      <w:pPr>
+        <w:rPr>
+          <w:b/>
+          <w:bCs/>
+        </w:rPr>
+      </w:pPr>
+      <w:r>
+        <w:rPr>
+          <w:b/>
+          <w:bCs/>
+        </w:rPr>
+        <w:t>Use Case 1: Track Shipment</w:t>
+      </w:r>
+    </w:p>
+    <w:p>
+      <w:r>
+        <w:t xml:space="preserve">Purpose: The purpose of this </w:t>
+      </w:r>
+      <w:r>
+        <w:t>use case is o track the progress and status of a shipment in real time.</w:t>
+      </w:r>
+    </w:p>
+    <w:p>
+      <w:r>
+        <w:t>Description: This use case allows</w:t>
+      </w:r>
+      <w:r>
+        <w:t xml:space="preserve"> customers or staff to enter a </w:t>
+      </w:r>
+      <w:r>
+        <w:t>shipment</w:t>
+      </w:r>
+      <w:r>
+        <w:t xml:space="preserve"> tracking ID and be able to get up to date shipment information. It improves the </w:t>
+      </w:r>
+      <w:r>
+        <w:t>transparency</w:t>
+      </w:r>
+      <w:r>
+        <w:t xml:space="preserve"> and communication</w:t>
+      </w:r>
+    </w:p>
+    <w:p>
+      <w:r>
+        <w:t xml:space="preserve">Actors: </w:t>
+      </w:r>
+      <w:r>
+        <w:t>Customer</w:t>
+      </w:r>
+      <w:r>
+        <w:t>, Customer Service staff</w:t>
+      </w:r>
+    </w:p>
+    <w:p>
+      <w:r>
+        <w:t>Data Content:</w:t>
+      </w:r>
+    </w:p>
+    <w:p>
+      <w:pPr>
+        <w:pStyle w:val="ListParagraph"/>
+        <w:numPr>
+          <w:ilvl w:val="0"/>
+          <w:numId w:val="1"/>
+        </w:numPr>
+      </w:pPr>
+      <w:r>
+        <w:t>Shipment ID</w:t>
+      </w:r>
+      <w:r>
+        <w:br/>
+        <w:t>Shipment status</w:t>
+      </w:r>
+    </w:p>
+    <w:p>
+      <w:pPr>
+        <w:pStyle w:val="ListParagraph"/>
+        <w:numPr>
+          <w:ilvl w:val="0"/>
+          <w:numId w:val="1"/>
+        </w:numPr>
+      </w:pPr>
+      <w:r>
+        <w:t>Delivery locations</w:t>
+      </w:r>
+    </w:p>
+    <w:p>
+      <w:pPr>
+        <w:pStyle w:val="ListParagraph"/>
+        <w:numPr>
+          <w:ilvl w:val="0"/>
+          <w:numId w:val="1"/>
+        </w:numPr>
+      </w:pPr>
+      <w:r>
+        <w:t>Timestamp updates</w:t>
+      </w:r>
+    </w:p>
+    <w:p>
+      <w:r>
+        <w:t>Preconditions:</w:t>
+      </w:r>
+    </w:p>
+    <w:p>
+      <w:pPr>
+        <w:pStyle w:val="ListParagraph"/>
+        <w:numPr>
+          <w:ilvl w:val="0"/>
+          <w:numId w:val="1"/>
+        </w:numPr>
+      </w:pPr>
+      <w:r>
+        <w:t xml:space="preserve"> </w:t>
+      </w:r>
+      <w:r>
+        <w:t>The user should have valid tracking ID</w:t>
+      </w:r>
+    </w:p>
+    <w:p>
+      <w:pPr>
+        <w:pStyle w:val="ListParagraph"/>
+        <w:numPr>
+          <w:ilvl w:val="0"/>
+          <w:numId w:val="1"/>
+        </w:numPr>
+      </w:pPr>
+      <w:r>
+        <w:lastRenderedPageBreak/>
+        <w:t>Shipment</w:t>
+      </w:r>
+      <w:r>
+        <w:t xml:space="preserve"> should </w:t>
+      </w:r>
+      <w:r>
+        <w:t>exist</w:t>
+      </w:r>
+      <w:r>
+        <w:t xml:space="preserve"> in the system</w:t>
+      </w:r>
+    </w:p>
+    <w:p>
+      <w:r>
+        <w:t>Begins when:</w:t>
+      </w:r>
+    </w:p>
+    <w:p>
+      <w:r>
+        <w:t>The user enters a valid shipment tracking ID</w:t>
+      </w:r>
+    </w:p>
+    <w:p>
+      <w:r>
+        <w:t>Ends When:</w:t>
+      </w:r>
+    </w:p>
+    <w:p>
+      <w:r>
+        <w:t>Shipment information is succe</w:t>
+      </w:r>
+      <w:r>
+        <w:t>ss</w:t>
+      </w:r>
+      <w:r>
+        <w:t>ful</w:t>
+      </w:r>
+      <w:r>
+        <w:t>l</w:t>
+      </w:r>
+      <w:r>
+        <w:t>y displayed to the staff</w:t>
+      </w:r>
+    </w:p>
+    <w:p>
+      <w:r>
+        <w:t>Exceptions:</w:t>
+      </w:r>
+    </w:p>
+    <w:p>
+      <w:pPr>
+        <w:pStyle w:val="ListParagraph"/>
+        <w:numPr>
+          <w:ilvl w:val="0"/>
+          <w:numId w:val="1"/>
+        </w:numPr>
+      </w:pPr>
+      <w:r>
+        <w:t>Invalid tracking ID , the system will display error</w:t>
+      </w:r>
+    </w:p>
+    <w:p>
+      <w:pPr>
+        <w:pStyle w:val="ListParagraph"/>
+        <w:numPr>
+          <w:ilvl w:val="0"/>
+          <w:numId w:val="1"/>
+        </w:numPr>
+      </w:pPr>
+      <w:r>
+        <w:t xml:space="preserve">If shipment not found, system </w:t>
+      </w:r>
+      <w:r>
+        <w:t xml:space="preserve">will </w:t>
+      </w:r>
+      <w:r>
+        <w:t xml:space="preserve">show </w:t>
+      </w:r>
+      <w:r>
+        <w:t>unavailable</w:t>
+      </w:r>
+      <w:r>
+        <w:t xml:space="preserve"> </w:t>
+      </w:r>
+      <w:r>
+        <w:t>message</w:t>
+      </w:r>
+    </w:p>
+    <w:p>
+      <w:r>
+        <w:t>Post Conditions:</w:t>
+      </w:r>
+    </w:p>
+    <w:p>
+      <w:pPr>
+        <w:pStyle w:val="ListParagraph"/>
+        <w:numPr>
+          <w:ilvl w:val="0"/>
+          <w:numId w:val="1"/>
+        </w:numPr>
+      </w:pPr>
+      <w:r>
+        <w:t>The user will receive the current shipment information</w:t>
+      </w:r>
+    </w:p>
+    <w:p>
+      <w:pPr>
+        <w:rPr>
+          <w:b/>
+          <w:bCs/>
+        </w:rPr>
+      </w:pPr>
+      <w:r>
+        <w:rPr>
+          <w:b/>
+          <w:bCs/>
+        </w:rPr>
+        <w:t>Use case 2: View Shipment Information</w:t>
+      </w:r>
+    </w:p>
+    <w:p>
+      <w:r>
+        <w:t>Purpose:</w:t>
+      </w:r>
+      <w:r>
+        <w:t xml:space="preserve"> The purpose </w:t>
+      </w:r>
+      <w:r>
+        <w:t>is to provide the detailed shipment information to users</w:t>
+      </w:r>
+    </w:p>
+    <w:p>
+      <w:r>
+        <w:t>Description:</w:t>
+      </w:r>
+    </w:p>
+    <w:p>
+      <w:r>
+        <w:t xml:space="preserve">This use case allows the users to be able to access the detailed </w:t>
+      </w:r>
+      <w:r>
+        <w:t>information</w:t>
+      </w:r>
+      <w:r>
+        <w:t xml:space="preserve"> of the shipments , this </w:t>
+      </w:r>
+      <w:r>
+        <w:t>information</w:t>
+      </w:r>
+      <w:r>
+        <w:t xml:space="preserve"> includes </w:t>
+      </w:r>
+      <w:r>
+        <w:t>delivery</w:t>
+      </w:r>
+      <w:r>
+        <w:t xml:space="preserve"> details , shipment </w:t>
+      </w:r>
+      <w:r>
+        <w:t>conditions</w:t>
+      </w:r>
+      <w:r>
+        <w:t xml:space="preserve">, and operation updates. It </w:t>
+      </w:r>
+      <w:r>
+        <w:t>supports</w:t>
+      </w:r>
+      <w:r>
+        <w:t xml:space="preserve"> customer service and operational </w:t>
+      </w:r>
+      <w:r>
+        <w:t>decision</w:t>
+      </w:r>
+      <w:r>
+        <w:t xml:space="preserve"> making</w:t>
+      </w:r>
+      <w:r>
+        <w:t>.</w:t>
+      </w:r>
+    </w:p>
+    <w:p>
+      <w:r>
+        <w:t>Actors:</w:t>
+      </w:r>
+      <w:r>
+        <w:t xml:space="preserve"> customer , </w:t>
+      </w:r>
+      <w:r>
+        <w:t>customer</w:t>
+      </w:r>
+      <w:r>
+        <w:t xml:space="preserve"> service staff</w:t>
+      </w:r>
+    </w:p>
+    <w:p>
+      <w:r>
+        <w:t>Data Content:</w:t>
+      </w:r>
+    </w:p>
+    <w:p>
+      <w:pPr>
+        <w:pStyle w:val="ListParagraph"/>
+        <w:numPr>
+          <w:ilvl w:val="0"/>
+          <w:numId w:val="1"/>
+        </w:numPr>
+      </w:pPr>
+      <w:r>
+        <w:t>Shipment details</w:t>
+      </w:r>
+    </w:p>
+    <w:p>
+      <w:pPr>
+        <w:pStyle w:val="ListParagraph"/>
+        <w:numPr>
+          <w:ilvl w:val="0"/>
+          <w:numId w:val="1"/>
+        </w:numPr>
+      </w:pPr>
+      <w:r>
+        <w:t>Customer information</w:t>
+      </w:r>
+    </w:p>
+    <w:p>
+      <w:pPr>
+        <w:pStyle w:val="ListParagraph"/>
+        <w:numPr>
+          <w:ilvl w:val="0"/>
+          <w:numId w:val="1"/>
+        </w:numPr>
+      </w:pPr>
+      <w:r>
+        <w:t>Delivery status</w:t>
+      </w:r>
+    </w:p>
+    <w:p>
+      <w:pPr>
+        <w:pStyle w:val="ListParagraph"/>
+        <w:numPr>
+          <w:ilvl w:val="0"/>
+          <w:numId w:val="1"/>
+        </w:numPr>
+      </w:pPr>
+      <w:r>
+        <w:t>Incident notes</w:t>
+      </w:r>
+    </w:p>
+    <w:p>
+      <w:r>
+        <w:t>Preconditions</w:t>
+      </w:r>
+      <w:r>
+        <w:t>:</w:t>
+      </w:r>
+    </w:p>
+    <w:p>
+      <w:pPr>
+        <w:pStyle w:val="ListParagraph"/>
+        <w:numPr>
+          <w:ilvl w:val="0"/>
+          <w:numId w:val="1"/>
+        </w:numPr>
+      </w:pPr>
+      <w:r>
+        <w:t>The shipment should exist</w:t>
+      </w:r>
+    </w:p>
+    <w:p>
+      <w:pPr>
+        <w:pStyle w:val="ListParagraph"/>
+        <w:numPr>
+          <w:ilvl w:val="0"/>
+          <w:numId w:val="1"/>
+        </w:numPr>
+      </w:pPr>
+      <w:r>
+        <w:t>User should have the access rights</w:t>
+      </w:r>
+    </w:p>
+    <w:p>
+      <w:r>
+        <w:t>Begins When:</w:t>
+      </w:r>
+    </w:p>
+    <w:p>
+      <w:r>
+        <w:t>Begins when the user selects a shipment to view</w:t>
+      </w:r>
+    </w:p>
+    <w:p>
+      <w:r>
+        <w:t>Ends When:</w:t>
+      </w:r>
+    </w:p>
+    <w:p>
+      <w:r>
+        <w:t>It ends when the detailed shipment information is displayed</w:t>
+      </w:r>
+    </w:p>
+    <w:p>
+      <w:r>
+        <w:t>Exceptions:</w:t>
+      </w:r>
+    </w:p>
+    <w:p>
+      <w:pPr>
+        <w:pStyle w:val="ListParagraph"/>
+        <w:numPr>
+          <w:ilvl w:val="0"/>
+          <w:numId w:val="1"/>
+        </w:numPr>
+      </w:pPr>
+      <w:r>
+        <w:lastRenderedPageBreak/>
+        <w:t>If the data is unavailable, then the system shows an error</w:t>
+      </w:r>
+    </w:p>
+    <w:p>
+      <w:r>
+        <w:t>Post conditions:</w:t>
+      </w:r>
+    </w:p>
+    <w:p>
+      <w:pPr>
+        <w:pStyle w:val="ListParagraph"/>
+        <w:numPr>
+          <w:ilvl w:val="0"/>
+          <w:numId w:val="1"/>
+        </w:numPr>
+      </w:pPr>
+      <w:r>
+        <w:t>Shipment details are successfully displayed</w:t>
+      </w:r>
+    </w:p>
+    <w:p/>
+    <w:p>
+      <w:pPr>
+        <w:rPr>
+          <w:b/>
+          <w:bCs/>
+        </w:rPr>
+      </w:pPr>
+      <w:r>
+        <w:rPr>
+          <w:b/>
+          <w:bCs/>
+        </w:rPr>
+        <w:t>Use Case 3: Update Shipment Status</w:t>
+      </w:r>
+    </w:p>
+    <w:p>
+      <w:r>
+        <w:t>Purpose:</w:t>
+      </w:r>
+      <w:r>
+        <w:t xml:space="preserve"> The purpose is </w:t>
+      </w:r>
+      <w:r>
+        <w:t>to</w:t>
+      </w:r>
+      <w:r>
+        <w:t xml:space="preserve"> make sure that the staff </w:t>
+      </w:r>
+      <w:proofErr w:type="gramStart"/>
+      <w:r>
+        <w:t>are able to</w:t>
+      </w:r>
+      <w:proofErr w:type="gramEnd"/>
+      <w:r>
+        <w:t xml:space="preserve"> </w:t>
+      </w:r>
+      <w:r>
+        <w:t>update the shipment progress throughout delivery stages</w:t>
+      </w:r>
+    </w:p>
+    <w:p>
+      <w:r>
+        <w:t>Description:</w:t>
+      </w:r>
+    </w:p>
+    <w:p>
+      <w:r>
+        <w:t xml:space="preserve">This use case </w:t>
+      </w:r>
+      <w:r>
+        <w:t xml:space="preserve">makes sure that the </w:t>
+      </w:r>
+      <w:r>
+        <w:t>transport</w:t>
+      </w:r>
+      <w:r>
+        <w:t xml:space="preserve"> and warehouse staff </w:t>
+      </w:r>
+      <w:proofErr w:type="gramStart"/>
+      <w:r>
+        <w:t>are able to</w:t>
+      </w:r>
+      <w:proofErr w:type="gramEnd"/>
+      <w:r>
+        <w:t xml:space="preserve"> </w:t>
+      </w:r>
+      <w:r>
+        <w:t>update</w:t>
+      </w:r>
+      <w:r>
+        <w:t xml:space="preserve"> the shipment status such as delivered , retuned , or I transit in real time.</w:t>
+      </w:r>
+    </w:p>
+    <w:p>
+      <w:r>
+        <w:t>Actors:</w:t>
+      </w:r>
+    </w:p>
+    <w:p>
+      <w:r>
+        <w:t>Transport staff, warehouse staff</w:t>
+      </w:r>
+    </w:p>
+    <w:p>
+      <w:r>
+        <w:t>Data Content:</w:t>
+      </w:r>
+    </w:p>
+    <w:p>
+      <w:pPr>
+        <w:pStyle w:val="ListParagraph"/>
+        <w:numPr>
+          <w:ilvl w:val="0"/>
+          <w:numId w:val="1"/>
+        </w:numPr>
+      </w:pPr>
+      <w:r>
+        <w:t>Shipment ID</w:t>
+      </w:r>
+    </w:p>
+    <w:p>
+      <w:pPr>
+        <w:pStyle w:val="ListParagraph"/>
+        <w:numPr>
+          <w:ilvl w:val="0"/>
+          <w:numId w:val="1"/>
+        </w:numPr>
+      </w:pPr>
+      <w:r>
+        <w:t>Updated status</w:t>
+      </w:r>
+    </w:p>
+    <w:p>
+      <w:pPr>
+        <w:pStyle w:val="ListParagraph"/>
+        <w:numPr>
+          <w:ilvl w:val="0"/>
+          <w:numId w:val="1"/>
+        </w:numPr>
+      </w:pPr>
+      <w:r>
+        <w:t>Timestamp</w:t>
+      </w:r>
+    </w:p>
+    <w:p>
+      <w:pPr>
+        <w:pStyle w:val="ListParagraph"/>
+        <w:numPr>
+          <w:ilvl w:val="0"/>
+          <w:numId w:val="1"/>
+        </w:numPr>
+      </w:pPr>
+      <w:r>
+        <w:t>Delivery</w:t>
+      </w:r>
+      <w:r>
+        <w:t xml:space="preserve"> notes</w:t>
+      </w:r>
+    </w:p>
+    <w:p>
+      <w:r>
+        <w:t>Preconditions</w:t>
+      </w:r>
+      <w:r>
+        <w:t>:</w:t>
+      </w:r>
+    </w:p>
+    <w:p>
+      <w:pPr>
+        <w:pStyle w:val="ListParagraph"/>
+        <w:numPr>
+          <w:ilvl w:val="0"/>
+          <w:numId w:val="1"/>
+        </w:numPr>
+      </w:pPr>
+      <w:r>
+        <w:t>For the use case to be carried out the staff must be aut</w:t>
+      </w:r>
+      <w:r>
+        <w:t>horised</w:t>
+      </w:r>
+    </w:p>
+    <w:p>
+      <w:pPr>
+        <w:pStyle w:val="ListParagraph"/>
+        <w:numPr>
+          <w:ilvl w:val="0"/>
+          <w:numId w:val="1"/>
+        </w:numPr>
+      </w:pPr>
+      <w:r>
+        <w:t>The shipment must exist</w:t>
+      </w:r>
+    </w:p>
+    <w:p>
+      <w:r>
+        <w:t>Begins When:</w:t>
+      </w:r>
+    </w:p>
+    <w:p>
+      <w:pPr>
+        <w:pStyle w:val="ListParagraph"/>
+        <w:numPr>
+          <w:ilvl w:val="0"/>
+          <w:numId w:val="1"/>
+        </w:numPr>
+      </w:pPr>
+      <w:r>
+        <w:t>Staff selects a shipment to update</w:t>
+      </w:r>
+    </w:p>
+    <w:p>
+      <w:r>
+        <w:t>Ends When:</w:t>
+      </w:r>
+    </w:p>
+    <w:p>
+      <w:pPr>
+        <w:pStyle w:val="ListParagraph"/>
+        <w:numPr>
+          <w:ilvl w:val="0"/>
+          <w:numId w:val="1"/>
+        </w:numPr>
+      </w:pPr>
+      <w:r>
+        <w:t>The shipment is updated in the system</w:t>
+      </w:r>
+    </w:p>
+    <w:p>
+      <w:r>
+        <w:t>Exceptions:</w:t>
+      </w:r>
+    </w:p>
+    <w:p>
+      <w:pPr>
+        <w:pStyle w:val="ListParagraph"/>
+        <w:numPr>
+          <w:ilvl w:val="0"/>
+          <w:numId w:val="1"/>
+        </w:numPr>
+      </w:pPr>
+      <w:r>
+        <w:t xml:space="preserve">If the </w:t>
+      </w:r>
+      <w:r>
+        <w:t>update</w:t>
+      </w:r>
+      <w:r>
+        <w:t xml:space="preserve"> is </w:t>
+      </w:r>
+      <w:r>
+        <w:t>invalid,</w:t>
+      </w:r>
+      <w:r>
+        <w:t xml:space="preserve"> then the system rejects the change of </w:t>
+      </w:r>
+      <w:r>
+        <w:t>update status</w:t>
+      </w:r>
+    </w:p>
+    <w:p>
+      <w:pPr>
+        <w:pStyle w:val="ListParagraph"/>
+        <w:numPr>
+          <w:ilvl w:val="0"/>
+          <w:numId w:val="1"/>
+        </w:numPr>
+      </w:pPr>
+      <w:r>
+        <w:t>If the system throws an error the update will also not take place</w:t>
+      </w:r>
+    </w:p>
+    <w:p>
+      <w:r>
+        <w:t>Post conditions:</w:t>
+      </w:r>
+    </w:p>
+    <w:p>
+      <w:pPr>
+        <w:pStyle w:val="ListParagraph"/>
+        <w:numPr>
+          <w:ilvl w:val="0"/>
+          <w:numId w:val="1"/>
+        </w:numPr>
+      </w:pPr>
+      <w:r>
+        <w:t xml:space="preserve">If the update is </w:t>
+      </w:r>
+      <w:r>
+        <w:t>successful,</w:t>
+      </w:r>
+      <w:r>
+        <w:t xml:space="preserve"> the status is updated and </w:t>
+      </w:r>
+      <w:r>
+        <w:t>visible</w:t>
+      </w:r>
+      <w:r>
+        <w:t xml:space="preserve"> to all the departments</w:t>
+      </w:r>
+    </w:p>
+    <w:p>
+      <w:pPr>
+        <w:rPr>
+          <w:b/>
+          <w:bCs/>
+        </w:rPr>
+      </w:pPr>
+      <w:r>
+        <w:rPr>
+          <w:b/>
+          <w:bCs/>
+        </w:rPr>
+        <w:lastRenderedPageBreak/>
+        <w:t>Use Case 4: Manage Inventory</w:t>
+      </w:r>
+    </w:p>
+    <w:p>
+      <w:r>
+        <w:t>Purpose:</w:t>
+      </w:r>
+      <w:r>
+        <w:t xml:space="preserve"> To manage the warehouse inventory and its </w:t>
+      </w:r>
+      <w:r>
+        <w:t>s</w:t>
+      </w:r>
+      <w:r>
+        <w:t>tor</w:t>
+      </w:r>
+      <w:r>
+        <w:t>ed</w:t>
+      </w:r>
+      <w:r>
+        <w:t xml:space="preserve"> goods</w:t>
+      </w:r>
+      <w:r>
+        <w:t xml:space="preserve"> across the log</w:t>
+      </w:r>
+      <w:r>
+        <w:t>is</w:t>
+      </w:r>
+      <w:r>
+        <w:t>tics system</w:t>
+      </w:r>
+    </w:p>
+    <w:p>
+      <w:r>
+        <w:t>Description:</w:t>
+      </w:r>
+    </w:p>
+    <w:p>
+      <w:r>
+        <w:t>This use case ensures that the warehouse staff can ma</w:t>
+      </w:r>
+      <w:r>
+        <w:t>n</w:t>
+      </w:r>
+      <w:r>
+        <w:t>a</w:t>
+      </w:r>
+      <w:r>
+        <w:t>g</w:t>
+      </w:r>
+      <w:r>
+        <w:t xml:space="preserve">e the </w:t>
+      </w:r>
+      <w:r>
+        <w:t>inventory</w:t>
+      </w:r>
+      <w:r>
+        <w:t xml:space="preserve"> records, track the stored good, and be able to update stock information</w:t>
+      </w:r>
+      <w:r>
+        <w:t xml:space="preserve"> while also allowing the transport staff to view the relevant </w:t>
+      </w:r>
+      <w:r>
+        <w:t>inventory</w:t>
+      </w:r>
+      <w:r>
+        <w:t xml:space="preserve"> data for shipment </w:t>
+      </w:r>
+      <w:r>
+        <w:t>coordination</w:t>
+      </w:r>
+      <w:r>
+        <w:t>.</w:t>
+      </w:r>
+      <w:r>
+        <w:t xml:space="preserve"> It makes sure that the </w:t>
+      </w:r>
+      <w:r>
+        <w:t>inventory</w:t>
+      </w:r>
+      <w:r>
+        <w:t xml:space="preserve"> </w:t>
+      </w:r>
+      <w:r>
+        <w:t>management</w:t>
+      </w:r>
+      <w:r>
+        <w:t xml:space="preserve"> is </w:t>
+      </w:r>
+      <w:r>
+        <w:t>supported efficiently.</w:t>
+      </w:r>
+    </w:p>
+    <w:p>
+      <w:r>
+        <w:t>Actors:</w:t>
+      </w:r>
+      <w:r>
+        <w:t xml:space="preserve"> </w:t>
+      </w:r>
+    </w:p>
+    <w:p>
+      <w:r>
+        <w:t>warehouse staff</w:t>
+      </w:r>
+    </w:p>
+    <w:p>
+      <w:r>
+        <w:t xml:space="preserve">transport staff, secondary have limited view </w:t>
+      </w:r>
+      <w:r>
+        <w:t>access</w:t>
+      </w:r>
+    </w:p>
+    <w:p>
+      <w:r>
+        <w:t>Data Content:</w:t>
+      </w:r>
+    </w:p>
+    <w:p>
+      <w:pPr>
+        <w:pStyle w:val="ListParagraph"/>
+        <w:numPr>
+          <w:ilvl w:val="0"/>
+          <w:numId w:val="1"/>
+        </w:numPr>
+      </w:pPr>
+      <w:r>
+        <w:t>Inventory records</w:t>
+      </w:r>
+    </w:p>
+    <w:p>
+      <w:pPr>
+        <w:pStyle w:val="ListParagraph"/>
+        <w:numPr>
+          <w:ilvl w:val="0"/>
+          <w:numId w:val="1"/>
+        </w:numPr>
+      </w:pPr>
+      <w:r>
+        <w:t>Product details</w:t>
+      </w:r>
+    </w:p>
+    <w:p>
+      <w:pPr>
+        <w:pStyle w:val="ListParagraph"/>
+        <w:numPr>
+          <w:ilvl w:val="0"/>
+          <w:numId w:val="1"/>
+        </w:numPr>
+      </w:pPr>
+      <w:r>
+        <w:t>Storage con</w:t>
+      </w:r>
+      <w:r>
+        <w:t>di</w:t>
+      </w:r>
+      <w:r>
+        <w:t>tions</w:t>
+      </w:r>
+    </w:p>
+    <w:p>
+      <w:pPr>
+        <w:pStyle w:val="ListParagraph"/>
+        <w:numPr>
+          <w:ilvl w:val="0"/>
+          <w:numId w:val="1"/>
+        </w:numPr>
+      </w:pPr>
+      <w:r>
+        <w:t>Quality</w:t>
+      </w:r>
+    </w:p>
+    <w:p>
+      <w:pPr>
+        <w:pStyle w:val="ListParagraph"/>
+      </w:pPr>
+    </w:p>
+    <w:p>
+      <w:r>
+        <w:t>Preconditions</w:t>
+      </w:r>
+      <w:r>
+        <w:t>:</w:t>
+      </w:r>
+    </w:p>
+    <w:p>
+      <w:pPr>
+        <w:pStyle w:val="ListParagraph"/>
+        <w:numPr>
+          <w:ilvl w:val="0"/>
+          <w:numId w:val="1"/>
+        </w:numPr>
+      </w:pPr>
+      <w:r>
+        <w:t>To</w:t>
+      </w:r>
+      <w:r>
+        <w:t xml:space="preserve"> be able to manage the staff must be authenticated</w:t>
+      </w:r>
+    </w:p>
+    <w:p>
+      <w:pPr>
+        <w:pStyle w:val="ListParagraph"/>
+        <w:numPr>
+          <w:ilvl w:val="0"/>
+          <w:numId w:val="1"/>
+        </w:numPr>
+      </w:pPr>
+      <w:r>
+        <w:t>The inventory data must exist</w:t>
+      </w:r>
+    </w:p>
+    <w:p>
+      <w:r>
+        <w:t>Begins When:</w:t>
+      </w:r>
+    </w:p>
+    <w:p>
+      <w:pPr>
+        <w:pStyle w:val="ListParagraph"/>
+        <w:numPr>
+          <w:ilvl w:val="0"/>
+          <w:numId w:val="1"/>
+        </w:numPr>
+      </w:pPr>
+      <w:r>
+        <w:t>The staff access the inventory system</w:t>
+      </w:r>
+    </w:p>
+    <w:p>
+      <w:r>
+        <w:t>Ends When:</w:t>
+      </w:r>
+    </w:p>
+    <w:p>
+      <w:pPr>
+        <w:pStyle w:val="ListParagraph"/>
+        <w:numPr>
+          <w:ilvl w:val="0"/>
+          <w:numId w:val="1"/>
+        </w:numPr>
+      </w:pPr>
+      <w:r>
+        <w:t xml:space="preserve">It ends when the inventory </w:t>
+      </w:r>
+      <w:r>
+        <w:t>records are updated</w:t>
+      </w:r>
+    </w:p>
+    <w:p>
+      <w:r>
+        <w:t>Exceptions:</w:t>
+      </w:r>
+    </w:p>
+    <w:p>
+      <w:pPr>
+        <w:pStyle w:val="ListParagraph"/>
+        <w:numPr>
+          <w:ilvl w:val="0"/>
+          <w:numId w:val="1"/>
+        </w:numPr>
+      </w:pPr>
+      <w:r>
+        <w:t xml:space="preserve">If the </w:t>
+      </w:r>
+      <w:r>
+        <w:t>input</w:t>
+      </w:r>
+      <w:r>
+        <w:t xml:space="preserve"> is not accepted and </w:t>
+      </w:r>
+      <w:r>
+        <w:t>the system displays an error</w:t>
+      </w:r>
+    </w:p>
+    <w:p>
+      <w:r>
+        <w:t>Post conditions:</w:t>
+      </w:r>
+    </w:p>
+    <w:p>
+      <w:pPr>
+        <w:pStyle w:val="ListParagraph"/>
+        <w:numPr>
+          <w:ilvl w:val="0"/>
+          <w:numId w:val="1"/>
+        </w:numPr>
+      </w:pPr>
+      <w:r>
+        <w:t xml:space="preserve">The </w:t>
+      </w:r>
+      <w:r>
+        <w:t>inventory</w:t>
+      </w:r>
+      <w:r>
+        <w:t xml:space="preserve"> will then be </w:t>
+      </w:r>
+      <w:r>
+        <w:t>successfully</w:t>
+      </w:r>
+      <w:r>
+        <w:t xml:space="preserve"> updated and stored</w:t>
+      </w:r>
+    </w:p>
+    <w:p>
+      <w:pPr>
+        <w:rPr>
+          <w:b/>
+          <w:bCs/>
+        </w:rPr>
+      </w:pPr>
+      <w:r>
+        <w:rPr>
+          <w:b/>
+          <w:bCs/>
+        </w:rPr>
+        <w:t>Use case 5: Manage User Access</w:t>
+      </w:r>
+    </w:p>
+    <w:p>
+      <w:r>
+        <w:t>Purpose:</w:t>
+      </w:r>
+      <w:r>
+        <w:t xml:space="preserve"> This</w:t>
+      </w:r>
+      <w:r>
+        <w:t xml:space="preserve"> is</w:t>
+      </w:r>
+      <w:r>
+        <w:t xml:space="preserve"> to </w:t>
+      </w:r>
+      <w:r>
+        <w:t>ensure</w:t>
+      </w:r>
+      <w:r>
+        <w:t xml:space="preserve"> that the correct users </w:t>
+      </w:r>
+      <w:proofErr w:type="gramStart"/>
+      <w:r>
+        <w:t xml:space="preserve">are </w:t>
+      </w:r>
+      <w:r>
+        <w:t>able</w:t>
+      </w:r>
+      <w:r>
+        <w:t xml:space="preserve"> to</w:t>
+      </w:r>
+      <w:proofErr w:type="gramEnd"/>
+      <w:r>
+        <w:t xml:space="preserve"> access the needed </w:t>
+      </w:r>
+      <w:r>
+        <w:t>accepts</w:t>
+      </w:r>
+      <w:r>
+        <w:t xml:space="preserve"> of the system in a safe an</w:t>
+      </w:r>
+      <w:r>
+        <w:t>d</w:t>
+      </w:r>
+      <w:r>
+        <w:t xml:space="preserve"> secure way.</w:t>
+      </w:r>
+    </w:p>
+    <w:p>
+      <w:r>
+        <w:lastRenderedPageBreak/>
+        <w:t>Description:</w:t>
+      </w:r>
+    </w:p>
+    <w:p>
+      <w:r>
+        <w:t xml:space="preserve">This use case makes sure that the administrators </w:t>
+      </w:r>
+      <w:r>
+        <w:t>can mange the user accounts , assign roles, and control the access permission to make sure that the system is safe and secure</w:t>
+      </w:r>
+    </w:p>
+    <w:p>
+      <w:r>
+        <w:t>Actors:</w:t>
+      </w:r>
+    </w:p>
+    <w:p>
+      <w:r>
+        <w:t>Admin</w:t>
+      </w:r>
+    </w:p>
+    <w:p>
+      <w:r>
+        <w:t>Data Content:</w:t>
+      </w:r>
+    </w:p>
+    <w:p>
+      <w:pPr>
+        <w:pStyle w:val="ListParagraph"/>
+        <w:numPr>
+          <w:ilvl w:val="0"/>
+          <w:numId w:val="1"/>
+        </w:numPr>
+      </w:pPr>
+      <w:r>
+        <w:t>User details</w:t>
+      </w:r>
+    </w:p>
+    <w:p>
+      <w:pPr>
+        <w:pStyle w:val="ListParagraph"/>
+        <w:numPr>
+          <w:ilvl w:val="0"/>
+          <w:numId w:val="1"/>
+        </w:numPr>
+      </w:pPr>
+      <w:r>
+        <w:t>Roles</w:t>
+      </w:r>
+    </w:p>
+    <w:p>
+      <w:pPr>
+        <w:pStyle w:val="ListParagraph"/>
+        <w:numPr>
+          <w:ilvl w:val="0"/>
+          <w:numId w:val="1"/>
+        </w:numPr>
+      </w:pPr>
+      <w:r>
+        <w:t>P</w:t>
+      </w:r>
+      <w:r>
+        <w:t>ermis</w:t>
+      </w:r>
+      <w:r>
+        <w:t>sions</w:t>
+      </w:r>
+    </w:p>
+    <w:p>
+      <w:pPr>
+        <w:pStyle w:val="ListParagraph"/>
+      </w:pPr>
+    </w:p>
+    <w:p>
+      <w:r>
+        <w:t>Preconditions</w:t>
+      </w:r>
+      <w:r>
+        <w:t>:</w:t>
+      </w:r>
+    </w:p>
+    <w:p>
+      <w:pPr>
+        <w:pStyle w:val="ListParagraph"/>
+        <w:numPr>
+          <w:ilvl w:val="0"/>
+          <w:numId w:val="1"/>
+        </w:numPr>
+      </w:pPr>
+      <w:r>
+        <w:t xml:space="preserve">The admin needs to be authenticated to </w:t>
+      </w:r>
+      <w:r>
+        <w:t>implement the</w:t>
+      </w:r>
+      <w:r>
+        <w:t xml:space="preserve"> use case</w:t>
+      </w:r>
+    </w:p>
+    <w:p>
+      <w:r>
+        <w:t>Begins When:</w:t>
+      </w:r>
+    </w:p>
+    <w:p>
+      <w:pPr>
+        <w:pStyle w:val="ListParagraph"/>
+        <w:numPr>
+          <w:ilvl w:val="0"/>
+          <w:numId w:val="1"/>
+        </w:numPr>
+      </w:pPr>
+      <w:r>
+        <w:t xml:space="preserve">It </w:t>
+      </w:r>
+      <w:r>
+        <w:t>starts</w:t>
+      </w:r>
+      <w:r>
+        <w:t xml:space="preserve"> when the admins access the user management system</w:t>
+      </w:r>
+    </w:p>
+    <w:p>
+      <w:r>
+        <w:t>Ends When:</w:t>
+      </w:r>
+    </w:p>
+    <w:p>
+      <w:pPr>
+        <w:pStyle w:val="ListParagraph"/>
+        <w:numPr>
+          <w:ilvl w:val="0"/>
+          <w:numId w:val="1"/>
+        </w:numPr>
+      </w:pPr>
+      <w:r>
+        <w:t>When the user roles and permission are updated the use case ends</w:t>
+      </w:r>
+    </w:p>
+    <w:p>
+      <w:r>
+        <w:t>Exceptions:</w:t>
+      </w:r>
+    </w:p>
+    <w:p>
+      <w:pPr>
+        <w:pStyle w:val="ListParagraph"/>
+        <w:numPr>
+          <w:ilvl w:val="0"/>
+          <w:numId w:val="1"/>
+        </w:numPr>
+      </w:pPr>
+      <w:r>
+        <w:t xml:space="preserve">If the role </w:t>
+      </w:r>
+      <w:r>
+        <w:t>updating</w:t>
+      </w:r>
+      <w:r>
+        <w:t xml:space="preserve"> is </w:t>
+      </w:r>
+      <w:r>
+        <w:t>invalid,</w:t>
+      </w:r>
+      <w:r>
+        <w:t xml:space="preserve"> then a system error will show</w:t>
+      </w:r>
+    </w:p>
+    <w:p>
+      <w:r>
+        <w:t>Post conditions:</w:t>
+      </w:r>
+    </w:p>
+    <w:p>
+      <w:pPr>
+        <w:pStyle w:val="ListParagraph"/>
+        <w:numPr>
+          <w:ilvl w:val="0"/>
+          <w:numId w:val="1"/>
+        </w:numPr>
+      </w:pPr>
+      <w:r>
+        <w:t xml:space="preserve">The user access and role </w:t>
+      </w:r>
+      <w:r>
+        <w:t>updating</w:t>
+      </w:r>
+      <w:r>
+        <w:t xml:space="preserve"> will be successful</w:t>
+      </w:r>
+    </w:p>
+    <w:p/>
+    <w:p>
+      <w:pPr>
+        <w:rPr>
+          <w:b/>
+          <w:bCs/>
+        </w:rPr>
+      </w:pPr>
+      <w:r>
+        <w:rPr>
+          <w:b/>
+          <w:bCs/>
+        </w:rPr>
+        <w:t xml:space="preserve">3.6 </w:t>
+      </w:r>
+      <w:r>
+        <w:rPr>
+          <w:b/>
+          <w:bCs/>
+        </w:rPr>
+        <w:t xml:space="preserve">The </w:t>
+      </w:r>
+      <w:r>
+        <w:rPr>
+          <w:b/>
+          <w:bCs/>
+        </w:rPr>
+        <w:t>relationships</w:t>
+      </w:r>
+      <w:r>
+        <w:rPr>
+          <w:b/>
+          <w:bCs/>
+        </w:rPr>
+        <w:t xml:space="preserve"> explained:</w:t>
+      </w:r>
+    </w:p>
+    <w:p>
+      <w:r>
+        <w:t xml:space="preserve">This use case diagram includes </w:t>
+      </w:r>
+      <w:r>
+        <w:rPr>
+          <w:b/>
+          <w:bCs/>
+        </w:rPr>
+        <w:t>&lt;&lt;include&gt;&gt;,</w:t>
+      </w:r>
+      <w:r>
+        <w:t xml:space="preserve"> </w:t>
+      </w:r>
+      <w:r>
+        <w:rPr>
+          <w:b/>
+          <w:bCs/>
+        </w:rPr>
+        <w:t>&lt;&lt;extend&gt;&gt;,</w:t>
+      </w:r>
+      <w:r>
+        <w:t xml:space="preserve"> and the </w:t>
+      </w:r>
+      <w:r>
+        <w:t>generalization</w:t>
+      </w:r>
+      <w:r>
+        <w:t xml:space="preserve"> relationship to make sure that the system </w:t>
+      </w:r>
+      <w:r>
+        <w:t xml:space="preserve">functionality is </w:t>
+      </w:r>
+      <w:r>
+        <w:t>structure</w:t>
+      </w:r>
+      <w:r>
+        <w:t xml:space="preserve"> </w:t>
+      </w:r>
+      <w:r>
+        <w:t>efficiently</w:t>
+      </w:r>
+      <w:r>
+        <w:t>.</w:t>
+      </w:r>
+    </w:p>
+    <w:p>
+      <w:r>
+        <w:t>I</w:t>
+      </w:r>
+      <w:r>
+        <w:t>n</w:t>
+      </w:r>
+      <w:r>
+        <w:t xml:space="preserve"> the diagram above , the </w:t>
+      </w:r>
+      <w:r>
+        <w:rPr>
+          <w:b/>
+          <w:bCs/>
+        </w:rPr>
+        <w:t>&lt;&lt;include&gt;&gt;</w:t>
+      </w:r>
+      <w:r>
+        <w:t xml:space="preserve"> relationship is applied to the </w:t>
+      </w:r>
+      <w:r>
+        <w:rPr>
+          <w:b/>
+          <w:bCs/>
+          <w:i/>
+          <w:iCs/>
+        </w:rPr>
+        <w:t xml:space="preserve">Mange </w:t>
+      </w:r>
+      <w:r>
+        <w:rPr>
+          <w:b/>
+          <w:bCs/>
+          <w:i/>
+          <w:iCs/>
+        </w:rPr>
+        <w:t>Inventory</w:t>
+      </w:r>
+      <w:r>
+        <w:t xml:space="preserve"> and </w:t>
+      </w:r>
+      <w:r>
+        <w:rPr>
+          <w:b/>
+          <w:bCs/>
+          <w:i/>
+          <w:iCs/>
+        </w:rPr>
+        <w:t>Process Returned Goods</w:t>
+      </w:r>
+      <w:r>
+        <w:t xml:space="preserve"> use cases. This is done to show that processing a returned good is a required part of managing the </w:t>
+      </w:r>
+      <w:r>
+        <w:t>inventory</w:t>
+      </w:r>
+      <w:r>
+        <w:t xml:space="preserve">. </w:t>
+      </w:r>
+      <w:r>
+        <w:t>Whenever</w:t>
+      </w:r>
+      <w:r>
         <w:t xml:space="preserve"> the </w:t>
       </w:r>
       <w:r>
-        <w:t>shipments</w:t>
-      </w:r>
-      <w:r>
-        <w:t xml:space="preserve"> and operational information.</w:t>
-      </w:r>
-    </w:p>
-    <w:p/>
-    <w:p>
-      <w:r>
-        <w:t>IT Administrators</w:t>
-      </w:r>
-    </w:p>
-    <w:p>
-      <w:pPr>
-        <w:pStyle w:val="ListParagraph"/>
-        <w:numPr>
-          <w:ilvl w:val="0"/>
-          <w:numId w:val="1"/>
-        </w:numPr>
-      </w:pPr>
-      <w:r>
-        <w:t xml:space="preserve">IT </w:t>
-      </w:r>
-      <w:r>
-        <w:t>administrators</w:t>
-      </w:r>
-      <w:r>
-        <w:t xml:space="preserve"> require the system to manage user access and maintain system performance</w:t>
+        <w:t>inventory</w:t>
+      </w:r>
+      <w:r>
+        <w:t xml:space="preserve"> is manged, the </w:t>
+      </w:r>
+      <w:r>
+        <w:t>returned</w:t>
+      </w:r>
+      <w:r>
+        <w:t xml:space="preserve"> goods also need to be handled as part of the process. </w:t>
+      </w:r>
+    </w:p>
+    <w:p>
+      <w:r>
+        <w:t xml:space="preserve">The second </w:t>
+      </w:r>
+      <w:r>
+        <w:rPr>
+          <w:b/>
+          <w:bCs/>
+        </w:rPr>
+        <w:t>&lt;&lt;include&gt;&gt;</w:t>
+      </w:r>
+      <w:r>
+        <w:t xml:space="preserve"> relationship that is s</w:t>
+      </w:r>
+      <w:r>
+        <w:t>ho</w:t>
+      </w:r>
+      <w:r>
+        <w:t xml:space="preserve">wn in the diagram is the one between the Track shipment and View shipment Information. </w:t>
+      </w:r>
+      <w:r>
+        <w:t xml:space="preserve">This is done because when a user </w:t>
+      </w:r>
+      <w:r>
+        <w:lastRenderedPageBreak/>
+        <w:t xml:space="preserve">tracks a particular shipment, the system needs to </w:t>
+      </w:r>
+      <w:r>
+        <w:t>retrieve</w:t>
+      </w:r>
+      <w:r>
+        <w:t xml:space="preserve"> and</w:t>
+      </w:r>
+      <w:r>
+        <w:t xml:space="preserve"> update</w:t>
+      </w:r>
+      <w:r>
+        <w:t xml:space="preserve"> the shipment details as part of the process. </w:t>
+      </w:r>
+      <w:r>
+        <w:t>Without</w:t>
+      </w:r>
+      <w:r>
+        <w:t xml:space="preserve"> this information the tracking cannot </w:t>
+      </w:r>
+      <w:r>
+        <w:t>occur,</w:t>
+      </w:r>
+      <w:r>
+        <w:t xml:space="preserve"> so this </w:t>
+      </w:r>
+      <w:r>
+        <w:t>behaviour</w:t>
+      </w:r>
+      <w:r>
+        <w:t xml:space="preserve"> is deemed as a necessary step.</w:t>
+      </w:r>
+    </w:p>
+    <w:p>
+      <w:r>
+        <w:t xml:space="preserve">There is only one </w:t>
+      </w:r>
+      <w:r>
+        <w:rPr>
+          <w:b/>
+          <w:bCs/>
+        </w:rPr>
+        <w:t>&lt;&lt;extend&gt;&gt;</w:t>
+      </w:r>
+      <w:r>
+        <w:t xml:space="preserve"> relationship that is show in the </w:t>
+      </w:r>
+      <w:r>
+        <w:t>diagram</w:t>
+      </w:r>
+      <w:r>
+        <w:t xml:space="preserve">. This </w:t>
+      </w:r>
+      <w:r>
+        <w:t>is</w:t>
+      </w:r>
+      <w:r>
+        <w:t xml:space="preserve"> between the </w:t>
+      </w:r>
+      <w:r>
+        <w:rPr>
+          <w:b/>
+          <w:bCs/>
+          <w:i/>
+          <w:iCs/>
+        </w:rPr>
+        <w:t>Handle customer Enquiry</w:t>
+      </w:r>
+      <w:r>
+        <w:t xml:space="preserve"> and </w:t>
+      </w:r>
+      <w:r>
+        <w:rPr>
+          <w:b/>
+          <w:bCs/>
+          <w:i/>
+          <w:iCs/>
+        </w:rPr>
+        <w:t>Track Shipment</w:t>
+      </w:r>
+      <w:r>
+        <w:t xml:space="preserve">. </w:t>
+      </w:r>
+      <w:r>
+        <w:t xml:space="preserve">This is because of the </w:t>
+      </w:r>
+      <w:r>
+        <w:t>conditional</w:t>
+      </w:r>
+      <w:r>
+        <w:t xml:space="preserve"> behaviour between both the use cases. When a </w:t>
+      </w:r>
+      <w:r>
+        <w:t xml:space="preserve">customer enquiry is </w:t>
+      </w:r>
+      <w:r>
+        <w:t>being</w:t>
+      </w:r>
+      <w:r>
+        <w:t xml:space="preserve"> handled there are times that the tracking information f the shipment needs to be </w:t>
+      </w:r>
+      <w:r>
+        <w:t>accessed</w:t>
+      </w:r>
+      <w:r>
+        <w:t xml:space="preserve"> . The status needs to be accessed by the customer served staff as needed</w:t>
+      </w:r>
+      <w:r>
+        <w:t xml:space="preserve">. </w:t>
+      </w:r>
+      <w:r>
+        <w:t>Otherwise,</w:t>
+      </w:r>
+      <w:r>
+        <w:t xml:space="preserve"> the customer service staff</w:t>
+      </w:r>
+      <w:r>
+        <w:t xml:space="preserve"> will need to contact the </w:t>
+      </w:r>
+      <w:r>
+        <w:t>transport</w:t>
+      </w:r>
+      <w:r>
+        <w:t xml:space="preserve"> team and request </w:t>
+      </w:r>
+      <w:r>
+        <w:t>the</w:t>
+      </w:r>
+      <w:r>
+        <w:t xml:space="preserve"> information , then be able to give the information to the customer. Which hinders the </w:t>
+      </w:r>
+      <w:r>
+        <w:t>efficiency</w:t>
+      </w:r>
+      <w:r>
+        <w:t xml:space="preserve"> of </w:t>
+      </w:r>
+      <w:r>
+        <w:t>everyone’s</w:t>
+      </w:r>
+      <w:r>
+        <w:t xml:space="preserve"> job </w:t>
+      </w:r>
+      <w:proofErr w:type="gramStart"/>
+      <w:r>
+        <w:t>and also</w:t>
+      </w:r>
+      <w:proofErr w:type="gramEnd"/>
+      <w:r>
+        <w:t xml:space="preserve"> </w:t>
+      </w:r>
+      <w:r>
+        <w:t>invoices</w:t>
+      </w:r>
+      <w:r>
+        <w:t xml:space="preserve"> the customer.</w:t>
+      </w:r>
+      <w:r>
+        <w:t xml:space="preserve"> </w:t>
+      </w:r>
+      <w:r>
+        <w:t>So,</w:t>
+      </w:r>
+      <w:r>
+        <w:t xml:space="preserve"> this relationship allows for the system to support the additional functionality while also reserving the </w:t>
+      </w:r>
+      <w:r>
+        <w:t>induvial</w:t>
+      </w:r>
+      <w:r>
+        <w:t xml:space="preserve"> process of each department.</w:t>
+      </w:r>
+    </w:p>
+    <w:p>
+      <w:r>
+        <w:t xml:space="preserve">The </w:t>
+      </w:r>
+      <w:r>
+        <w:t>generalisation</w:t>
+      </w:r>
+      <w:r>
+        <w:t xml:space="preserve"> done in the use case diagram is the </w:t>
+      </w:r>
+      <w:r>
+        <w:t>generalisation</w:t>
+      </w:r>
+      <w:r>
+        <w:t xml:space="preserve"> between the actors. </w:t>
+      </w:r>
+      <w:r>
+        <w:t xml:space="preserve">The </w:t>
+      </w:r>
+      <w:r>
+        <w:t>generalisation</w:t>
+      </w:r>
+      <w:r>
+        <w:t xml:space="preserve"> represents </w:t>
+      </w:r>
+      <w:r>
+        <w:t xml:space="preserve">the relationship between the staff and the </w:t>
+      </w:r>
+      <w:r>
+        <w:t xml:space="preserve"> specialised</w:t>
+      </w:r>
+      <w:r>
+        <w:t xml:space="preserve"> actors , transport staff</w:t>
+      </w:r>
+      <w:r>
+        <w:t>,</w:t>
+      </w:r>
+      <w:r>
+        <w:t xml:space="preserve"> warehouse staff</w:t>
+      </w:r>
+      <w:r>
+        <w:t>, and customer service staff</w:t>
+      </w:r>
+      <w:r>
+        <w:t xml:space="preserve">. This indicated that the actors involved share common interactions </w:t>
+      </w:r>
+      <w:r>
+        <w:t>within</w:t>
+      </w:r>
+      <w:r>
+        <w:t xml:space="preserve"> the </w:t>
+      </w:r>
+      <w:r>
+        <w:t>system</w:t>
+      </w:r>
+      <w:r>
+        <w:t xml:space="preserve">. Some of these interactions include accessing shipment information, participating in operation </w:t>
+      </w:r>
+      <w:r>
+        <w:t>workflows</w:t>
+      </w:r>
+      <w:r>
+        <w:t xml:space="preserve">, while also have </w:t>
+      </w:r>
+      <w:r>
+        <w:t>roles</w:t>
+      </w:r>
+      <w:r>
+        <w:t xml:space="preserve"> </w:t>
+      </w:r>
+      <w:r>
+        <w:t>specific</w:t>
+      </w:r>
+      <w:r>
+        <w:t xml:space="preserve">  </w:t>
+      </w:r>
+      <w:r>
+        <w:t>responsibilities</w:t>
+      </w:r>
+      <w:r>
+        <w:t xml:space="preserve"> as opposed to </w:t>
+      </w:r>
+      <w:r>
+        <w:t>the</w:t>
+      </w:r>
+      <w:r>
+        <w:rPr>
+          <w:b/>
+          <w:bCs/>
+        </w:rPr>
+        <w:t xml:space="preserve"> </w:t>
+      </w:r>
+      <w:r>
+        <w:rPr>
+          <w:b/>
+          <w:bCs/>
+          <w:i/>
+          <w:iCs/>
+        </w:rPr>
+        <w:t>customer</w:t>
+      </w:r>
+      <w:r>
+        <w:rPr>
+          <w:i/>
+          <w:iCs/>
+        </w:rPr>
+        <w:t xml:space="preserve"> </w:t>
+      </w:r>
+      <w:r>
+        <w:t>who</w:t>
+      </w:r>
+      <w:r>
+        <w:t xml:space="preserve"> </w:t>
+      </w:r>
+      <w:r>
+        <w:t>is an</w:t>
+      </w:r>
+      <w:r>
+        <w:t xml:space="preserve"> external </w:t>
+      </w:r>
+      <w:r>
+        <w:t>stakeholder</w:t>
       </w:r>
       <w:r>
         <w:t>.</w:t>
       </w:r>
     </w:p>
-    <w:p>
-      <w:pPr>
-        <w:pStyle w:val="ListParagraph"/>
-        <w:numPr>
-          <w:ilvl w:val="0"/>
-          <w:numId w:val="1"/>
-        </w:numPr>
-      </w:pPr>
-      <w:r>
-        <w:t xml:space="preserve">(Functional </w:t>
-      </w:r>
-      <w:r>
-        <w:t>requirement</w:t>
-      </w:r>
-      <w:r>
-        <w:t>) :</w:t>
-      </w:r>
-      <w:r>
-        <w:t xml:space="preserve">The system shall mange user roles, enforce access control, and maintain system </w:t>
-      </w:r>
-      <w:r>
-        <w:t>performance</w:t>
-      </w:r>
-    </w:p>
-    <w:p>
-      <w:pPr>
-        <w:pStyle w:val="ListParagraph"/>
-        <w:numPr>
-          <w:ilvl w:val="0"/>
-          <w:numId w:val="1"/>
-        </w:numPr>
-      </w:pPr>
-    </w:p>
-    <w:p/>
     <w:p/>
     <w:p/>
     <w:sectPr>
@@ -8399,6 +10974,7 @@
   <w:style w:type="character" w:default="1" w:styleId="DefaultParagraphFont">
     <w:name w:val="Default Paragraph Font"/>
     <w:uiPriority w:val="1"/>
+    <w:semiHidden/>
     <w:unhideWhenUsed/>
   </w:style>
   <w:style w:type="table" w:default="1" w:styleId="TableNormal">
